--- a/Advanced Cryptography logbook.docx
+++ b/Advanced Cryptography logbook.docx
@@ -17,25 +17,7 @@
           <w:b/>
           <w:bCs/>
         </w:rPr>
-        <w:t>BIT</w:t>
-      </w:r>
-      <w:proofErr w:type="gramStart"/>
-      <w:r>
-        <w:rPr>
-          <w:rFonts w:ascii="Times New Roman" w:eastAsia="Calibri" w:hAnsi="Times New Roman"/>
-          <w:b/>
-          <w:bCs/>
-        </w:rPr>
-        <w:t>4138 :</w:t>
-      </w:r>
-      <w:proofErr w:type="gramEnd"/>
-      <w:r>
-        <w:rPr>
-          <w:rFonts w:ascii="Times New Roman" w:eastAsia="Calibri" w:hAnsi="Times New Roman"/>
-          <w:b/>
-          <w:bCs/>
-        </w:rPr>
-        <w:t xml:space="preserve"> ADVANCED CRYPTOGRAPHY</w:t>
+        <w:t>BIT4138: ADVANCED CRYPTOGRAPHY</w:t>
       </w:r>
     </w:p>
     <w:p>
@@ -411,8 +393,6 @@
             </w:rPr>
             <w:t>Contents</w:t>
           </w:r>
-          <w:bookmarkStart w:id="0" w:name="_GoBack"/>
-          <w:bookmarkEnd w:id="0"/>
         </w:p>
         <w:p>
           <w:pPr>
@@ -446,7 +426,7 @@
             </w:rPr>
             <w:fldChar w:fldCharType="separate"/>
           </w:r>
-          <w:hyperlink w:anchor="_Toc233478248" w:history="1">
+          <w:hyperlink w:anchor="_Toc234191041" w:history="1">
             <w:r>
               <w:rPr>
                 <w:rStyle w:val="Hyperlink"/>
@@ -477,7 +457,7 @@
                 <w:noProof/>
                 <w:webHidden/>
               </w:rPr>
-              <w:instrText xml:space="preserve"> PAGEREF _Toc233478248 \h </w:instrText>
+              <w:instrText xml:space="preserve"> PAGEREF _Toc234191041 \h </w:instrText>
             </w:r>
             <w:r>
               <w:rPr>
@@ -497,7 +477,7 @@
                 <w:noProof/>
                 <w:webHidden/>
               </w:rPr>
-              <w:t>10</w:t>
+              <w:t>11</w:t>
             </w:r>
             <w:r>
               <w:rPr>
@@ -522,7 +502,7 @@
               <w:szCs w:val="22"/>
             </w:rPr>
           </w:pPr>
-          <w:hyperlink w:anchor="_Toc233478249" w:history="1">
+          <w:hyperlink w:anchor="_Toc234191042" w:history="1">
             <w:r>
               <w:rPr>
                 <w:rStyle w:val="Hyperlink"/>
@@ -549,7 +529,7 @@
                 <w:noProof/>
                 <w:webHidden/>
               </w:rPr>
-              <w:instrText xml:space="preserve"> PAGEREF _Toc233478249 \h </w:instrText>
+              <w:instrText xml:space="preserve"> PAGEREF _Toc234191042 \h </w:instrText>
             </w:r>
             <w:r>
               <w:rPr>
@@ -569,7 +549,7 @@
                 <w:noProof/>
                 <w:webHidden/>
               </w:rPr>
-              <w:t>10</w:t>
+              <w:t>11</w:t>
             </w:r>
             <w:r>
               <w:rPr>
@@ -594,7 +574,7 @@
               <w:szCs w:val="22"/>
             </w:rPr>
           </w:pPr>
-          <w:hyperlink w:anchor="_Toc233478250" w:history="1">
+          <w:hyperlink w:anchor="_Toc234191043" w:history="1">
             <w:r>
               <w:rPr>
                 <w:rStyle w:val="Hyperlink"/>
@@ -621,7 +601,7 @@
                 <w:noProof/>
                 <w:webHidden/>
               </w:rPr>
-              <w:instrText xml:space="preserve"> PAGEREF _Toc233478250 \h </w:instrText>
+              <w:instrText xml:space="preserve"> PAGEREF _Toc234191043 \h </w:instrText>
             </w:r>
             <w:r>
               <w:rPr>
@@ -641,7 +621,7 @@
                 <w:noProof/>
                 <w:webHidden/>
               </w:rPr>
-              <w:t>11</w:t>
+              <w:t>12</w:t>
             </w:r>
             <w:r>
               <w:rPr>
@@ -666,7 +646,7 @@
               <w:szCs w:val="22"/>
             </w:rPr>
           </w:pPr>
-          <w:hyperlink w:anchor="_Toc233478251" w:history="1">
+          <w:hyperlink w:anchor="_Toc234191044" w:history="1">
             <w:r>
               <w:rPr>
                 <w:rStyle w:val="Hyperlink"/>
@@ -695,7 +675,7 @@
                 <w:noProof/>
                 <w:webHidden/>
               </w:rPr>
-              <w:instrText xml:space="preserve"> PAGEREF _Toc233478251 \h </w:instrText>
+              <w:instrText xml:space="preserve"> PAGEREF _Toc234191044 \h </w:instrText>
             </w:r>
             <w:r>
               <w:rPr>
@@ -715,7 +695,7 @@
                 <w:noProof/>
                 <w:webHidden/>
               </w:rPr>
-              <w:t>11</w:t>
+              <w:t>12</w:t>
             </w:r>
             <w:r>
               <w:rPr>
@@ -737,7 +717,7 @@
               <w:szCs w:val="22"/>
             </w:rPr>
           </w:pPr>
-          <w:hyperlink w:anchor="_Toc233478252" w:history="1">
+          <w:hyperlink w:anchor="_Toc234191045" w:history="1">
             <w:r>
               <w:rPr>
                 <w:rStyle w:val="Hyperlink"/>
@@ -767,7 +747,7 @@
                 <w:noProof/>
                 <w:webHidden/>
               </w:rPr>
-              <w:instrText xml:space="preserve"> PAGEREF _Toc233478252 \h </w:instrText>
+              <w:instrText xml:space="preserve"> PAGEREF _Toc234191045 \h </w:instrText>
             </w:r>
             <w:r>
               <w:rPr>
@@ -787,7 +767,7 @@
                 <w:noProof/>
                 <w:webHidden/>
               </w:rPr>
-              <w:t>12</w:t>
+              <w:t>13</w:t>
             </w:r>
             <w:r>
               <w:rPr>
@@ -809,56 +789,103 @@
               <w:szCs w:val="22"/>
             </w:rPr>
           </w:pPr>
-          <w:hyperlink w:anchor="_Toc233478253" w:history="1">
-            <w:r>
-              <w:rPr>
-                <w:noProof/>
-                <w:webHidden/>
-              </w:rPr>
-              <w:tab/>
-            </w:r>
-            <w:r>
-              <w:rPr>
-                <w:noProof/>
-                <w:webHidden/>
-              </w:rPr>
-              <w:fldChar w:fldCharType="begin"/>
-            </w:r>
-            <w:r>
-              <w:rPr>
-                <w:noProof/>
-                <w:webHidden/>
-              </w:rPr>
-              <w:instrText xml:space="preserve"> PAGEREF _Toc233478253 \h </w:instrText>
-            </w:r>
-            <w:r>
-              <w:rPr>
-                <w:noProof/>
-                <w:webHidden/>
-              </w:rPr>
-            </w:r>
-            <w:r>
-              <w:rPr>
-                <w:noProof/>
-                <w:webHidden/>
-              </w:rPr>
-              <w:fldChar w:fldCharType="separate"/>
-            </w:r>
-            <w:r>
-              <w:rPr>
-                <w:noProof/>
-                <w:webHidden/>
-              </w:rPr>
-              <w:t>13</w:t>
-            </w:r>
-            <w:r>
-              <w:rPr>
-                <w:noProof/>
-                <w:webHidden/>
-              </w:rPr>
-              <w:fldChar w:fldCharType="end"/>
-            </w:r>
-          </w:hyperlink>
+          <w:r>
+            <w:rPr>
+              <w:rStyle w:val="Hyperlink"/>
+              <w:noProof/>
+            </w:rPr>
+            <w:fldChar w:fldCharType="begin"/>
+          </w:r>
+          <w:r>
+            <w:rPr>
+              <w:rStyle w:val="Hyperlink"/>
+              <w:noProof/>
+            </w:rPr>
+            <w:instrText xml:space="preserve"> </w:instrText>
+          </w:r>
+          <w:r>
+            <w:rPr>
+              <w:noProof/>
+            </w:rPr>
+            <w:instrText>HYPERLINK \l "_Toc234191046"</w:instrText>
+          </w:r>
+          <w:r>
+            <w:rPr>
+              <w:rStyle w:val="Hyperlink"/>
+              <w:noProof/>
+            </w:rPr>
+            <w:instrText xml:space="preserve"> </w:instrText>
+          </w:r>
+          <w:r>
+            <w:rPr>
+              <w:rStyle w:val="Hyperlink"/>
+              <w:noProof/>
+            </w:rPr>
+          </w:r>
+          <w:r>
+            <w:rPr>
+              <w:rStyle w:val="Hyperlink"/>
+              <w:noProof/>
+            </w:rPr>
+            <w:fldChar w:fldCharType="separate"/>
+          </w:r>
+          <w:bookmarkStart w:id="0" w:name="_GoBack"/>
+          <w:bookmarkEnd w:id="0"/>
+          <w:r>
+            <w:rPr>
+              <w:noProof/>
+              <w:webHidden/>
+            </w:rPr>
+            <w:tab/>
+          </w:r>
+          <w:r>
+            <w:rPr>
+              <w:noProof/>
+              <w:webHidden/>
+            </w:rPr>
+            <w:fldChar w:fldCharType="begin"/>
+          </w:r>
+          <w:r>
+            <w:rPr>
+              <w:noProof/>
+              <w:webHidden/>
+            </w:rPr>
+            <w:instrText xml:space="preserve"> PAGEREF _Toc234191046 \h </w:instrText>
+          </w:r>
+          <w:r>
+            <w:rPr>
+              <w:noProof/>
+              <w:webHidden/>
+            </w:rPr>
+          </w:r>
+          <w:r>
+            <w:rPr>
+              <w:noProof/>
+              <w:webHidden/>
+            </w:rPr>
+            <w:fldChar w:fldCharType="separate"/>
+          </w:r>
+          <w:r>
+            <w:rPr>
+              <w:noProof/>
+              <w:webHidden/>
+            </w:rPr>
+            <w:t>14</w:t>
+          </w:r>
+          <w:r>
+            <w:rPr>
+              <w:noProof/>
+              <w:webHidden/>
+            </w:rPr>
+            <w:fldChar w:fldCharType="end"/>
+          </w:r>
+          <w:r>
+            <w:rPr>
+              <w:rStyle w:val="Hyperlink"/>
+              <w:noProof/>
+            </w:rPr>
+            <w:fldChar w:fldCharType="end"/>
+          </w:r>
         </w:p>
         <w:p>
           <w:pPr>
@@ -871,7 +898,7 @@
               <w:szCs w:val="22"/>
             </w:rPr>
           </w:pPr>
-          <w:hyperlink w:anchor="_Toc233478254" w:history="1">
+          <w:hyperlink w:anchor="_Toc234191047" w:history="1">
             <w:r>
               <w:rPr>
                 <w:rStyle w:val="Hyperlink"/>
@@ -901,7 +928,7 @@
                 <w:noProof/>
                 <w:webHidden/>
               </w:rPr>
-              <w:instrText xml:space="preserve"> PAGEREF _Toc233478254 \h </w:instrText>
+              <w:instrText xml:space="preserve"> PAGEREF _Toc234191047 \h </w:instrText>
             </w:r>
             <w:r>
               <w:rPr>
@@ -921,7 +948,7 @@
                 <w:noProof/>
                 <w:webHidden/>
               </w:rPr>
-              <w:t>13</w:t>
+              <w:t>14</w:t>
             </w:r>
             <w:r>
               <w:rPr>
@@ -946,7 +973,7 @@
               <w:szCs w:val="22"/>
             </w:rPr>
           </w:pPr>
-          <w:hyperlink w:anchor="_Toc233478255" w:history="1">
+          <w:hyperlink w:anchor="_Toc234191048" w:history="1">
             <w:r>
               <w:rPr>
                 <w:rStyle w:val="Hyperlink"/>
@@ -977,7 +1004,7 @@
                 <w:noProof/>
                 <w:webHidden/>
               </w:rPr>
-              <w:instrText xml:space="preserve"> PAGEREF _Toc233478255 \h </w:instrText>
+              <w:instrText xml:space="preserve"> PAGEREF _Toc234191048 \h </w:instrText>
             </w:r>
             <w:r>
               <w:rPr>
@@ -997,7 +1024,7 @@
                 <w:noProof/>
                 <w:webHidden/>
               </w:rPr>
-              <w:t>15</w:t>
+              <w:t>16</w:t>
             </w:r>
             <w:r>
               <w:rPr>
@@ -1022,7 +1049,7 @@
               <w:szCs w:val="22"/>
             </w:rPr>
           </w:pPr>
-          <w:hyperlink w:anchor="_Toc233478256" w:history="1">
+          <w:hyperlink w:anchor="_Toc234191049" w:history="1">
             <w:r>
               <w:rPr>
                 <w:noProof/>
@@ -1042,7 +1069,7 @@
                 <w:noProof/>
                 <w:webHidden/>
               </w:rPr>
-              <w:instrText xml:space="preserve"> PAGEREF _Toc233478256 \h </w:instrText>
+              <w:instrText xml:space="preserve"> PAGEREF _Toc234191049 \h </w:instrText>
             </w:r>
             <w:r>
               <w:rPr>
@@ -1062,7 +1089,7 @@
                 <w:noProof/>
                 <w:webHidden/>
               </w:rPr>
-              <w:t>15</w:t>
+              <w:t>16</w:t>
             </w:r>
             <w:r>
               <w:rPr>
@@ -1087,7 +1114,7 @@
               <w:szCs w:val="22"/>
             </w:rPr>
           </w:pPr>
-          <w:hyperlink w:anchor="_Toc233478257" w:history="1">
+          <w:hyperlink w:anchor="_Toc234191050" w:history="1">
             <w:r>
               <w:rPr>
                 <w:noProof/>
@@ -1107,7 +1134,7 @@
                 <w:noProof/>
                 <w:webHidden/>
               </w:rPr>
-              <w:instrText xml:space="preserve"> PAGEREF _Toc233478257 \h </w:instrText>
+              <w:instrText xml:space="preserve"> PAGEREF _Toc234191050 \h </w:instrText>
             </w:r>
             <w:r>
               <w:rPr>
@@ -1127,7 +1154,7 @@
                 <w:noProof/>
                 <w:webHidden/>
               </w:rPr>
-              <w:t>15</w:t>
+              <w:t>16</w:t>
             </w:r>
             <w:r>
               <w:rPr>
@@ -1152,7 +1179,7 @@
               <w:szCs w:val="22"/>
             </w:rPr>
           </w:pPr>
-          <w:hyperlink w:anchor="_Toc233478258" w:history="1">
+          <w:hyperlink w:anchor="_Toc234191051" w:history="1">
             <w:r>
               <w:rPr>
                 <w:rStyle w:val="Hyperlink"/>
@@ -1183,7 +1210,7 @@
                 <w:noProof/>
                 <w:webHidden/>
               </w:rPr>
-              <w:instrText xml:space="preserve"> PAGEREF _Toc233478258 \h </w:instrText>
+              <w:instrText xml:space="preserve"> PAGEREF _Toc234191051 \h </w:instrText>
             </w:r>
             <w:r>
               <w:rPr>
@@ -1203,7 +1230,7 @@
                 <w:noProof/>
                 <w:webHidden/>
               </w:rPr>
-              <w:t>16</w:t>
+              <w:t>17</w:t>
             </w:r>
             <w:r>
               <w:rPr>
@@ -1228,7 +1255,7 @@
               <w:szCs w:val="22"/>
             </w:rPr>
           </w:pPr>
-          <w:hyperlink w:anchor="_Toc233478259" w:history="1">
+          <w:hyperlink w:anchor="_Toc234191052" w:history="1">
             <w:r>
               <w:rPr>
                 <w:rStyle w:val="Hyperlink"/>
@@ -1259,7 +1286,7 @@
                 <w:noProof/>
                 <w:webHidden/>
               </w:rPr>
-              <w:instrText xml:space="preserve"> PAGEREF _Toc233478259 \h </w:instrText>
+              <w:instrText xml:space="preserve"> PAGEREF _Toc234191052 \h </w:instrText>
             </w:r>
             <w:r>
               <w:rPr>
@@ -1279,7 +1306,7 @@
                 <w:noProof/>
                 <w:webHidden/>
               </w:rPr>
-              <w:t>18</w:t>
+              <w:t>19</w:t>
             </w:r>
             <w:r>
               <w:rPr>
@@ -1304,7 +1331,7 @@
               <w:szCs w:val="22"/>
             </w:rPr>
           </w:pPr>
-          <w:hyperlink w:anchor="_Toc233478260" w:history="1">
+          <w:hyperlink w:anchor="_Toc234191053" w:history="1">
             <w:r>
               <w:rPr>
                 <w:noProof/>
@@ -1324,7 +1351,7 @@
                 <w:noProof/>
                 <w:webHidden/>
               </w:rPr>
-              <w:instrText xml:space="preserve"> PAGEREF _Toc233478260 \h </w:instrText>
+              <w:instrText xml:space="preserve"> PAGEREF _Toc234191053 \h </w:instrText>
             </w:r>
             <w:r>
               <w:rPr>
@@ -1344,7 +1371,7 @@
                 <w:noProof/>
                 <w:webHidden/>
               </w:rPr>
-              <w:t>18</w:t>
+              <w:t>19</w:t>
             </w:r>
             <w:r>
               <w:rPr>
@@ -1369,7 +1396,7 @@
               <w:szCs w:val="22"/>
             </w:rPr>
           </w:pPr>
-          <w:hyperlink w:anchor="_Toc233478261" w:history="1">
+          <w:hyperlink w:anchor="_Toc234191054" w:history="1">
             <w:r>
               <w:rPr>
                 <w:noProof/>
@@ -1389,7 +1416,7 @@
                 <w:noProof/>
                 <w:webHidden/>
               </w:rPr>
-              <w:instrText xml:space="preserve"> PAGEREF _Toc233478261 \h </w:instrText>
+              <w:instrText xml:space="preserve"> PAGEREF _Toc234191054 \h </w:instrText>
             </w:r>
             <w:r>
               <w:rPr>
@@ -1409,7 +1436,7 @@
                 <w:noProof/>
                 <w:webHidden/>
               </w:rPr>
-              <w:t>19</w:t>
+              <w:t>20</w:t>
             </w:r>
             <w:r>
               <w:rPr>
@@ -1434,7 +1461,7 @@
               <w:szCs w:val="22"/>
             </w:rPr>
           </w:pPr>
-          <w:hyperlink w:anchor="_Toc233478262" w:history="1">
+          <w:hyperlink w:anchor="_Toc234191055" w:history="1">
             <w:r>
               <w:rPr>
                 <w:rStyle w:val="Hyperlink"/>
@@ -1473,7 +1500,7 @@
                 <w:noProof/>
                 <w:webHidden/>
               </w:rPr>
-              <w:instrText xml:space="preserve"> PAGEREF _Toc233478262 \h </w:instrText>
+              <w:instrText xml:space="preserve"> PAGEREF _Toc234191055 \h </w:instrText>
             </w:r>
             <w:r>
               <w:rPr>
@@ -1493,7 +1520,7 @@
                 <w:noProof/>
                 <w:webHidden/>
               </w:rPr>
-              <w:t>20</w:t>
+              <w:t>21</w:t>
             </w:r>
             <w:r>
               <w:rPr>
@@ -1518,7 +1545,7 @@
               <w:szCs w:val="22"/>
             </w:rPr>
           </w:pPr>
-          <w:hyperlink w:anchor="_Toc233478263" w:history="1">
+          <w:hyperlink w:anchor="_Toc234191056" w:history="1">
             <w:r>
               <w:rPr>
                 <w:rStyle w:val="Hyperlink"/>
@@ -1546,7 +1573,7 @@
                 <w:noProof/>
                 <w:webHidden/>
               </w:rPr>
-              <w:instrText xml:space="preserve"> PAGEREF _Toc233478263 \h </w:instrText>
+              <w:instrText xml:space="preserve"> PAGEREF _Toc234191056 \h </w:instrText>
             </w:r>
             <w:r>
               <w:rPr>
@@ -1566,7 +1593,7 @@
                 <w:noProof/>
                 <w:webHidden/>
               </w:rPr>
-              <w:t>21</w:t>
+              <w:t>22</w:t>
             </w:r>
             <w:r>
               <w:rPr>
@@ -1591,7 +1618,7 @@
               <w:szCs w:val="22"/>
             </w:rPr>
           </w:pPr>
-          <w:hyperlink w:anchor="_Toc233478264" w:history="1">
+          <w:hyperlink w:anchor="_Toc234191057" w:history="1">
             <w:r>
               <w:rPr>
                 <w:rStyle w:val="Hyperlink"/>
@@ -1618,7 +1645,7 @@
                 <w:noProof/>
                 <w:webHidden/>
               </w:rPr>
-              <w:instrText xml:space="preserve"> PAGEREF _Toc233478264 \h </w:instrText>
+              <w:instrText xml:space="preserve"> PAGEREF _Toc234191057 \h </w:instrText>
             </w:r>
             <w:r>
               <w:rPr>
@@ -1638,7 +1665,7 @@
                 <w:noProof/>
                 <w:webHidden/>
               </w:rPr>
-              <w:t>21</w:t>
+              <w:t>22</w:t>
             </w:r>
             <w:r>
               <w:rPr>
@@ -1663,7 +1690,7 @@
               <w:szCs w:val="22"/>
             </w:rPr>
           </w:pPr>
-          <w:hyperlink w:anchor="_Toc233478265" w:history="1">
+          <w:hyperlink w:anchor="_Toc234191058" w:history="1">
             <w:r>
               <w:rPr>
                 <w:rStyle w:val="Hyperlink"/>
@@ -1690,7 +1717,7 @@
                 <w:noProof/>
                 <w:webHidden/>
               </w:rPr>
-              <w:instrText xml:space="preserve"> PAGEREF _Toc233478265 \h </w:instrText>
+              <w:instrText xml:space="preserve"> PAGEREF _Toc234191058 \h </w:instrText>
             </w:r>
             <w:r>
               <w:rPr>
@@ -1710,7 +1737,7 @@
                 <w:noProof/>
                 <w:webHidden/>
               </w:rPr>
-              <w:t>21</w:t>
+              <w:t>22</w:t>
             </w:r>
             <w:r>
               <w:rPr>
@@ -1732,7 +1759,7 @@
               <w:szCs w:val="22"/>
             </w:rPr>
           </w:pPr>
-          <w:hyperlink w:anchor="_Toc233478266" w:history="1">
+          <w:hyperlink w:anchor="_Toc234191059" w:history="1">
             <w:r>
               <w:rPr>
                 <w:rStyle w:val="Hyperlink"/>
@@ -1761,7 +1788,7 @@
                 <w:noProof/>
                 <w:webHidden/>
               </w:rPr>
-              <w:instrText xml:space="preserve"> PAGEREF _Toc233478266 \h </w:instrText>
+              <w:instrText xml:space="preserve"> PAGEREF _Toc234191059 \h </w:instrText>
             </w:r>
             <w:r>
               <w:rPr>
@@ -1781,7 +1808,7 @@
                 <w:noProof/>
                 <w:webHidden/>
               </w:rPr>
-              <w:t>22</w:t>
+              <w:t>23</w:t>
             </w:r>
             <w:r>
               <w:rPr>
@@ -1806,7 +1833,7 @@
               <w:szCs w:val="22"/>
             </w:rPr>
           </w:pPr>
-          <w:hyperlink w:anchor="_Toc233478267" w:history="1">
+          <w:hyperlink w:anchor="_Toc234191060" w:history="1">
             <w:r>
               <w:rPr>
                 <w:rStyle w:val="Hyperlink"/>
@@ -1833,7 +1860,7 @@
                 <w:noProof/>
                 <w:webHidden/>
               </w:rPr>
-              <w:instrText xml:space="preserve"> PAGEREF _Toc233478267 \h </w:instrText>
+              <w:instrText xml:space="preserve"> PAGEREF _Toc234191060 \h </w:instrText>
             </w:r>
             <w:r>
               <w:rPr>
@@ -1853,7 +1880,7 @@
                 <w:noProof/>
                 <w:webHidden/>
               </w:rPr>
-              <w:t>22</w:t>
+              <w:t>23</w:t>
             </w:r>
             <w:r>
               <w:rPr>
@@ -1875,7 +1902,7 @@
               <w:szCs w:val="22"/>
             </w:rPr>
           </w:pPr>
-          <w:hyperlink w:anchor="_Toc233478268" w:history="1">
+          <w:hyperlink w:anchor="_Toc234191061" w:history="1">
             <w:r>
               <w:rPr>
                 <w:rStyle w:val="Hyperlink"/>
@@ -1903,7 +1930,7 @@
                 <w:noProof/>
                 <w:webHidden/>
               </w:rPr>
-              <w:instrText xml:space="preserve"> PAGEREF _Toc233478268 \h </w:instrText>
+              <w:instrText xml:space="preserve"> PAGEREF _Toc234191061 \h </w:instrText>
             </w:r>
             <w:r>
               <w:rPr>
@@ -1923,7 +1950,7 @@
                 <w:noProof/>
                 <w:webHidden/>
               </w:rPr>
-              <w:t>22</w:t>
+              <w:t>23</w:t>
             </w:r>
             <w:r>
               <w:rPr>
@@ -1945,7 +1972,7 @@
               <w:szCs w:val="22"/>
             </w:rPr>
           </w:pPr>
-          <w:hyperlink w:anchor="_Toc233478269" w:history="1">
+          <w:hyperlink w:anchor="_Toc234191062" w:history="1">
             <w:r>
               <w:rPr>
                 <w:rStyle w:val="Hyperlink"/>
@@ -1973,7 +2000,7 @@
                 <w:noProof/>
                 <w:webHidden/>
               </w:rPr>
-              <w:instrText xml:space="preserve"> PAGEREF _Toc233478269 \h </w:instrText>
+              <w:instrText xml:space="preserve"> PAGEREF _Toc234191062 \h </w:instrText>
             </w:r>
             <w:r>
               <w:rPr>
@@ -1993,7 +2020,7 @@
                 <w:noProof/>
                 <w:webHidden/>
               </w:rPr>
-              <w:t>23</w:t>
+              <w:t>24</w:t>
             </w:r>
             <w:r>
               <w:rPr>
@@ -2015,7 +2042,7 @@
               <w:szCs w:val="22"/>
             </w:rPr>
           </w:pPr>
-          <w:hyperlink w:anchor="_Toc233478270" w:history="1">
+          <w:hyperlink w:anchor="_Toc234191063" w:history="1">
             <w:r>
               <w:rPr>
                 <w:rStyle w:val="Hyperlink"/>
@@ -2043,7 +2070,7 @@
                 <w:noProof/>
                 <w:webHidden/>
               </w:rPr>
-              <w:instrText xml:space="preserve"> PAGEREF _Toc233478270 \h </w:instrText>
+              <w:instrText xml:space="preserve"> PAGEREF _Toc234191063 \h </w:instrText>
             </w:r>
             <w:r>
               <w:rPr>
@@ -2063,7 +2090,7 @@
                 <w:noProof/>
                 <w:webHidden/>
               </w:rPr>
-              <w:t>23</w:t>
+              <w:t>24</w:t>
             </w:r>
             <w:r>
               <w:rPr>
@@ -2085,7 +2112,7 @@
               <w:szCs w:val="22"/>
             </w:rPr>
           </w:pPr>
-          <w:hyperlink w:anchor="_Toc233478271" w:history="1">
+          <w:hyperlink w:anchor="_Toc234191064" w:history="1">
             <w:r>
               <w:rPr>
                 <w:rStyle w:val="Hyperlink"/>
@@ -2113,7 +2140,7 @@
                 <w:noProof/>
                 <w:webHidden/>
               </w:rPr>
-              <w:instrText xml:space="preserve"> PAGEREF _Toc233478271 \h </w:instrText>
+              <w:instrText xml:space="preserve"> PAGEREF _Toc234191064 \h </w:instrText>
             </w:r>
             <w:r>
               <w:rPr>
@@ -2133,7 +2160,7 @@
                 <w:noProof/>
                 <w:webHidden/>
               </w:rPr>
-              <w:t>23</w:t>
+              <w:t>24</w:t>
             </w:r>
             <w:r>
               <w:rPr>
@@ -2158,7 +2185,7 @@
               <w:szCs w:val="22"/>
             </w:rPr>
           </w:pPr>
-          <w:hyperlink w:anchor="_Toc233478272" w:history="1">
+          <w:hyperlink w:anchor="_Toc234191065" w:history="1">
             <w:r>
               <w:rPr>
                 <w:rStyle w:val="Hyperlink"/>
@@ -2185,7 +2212,7 @@
                 <w:noProof/>
                 <w:webHidden/>
               </w:rPr>
-              <w:instrText xml:space="preserve"> PAGEREF _Toc233478272 \h </w:instrText>
+              <w:instrText xml:space="preserve"> PAGEREF _Toc234191065 \h </w:instrText>
             </w:r>
             <w:r>
               <w:rPr>
@@ -2205,7 +2232,7 @@
                 <w:noProof/>
                 <w:webHidden/>
               </w:rPr>
-              <w:t>23</w:t>
+              <w:t>24</w:t>
             </w:r>
             <w:r>
               <w:rPr>
@@ -2227,7 +2254,7 @@
               <w:szCs w:val="22"/>
             </w:rPr>
           </w:pPr>
-          <w:hyperlink w:anchor="_Toc233478273" w:history="1">
+          <w:hyperlink w:anchor="_Toc234191066" w:history="1">
             <w:r>
               <w:rPr>
                 <w:rStyle w:val="Hyperlink"/>
@@ -2255,7 +2282,7 @@
                 <w:noProof/>
                 <w:webHidden/>
               </w:rPr>
-              <w:instrText xml:space="preserve"> PAGEREF _Toc233478273 \h </w:instrText>
+              <w:instrText xml:space="preserve"> PAGEREF _Toc234191066 \h </w:instrText>
             </w:r>
             <w:r>
               <w:rPr>
@@ -2275,7 +2302,7 @@
                 <w:noProof/>
                 <w:webHidden/>
               </w:rPr>
-              <w:t>23</w:t>
+              <w:t>24</w:t>
             </w:r>
             <w:r>
               <w:rPr>
@@ -2297,7 +2324,7 @@
               <w:szCs w:val="22"/>
             </w:rPr>
           </w:pPr>
-          <w:hyperlink w:anchor="_Toc233478274" w:history="1">
+          <w:hyperlink w:anchor="_Toc234191067" w:history="1">
             <w:r>
               <w:rPr>
                 <w:rStyle w:val="Hyperlink"/>
@@ -2326,7 +2353,7 @@
                 <w:noProof/>
                 <w:webHidden/>
               </w:rPr>
-              <w:instrText xml:space="preserve"> PAGEREF _Toc233478274 \h </w:instrText>
+              <w:instrText xml:space="preserve"> PAGEREF _Toc234191067 \h </w:instrText>
             </w:r>
             <w:r>
               <w:rPr>
@@ -2346,7 +2373,7 @@
                 <w:noProof/>
                 <w:webHidden/>
               </w:rPr>
-              <w:t>24</w:t>
+              <w:t>25</w:t>
             </w:r>
             <w:r>
               <w:rPr>
@@ -2368,7 +2395,7 @@
               <w:szCs w:val="22"/>
             </w:rPr>
           </w:pPr>
-          <w:hyperlink w:anchor="_Toc233478275" w:history="1">
+          <w:hyperlink w:anchor="_Toc234191068" w:history="1">
             <w:r>
               <w:rPr>
                 <w:rStyle w:val="Hyperlink"/>
@@ -2396,7 +2423,7 @@
                 <w:noProof/>
                 <w:webHidden/>
               </w:rPr>
-              <w:instrText xml:space="preserve"> PAGEREF _Toc233478275 \h </w:instrText>
+              <w:instrText xml:space="preserve"> PAGEREF _Toc234191068 \h </w:instrText>
             </w:r>
             <w:r>
               <w:rPr>
@@ -2416,7 +2443,7 @@
                 <w:noProof/>
                 <w:webHidden/>
               </w:rPr>
-              <w:t>24</w:t>
+              <w:t>25</w:t>
             </w:r>
             <w:r>
               <w:rPr>
@@ -2441,7 +2468,7 @@
               <w:szCs w:val="22"/>
             </w:rPr>
           </w:pPr>
-          <w:hyperlink w:anchor="_Toc233478276" w:history="1">
+          <w:hyperlink w:anchor="_Toc234191069" w:history="1">
             <w:r>
               <w:rPr>
                 <w:rStyle w:val="Hyperlink"/>
@@ -2468,7 +2495,7 @@
                 <w:noProof/>
                 <w:webHidden/>
               </w:rPr>
-              <w:instrText xml:space="preserve"> PAGEREF _Toc233478276 \h </w:instrText>
+              <w:instrText xml:space="preserve"> PAGEREF _Toc234191069 \h </w:instrText>
             </w:r>
             <w:r>
               <w:rPr>
@@ -2488,7 +2515,7 @@
                 <w:noProof/>
                 <w:webHidden/>
               </w:rPr>
-              <w:t>25</w:t>
+              <w:t>26</w:t>
             </w:r>
             <w:r>
               <w:rPr>
@@ -2513,7 +2540,7 @@
               <w:szCs w:val="22"/>
             </w:rPr>
           </w:pPr>
-          <w:hyperlink w:anchor="_Toc233478277" w:history="1">
+          <w:hyperlink w:anchor="_Toc234191070" w:history="1">
             <w:r>
               <w:rPr>
                 <w:rStyle w:val="Hyperlink"/>
@@ -2542,7 +2569,7 @@
                 <w:noProof/>
                 <w:webHidden/>
               </w:rPr>
-              <w:instrText xml:space="preserve"> PAGEREF _Toc233478277 \h </w:instrText>
+              <w:instrText xml:space="preserve"> PAGEREF _Toc234191070 \h </w:instrText>
             </w:r>
             <w:r>
               <w:rPr>
@@ -2562,7 +2589,7 @@
                 <w:noProof/>
                 <w:webHidden/>
               </w:rPr>
-              <w:t>25</w:t>
+              <w:t>26</w:t>
             </w:r>
             <w:r>
               <w:rPr>
@@ -2587,7 +2614,7 @@
               <w:szCs w:val="22"/>
             </w:rPr>
           </w:pPr>
-          <w:hyperlink w:anchor="_Toc233478278" w:history="1">
+          <w:hyperlink w:anchor="_Toc234191071" w:history="1">
             <w:r>
               <w:rPr>
                 <w:rStyle w:val="Hyperlink"/>
@@ -2616,7 +2643,7 @@
                 <w:noProof/>
                 <w:webHidden/>
               </w:rPr>
-              <w:instrText xml:space="preserve"> PAGEREF _Toc233478278 \h </w:instrText>
+              <w:instrText xml:space="preserve"> PAGEREF _Toc234191071 \h </w:instrText>
             </w:r>
             <w:r>
               <w:rPr>
@@ -2636,7 +2663,7 @@
                 <w:noProof/>
                 <w:webHidden/>
               </w:rPr>
-              <w:t>25</w:t>
+              <w:t>26</w:t>
             </w:r>
             <w:r>
               <w:rPr>
@@ -2661,7 +2688,7 @@
               <w:szCs w:val="22"/>
             </w:rPr>
           </w:pPr>
-          <w:hyperlink w:anchor="_Toc233478279" w:history="1">
+          <w:hyperlink w:anchor="_Toc234191072" w:history="1">
             <w:r>
               <w:rPr>
                 <w:rStyle w:val="Hyperlink"/>
@@ -2688,7 +2715,7 @@
                 <w:noProof/>
                 <w:webHidden/>
               </w:rPr>
-              <w:instrText xml:space="preserve"> PAGEREF _Toc233478279 \h </w:instrText>
+              <w:instrText xml:space="preserve"> PAGEREF _Toc234191072 \h </w:instrText>
             </w:r>
             <w:r>
               <w:rPr>
@@ -2708,7 +2735,7 @@
                 <w:noProof/>
                 <w:webHidden/>
               </w:rPr>
-              <w:t>25</w:t>
+              <w:t>26</w:t>
             </w:r>
             <w:r>
               <w:rPr>
@@ -2733,7 +2760,7 @@
               <w:szCs w:val="22"/>
             </w:rPr>
           </w:pPr>
-          <w:hyperlink w:anchor="_Toc233478280" w:history="1">
+          <w:hyperlink w:anchor="_Toc234191073" w:history="1">
             <w:r>
               <w:rPr>
                 <w:rStyle w:val="Hyperlink"/>
@@ -2761,7 +2788,7 @@
                 <w:noProof/>
                 <w:webHidden/>
               </w:rPr>
-              <w:instrText xml:space="preserve"> PAGEREF _Toc233478280 \h </w:instrText>
+              <w:instrText xml:space="preserve"> PAGEREF _Toc234191073 \h </w:instrText>
             </w:r>
             <w:r>
               <w:rPr>
@@ -2781,7 +2808,7 @@
                 <w:noProof/>
                 <w:webHidden/>
               </w:rPr>
-              <w:t>25</w:t>
+              <w:t>26</w:t>
             </w:r>
             <w:r>
               <w:rPr>
@@ -2803,7 +2830,7 @@
               <w:szCs w:val="22"/>
             </w:rPr>
           </w:pPr>
-          <w:hyperlink w:anchor="_Toc233478281" w:history="1">
+          <w:hyperlink w:anchor="_Toc234191074" w:history="1">
             <w:r>
               <w:rPr>
                 <w:rStyle w:val="Hyperlink"/>
@@ -2831,7 +2858,7 @@
                 <w:noProof/>
                 <w:webHidden/>
               </w:rPr>
-              <w:instrText xml:space="preserve"> PAGEREF _Toc233478281 \h </w:instrText>
+              <w:instrText xml:space="preserve"> PAGEREF _Toc234191074 \h </w:instrText>
             </w:r>
             <w:r>
               <w:rPr>
@@ -2851,7 +2878,7 @@
                 <w:noProof/>
                 <w:webHidden/>
               </w:rPr>
-              <w:t>26</w:t>
+              <w:t>27</w:t>
             </w:r>
             <w:r>
               <w:rPr>
@@ -2873,7 +2900,7 @@
               <w:szCs w:val="22"/>
             </w:rPr>
           </w:pPr>
-          <w:hyperlink w:anchor="_Toc233478282" w:history="1">
+          <w:hyperlink w:anchor="_Toc234191075" w:history="1">
             <w:r>
               <w:rPr>
                 <w:rStyle w:val="Hyperlink"/>
@@ -2901,7 +2928,7 @@
                 <w:noProof/>
                 <w:webHidden/>
               </w:rPr>
-              <w:instrText xml:space="preserve"> PAGEREF _Toc233478282 \h </w:instrText>
+              <w:instrText xml:space="preserve"> PAGEREF _Toc234191075 \h </w:instrText>
             </w:r>
             <w:r>
               <w:rPr>
@@ -2921,7 +2948,7 @@
                 <w:noProof/>
                 <w:webHidden/>
               </w:rPr>
-              <w:t>26</w:t>
+              <w:t>27</w:t>
             </w:r>
             <w:r>
               <w:rPr>
@@ -2946,7 +2973,7 @@
               <w:szCs w:val="22"/>
             </w:rPr>
           </w:pPr>
-          <w:hyperlink w:anchor="_Toc233478283" w:history="1">
+          <w:hyperlink w:anchor="_Toc234191076" w:history="1">
             <w:r>
               <w:rPr>
                 <w:rStyle w:val="Hyperlink"/>
@@ -2974,7 +3001,7 @@
                 <w:noProof/>
                 <w:webHidden/>
               </w:rPr>
-              <w:instrText xml:space="preserve"> PAGEREF _Toc233478283 \h </w:instrText>
+              <w:instrText xml:space="preserve"> PAGEREF _Toc234191076 \h </w:instrText>
             </w:r>
             <w:r>
               <w:rPr>
@@ -2994,7 +3021,7 @@
                 <w:noProof/>
                 <w:webHidden/>
               </w:rPr>
-              <w:t>26</w:t>
+              <w:t>27</w:t>
             </w:r>
             <w:r>
               <w:rPr>
@@ -3016,7 +3043,7 @@
               <w:szCs w:val="22"/>
             </w:rPr>
           </w:pPr>
-          <w:hyperlink w:anchor="_Toc233478284" w:history="1">
+          <w:hyperlink w:anchor="_Toc234191077" w:history="1">
             <w:r>
               <w:rPr>
                 <w:rStyle w:val="Hyperlink"/>
@@ -3044,7 +3071,7 @@
                 <w:noProof/>
                 <w:webHidden/>
               </w:rPr>
-              <w:instrText xml:space="preserve"> PAGEREF _Toc233478284 \h </w:instrText>
+              <w:instrText xml:space="preserve"> PAGEREF _Toc234191077 \h </w:instrText>
             </w:r>
             <w:r>
               <w:rPr>
@@ -3064,7 +3091,7 @@
                 <w:noProof/>
                 <w:webHidden/>
               </w:rPr>
-              <w:t>27</w:t>
+              <w:t>28</w:t>
             </w:r>
             <w:r>
               <w:rPr>
@@ -3089,7 +3116,7 @@
               <w:szCs w:val="22"/>
             </w:rPr>
           </w:pPr>
-          <w:hyperlink w:anchor="_Toc233478285" w:history="1">
+          <w:hyperlink w:anchor="_Toc234191078" w:history="1">
             <w:r>
               <w:rPr>
                 <w:rStyle w:val="Hyperlink"/>
@@ -3117,7 +3144,7 @@
                 <w:noProof/>
                 <w:webHidden/>
               </w:rPr>
-              <w:instrText xml:space="preserve"> PAGEREF _Toc233478285 \h </w:instrText>
+              <w:instrText xml:space="preserve"> PAGEREF _Toc234191078 \h </w:instrText>
             </w:r>
             <w:r>
               <w:rPr>
@@ -3137,7 +3164,7 @@
                 <w:noProof/>
                 <w:webHidden/>
               </w:rPr>
-              <w:t>27</w:t>
+              <w:t>28</w:t>
             </w:r>
             <w:r>
               <w:rPr>
@@ -3162,7 +3189,7 @@
               <w:szCs w:val="22"/>
             </w:rPr>
           </w:pPr>
-          <w:hyperlink w:anchor="_Toc233478286" w:history="1">
+          <w:hyperlink w:anchor="_Toc234191079" w:history="1">
             <w:r>
               <w:rPr>
                 <w:rStyle w:val="Hyperlink"/>
@@ -3191,7 +3218,7 @@
                 <w:noProof/>
                 <w:webHidden/>
               </w:rPr>
-              <w:instrText xml:space="preserve"> PAGEREF _Toc233478286 \h </w:instrText>
+              <w:instrText xml:space="preserve"> PAGEREF _Toc234191079 \h </w:instrText>
             </w:r>
             <w:r>
               <w:rPr>
@@ -3211,7 +3238,7 @@
                 <w:noProof/>
                 <w:webHidden/>
               </w:rPr>
-              <w:t>27</w:t>
+              <w:t>28</w:t>
             </w:r>
             <w:r>
               <w:rPr>
@@ -3236,7 +3263,7 @@
               <w:szCs w:val="22"/>
             </w:rPr>
           </w:pPr>
-          <w:hyperlink w:anchor="_Toc233478287" w:history="1">
+          <w:hyperlink w:anchor="_Toc234191080" w:history="1">
             <w:r>
               <w:rPr>
                 <w:rStyle w:val="Hyperlink"/>
@@ -3263,7 +3290,7 @@
                 <w:noProof/>
                 <w:webHidden/>
               </w:rPr>
-              <w:instrText xml:space="preserve"> PAGEREF _Toc233478287 \h </w:instrText>
+              <w:instrText xml:space="preserve"> PAGEREF _Toc234191080 \h </w:instrText>
             </w:r>
             <w:r>
               <w:rPr>
@@ -3283,7 +3310,7 @@
                 <w:noProof/>
                 <w:webHidden/>
               </w:rPr>
-              <w:t>27</w:t>
+              <w:t>28</w:t>
             </w:r>
             <w:r>
               <w:rPr>
@@ -3305,7 +3332,7 @@
               <w:szCs w:val="22"/>
             </w:rPr>
           </w:pPr>
-          <w:hyperlink w:anchor="_Toc233478288" w:history="1">
+          <w:hyperlink w:anchor="_Toc234191081" w:history="1">
             <w:r>
               <w:rPr>
                 <w:rStyle w:val="Hyperlink"/>
@@ -3333,7 +3360,7 @@
                 <w:noProof/>
                 <w:webHidden/>
               </w:rPr>
-              <w:instrText xml:space="preserve"> PAGEREF _Toc233478288 \h </w:instrText>
+              <w:instrText xml:space="preserve"> PAGEREF _Toc234191081 \h </w:instrText>
             </w:r>
             <w:r>
               <w:rPr>
@@ -3353,7 +3380,7 @@
                 <w:noProof/>
                 <w:webHidden/>
               </w:rPr>
-              <w:t>28</w:t>
+              <w:t>29</w:t>
             </w:r>
             <w:r>
               <w:rPr>
@@ -3375,7 +3402,7 @@
               <w:szCs w:val="22"/>
             </w:rPr>
           </w:pPr>
-          <w:hyperlink w:anchor="_Toc233478289" w:history="1">
+          <w:hyperlink w:anchor="_Toc234191082" w:history="1">
             <w:r>
               <w:rPr>
                 <w:rStyle w:val="Hyperlink"/>
@@ -3403,7 +3430,7 @@
                 <w:noProof/>
                 <w:webHidden/>
               </w:rPr>
-              <w:instrText xml:space="preserve"> PAGEREF _Toc233478289 \h </w:instrText>
+              <w:instrText xml:space="preserve"> PAGEREF _Toc234191082 \h </w:instrText>
             </w:r>
             <w:r>
               <w:rPr>
@@ -3423,7 +3450,7 @@
                 <w:noProof/>
                 <w:webHidden/>
               </w:rPr>
-              <w:t>28</w:t>
+              <w:t>29</w:t>
             </w:r>
             <w:r>
               <w:rPr>
@@ -3445,7 +3472,7 @@
               <w:szCs w:val="22"/>
             </w:rPr>
           </w:pPr>
-          <w:hyperlink w:anchor="_Toc233478290" w:history="1">
+          <w:hyperlink w:anchor="_Toc234191083" w:history="1">
             <w:r>
               <w:rPr>
                 <w:rStyle w:val="Hyperlink"/>
@@ -3473,7 +3500,7 @@
                 <w:noProof/>
                 <w:webHidden/>
               </w:rPr>
-              <w:instrText xml:space="preserve"> PAGEREF _Toc233478290 \h </w:instrText>
+              <w:instrText xml:space="preserve"> PAGEREF _Toc234191083 \h </w:instrText>
             </w:r>
             <w:r>
               <w:rPr>
@@ -3493,7 +3520,7 @@
                 <w:noProof/>
                 <w:webHidden/>
               </w:rPr>
-              <w:t>28</w:t>
+              <w:t>29</w:t>
             </w:r>
             <w:r>
               <w:rPr>
@@ -3518,7 +3545,7 @@
               <w:szCs w:val="22"/>
             </w:rPr>
           </w:pPr>
-          <w:hyperlink w:anchor="_Toc233478291" w:history="1">
+          <w:hyperlink w:anchor="_Toc234191084" w:history="1">
             <w:r>
               <w:rPr>
                 <w:rStyle w:val="Hyperlink"/>
@@ -3545,7 +3572,7 @@
                 <w:noProof/>
                 <w:webHidden/>
               </w:rPr>
-              <w:instrText xml:space="preserve"> PAGEREF _Toc233478291 \h </w:instrText>
+              <w:instrText xml:space="preserve"> PAGEREF _Toc234191084 \h </w:instrText>
             </w:r>
             <w:r>
               <w:rPr>
@@ -3565,7 +3592,7 @@
                 <w:noProof/>
                 <w:webHidden/>
               </w:rPr>
-              <w:t>28</w:t>
+              <w:t>29</w:t>
             </w:r>
             <w:r>
               <w:rPr>
@@ -3587,7 +3614,7 @@
               <w:szCs w:val="22"/>
             </w:rPr>
           </w:pPr>
-          <w:hyperlink w:anchor="_Toc233478292" w:history="1">
+          <w:hyperlink w:anchor="_Toc234191085" w:history="1">
             <w:r>
               <w:rPr>
                 <w:rStyle w:val="Hyperlink"/>
@@ -3615,7 +3642,7 @@
                 <w:noProof/>
                 <w:webHidden/>
               </w:rPr>
-              <w:instrText xml:space="preserve"> PAGEREF _Toc233478292 \h </w:instrText>
+              <w:instrText xml:space="preserve"> PAGEREF _Toc234191085 \h </w:instrText>
             </w:r>
             <w:r>
               <w:rPr>
@@ -3635,7 +3662,7 @@
                 <w:noProof/>
                 <w:webHidden/>
               </w:rPr>
-              <w:t>28</w:t>
+              <w:t>29</w:t>
             </w:r>
             <w:r>
               <w:rPr>
@@ -3657,7 +3684,7 @@
               <w:szCs w:val="22"/>
             </w:rPr>
           </w:pPr>
-          <w:hyperlink w:anchor="_Toc233478293" w:history="1">
+          <w:hyperlink w:anchor="_Toc234191086" w:history="1">
             <w:r>
               <w:rPr>
                 <w:rStyle w:val="Hyperlink"/>
@@ -3685,7 +3712,7 @@
                 <w:noProof/>
                 <w:webHidden/>
               </w:rPr>
-              <w:instrText xml:space="preserve"> PAGEREF _Toc233478293 \h </w:instrText>
+              <w:instrText xml:space="preserve"> PAGEREF _Toc234191086 \h </w:instrText>
             </w:r>
             <w:r>
               <w:rPr>
@@ -3705,7 +3732,7 @@
                 <w:noProof/>
                 <w:webHidden/>
               </w:rPr>
-              <w:t>28</w:t>
+              <w:t>29</w:t>
             </w:r>
             <w:r>
               <w:rPr>
@@ -3727,7 +3754,7 @@
               <w:szCs w:val="22"/>
             </w:rPr>
           </w:pPr>
-          <w:hyperlink w:anchor="_Toc233478294" w:history="1">
+          <w:hyperlink w:anchor="_Toc234191087" w:history="1">
             <w:r>
               <w:rPr>
                 <w:rStyle w:val="Hyperlink"/>
@@ -3755,7 +3782,7 @@
                 <w:noProof/>
                 <w:webHidden/>
               </w:rPr>
-              <w:instrText xml:space="preserve"> PAGEREF _Toc233478294 \h </w:instrText>
+              <w:instrText xml:space="preserve"> PAGEREF _Toc234191087 \h </w:instrText>
             </w:r>
             <w:r>
               <w:rPr>
@@ -3775,7 +3802,7 @@
                 <w:noProof/>
                 <w:webHidden/>
               </w:rPr>
-              <w:t>28</w:t>
+              <w:t>29</w:t>
             </w:r>
             <w:r>
               <w:rPr>
@@ -3800,7 +3827,7 @@
               <w:szCs w:val="22"/>
             </w:rPr>
           </w:pPr>
-          <w:hyperlink w:anchor="_Toc233478295" w:history="1">
+          <w:hyperlink w:anchor="_Toc234191088" w:history="1">
             <w:r>
               <w:rPr>
                 <w:rStyle w:val="Hyperlink"/>
@@ -3828,7 +3855,7 @@
                 <w:noProof/>
                 <w:webHidden/>
               </w:rPr>
-              <w:instrText xml:space="preserve"> PAGEREF _Toc233478295 \h </w:instrText>
+              <w:instrText xml:space="preserve"> PAGEREF _Toc234191088 \h </w:instrText>
             </w:r>
             <w:r>
               <w:rPr>
@@ -3848,7 +3875,7 @@
                 <w:noProof/>
                 <w:webHidden/>
               </w:rPr>
-              <w:t>29</w:t>
+              <w:t>30</w:t>
             </w:r>
             <w:r>
               <w:rPr>
@@ -3873,7 +3900,7 @@
               <w:szCs w:val="22"/>
             </w:rPr>
           </w:pPr>
-          <w:hyperlink w:anchor="_Toc233478296" w:history="1">
+          <w:hyperlink w:anchor="_Toc234191089" w:history="1">
             <w:r>
               <w:rPr>
                 <w:rStyle w:val="Hyperlink"/>
@@ -3900,7 +3927,7 @@
                 <w:noProof/>
                 <w:webHidden/>
               </w:rPr>
-              <w:instrText xml:space="preserve"> PAGEREF _Toc233478296 \h </w:instrText>
+              <w:instrText xml:space="preserve"> PAGEREF _Toc234191089 \h </w:instrText>
             </w:r>
             <w:r>
               <w:rPr>
@@ -3920,7 +3947,7 @@
                 <w:noProof/>
                 <w:webHidden/>
               </w:rPr>
-              <w:t>29</w:t>
+              <w:t>30</w:t>
             </w:r>
             <w:r>
               <w:rPr>
@@ -3945,7 +3972,7 @@
               <w:szCs w:val="22"/>
             </w:rPr>
           </w:pPr>
-          <w:hyperlink w:anchor="_Toc233478297" w:history="1">
+          <w:hyperlink w:anchor="_Toc234191090" w:history="1">
             <w:r>
               <w:rPr>
                 <w:rStyle w:val="Hyperlink"/>
@@ -3972,7 +3999,7 @@
                 <w:noProof/>
                 <w:webHidden/>
               </w:rPr>
-              <w:instrText xml:space="preserve"> PAGEREF _Toc233478297 \h </w:instrText>
+              <w:instrText xml:space="preserve"> PAGEREF _Toc234191090 \h </w:instrText>
             </w:r>
             <w:r>
               <w:rPr>
@@ -3992,7 +4019,7 @@
                 <w:noProof/>
                 <w:webHidden/>
               </w:rPr>
-              <w:t>29</w:t>
+              <w:t>30</w:t>
             </w:r>
             <w:r>
               <w:rPr>
@@ -4017,7 +4044,7 @@
               <w:szCs w:val="22"/>
             </w:rPr>
           </w:pPr>
-          <w:hyperlink w:anchor="_Toc233478298" w:history="1">
+          <w:hyperlink w:anchor="_Toc234191091" w:history="1">
             <w:r>
               <w:rPr>
                 <w:rStyle w:val="Hyperlink"/>
@@ -4045,7 +4072,7 @@
                 <w:noProof/>
                 <w:webHidden/>
               </w:rPr>
-              <w:instrText xml:space="preserve"> PAGEREF _Toc233478298 \h </w:instrText>
+              <w:instrText xml:space="preserve"> PAGEREF _Toc234191091 \h </w:instrText>
             </w:r>
             <w:r>
               <w:rPr>
@@ -4065,7 +4092,7 @@
                 <w:noProof/>
                 <w:webHidden/>
               </w:rPr>
-              <w:t>29</w:t>
+              <w:t>30</w:t>
             </w:r>
             <w:r>
               <w:rPr>
@@ -4090,7 +4117,7 @@
               <w:szCs w:val="22"/>
             </w:rPr>
           </w:pPr>
-          <w:hyperlink w:anchor="_Toc233478299" w:history="1">
+          <w:hyperlink w:anchor="_Toc234191092" w:history="1">
             <w:r>
               <w:rPr>
                 <w:rStyle w:val="Hyperlink"/>
@@ -4117,7 +4144,7 @@
                 <w:noProof/>
                 <w:webHidden/>
               </w:rPr>
-              <w:instrText xml:space="preserve"> PAGEREF _Toc233478299 \h </w:instrText>
+              <w:instrText xml:space="preserve"> PAGEREF _Toc234191092 \h </w:instrText>
             </w:r>
             <w:r>
               <w:rPr>
@@ -4137,7 +4164,7 @@
                 <w:noProof/>
                 <w:webHidden/>
               </w:rPr>
-              <w:t>29</w:t>
+              <w:t>30</w:t>
             </w:r>
             <w:r>
               <w:rPr>
@@ -4162,7 +4189,7 @@
               <w:szCs w:val="22"/>
             </w:rPr>
           </w:pPr>
-          <w:hyperlink w:anchor="_Toc233478300" w:history="1">
+          <w:hyperlink w:anchor="_Toc234191093" w:history="1">
             <w:r>
               <w:rPr>
                 <w:rStyle w:val="Hyperlink"/>
@@ -4189,7 +4216,7 @@
                 <w:noProof/>
                 <w:webHidden/>
               </w:rPr>
-              <w:instrText xml:space="preserve"> PAGEREF _Toc233478300 \h </w:instrText>
+              <w:instrText xml:space="preserve"> PAGEREF _Toc234191093 \h </w:instrText>
             </w:r>
             <w:r>
               <w:rPr>
@@ -4209,7 +4236,7 @@
                 <w:noProof/>
                 <w:webHidden/>
               </w:rPr>
-              <w:t>30</w:t>
+              <w:t>31</w:t>
             </w:r>
             <w:r>
               <w:rPr>
@@ -4234,7 +4261,7 @@
               <w:szCs w:val="22"/>
             </w:rPr>
           </w:pPr>
-          <w:hyperlink w:anchor="_Toc233478301" w:history="1">
+          <w:hyperlink w:anchor="_Toc234191094" w:history="1">
             <w:r>
               <w:rPr>
                 <w:rStyle w:val="Hyperlink"/>
@@ -4262,7 +4289,7 @@
                 <w:noProof/>
                 <w:webHidden/>
               </w:rPr>
-              <w:instrText xml:space="preserve"> PAGEREF _Toc233478301 \h </w:instrText>
+              <w:instrText xml:space="preserve"> PAGEREF _Toc234191094 \h </w:instrText>
             </w:r>
             <w:r>
               <w:rPr>
@@ -4282,7 +4309,7 @@
                 <w:noProof/>
                 <w:webHidden/>
               </w:rPr>
-              <w:t>30</w:t>
+              <w:t>31</w:t>
             </w:r>
             <w:r>
               <w:rPr>
@@ -4307,7 +4334,7 @@
               <w:szCs w:val="22"/>
             </w:rPr>
           </w:pPr>
-          <w:hyperlink w:anchor="_Toc233478302" w:history="1">
+          <w:hyperlink w:anchor="_Toc234191095" w:history="1">
             <w:r>
               <w:rPr>
                 <w:rStyle w:val="Hyperlink"/>
@@ -4334,7 +4361,7 @@
                 <w:noProof/>
                 <w:webHidden/>
               </w:rPr>
-              <w:instrText xml:space="preserve"> PAGEREF _Toc233478302 \h </w:instrText>
+              <w:instrText xml:space="preserve"> PAGEREF _Toc234191095 \h </w:instrText>
             </w:r>
             <w:r>
               <w:rPr>
@@ -4354,7 +4381,7 @@
                 <w:noProof/>
                 <w:webHidden/>
               </w:rPr>
-              <w:t>30</w:t>
+              <w:t>31</w:t>
             </w:r>
             <w:r>
               <w:rPr>
@@ -4379,7 +4406,7 @@
               <w:szCs w:val="22"/>
             </w:rPr>
           </w:pPr>
-          <w:hyperlink w:anchor="_Toc233478303" w:history="1">
+          <w:hyperlink w:anchor="_Toc234191096" w:history="1">
             <w:r>
               <w:rPr>
                 <w:rStyle w:val="Hyperlink"/>
@@ -4406,7 +4433,7 @@
                 <w:noProof/>
                 <w:webHidden/>
               </w:rPr>
-              <w:instrText xml:space="preserve"> PAGEREF _Toc233478303 \h </w:instrText>
+              <w:instrText xml:space="preserve"> PAGEREF _Toc234191096 \h </w:instrText>
             </w:r>
             <w:r>
               <w:rPr>
@@ -4426,7 +4453,7 @@
                 <w:noProof/>
                 <w:webHidden/>
               </w:rPr>
-              <w:t>30</w:t>
+              <w:t>31</w:t>
             </w:r>
             <w:r>
               <w:rPr>
@@ -4451,7 +4478,7 @@
               <w:szCs w:val="22"/>
             </w:rPr>
           </w:pPr>
-          <w:hyperlink w:anchor="_Toc233478304" w:history="1">
+          <w:hyperlink w:anchor="_Toc234191097" w:history="1">
             <w:r>
               <w:rPr>
                 <w:rStyle w:val="Hyperlink"/>
@@ -4480,7 +4507,7 @@
                 <w:noProof/>
                 <w:webHidden/>
               </w:rPr>
-              <w:instrText xml:space="preserve"> PAGEREF _Toc233478304 \h </w:instrText>
+              <w:instrText xml:space="preserve"> PAGEREF _Toc234191097 \h </w:instrText>
             </w:r>
             <w:r>
               <w:rPr>
@@ -4500,7 +4527,7 @@
                 <w:noProof/>
                 <w:webHidden/>
               </w:rPr>
-              <w:t>31</w:t>
+              <w:t>32</w:t>
             </w:r>
             <w:r>
               <w:rPr>
@@ -4525,7 +4552,7 @@
               <w:szCs w:val="22"/>
             </w:rPr>
           </w:pPr>
-          <w:hyperlink w:anchor="_Toc233478305" w:history="1">
+          <w:hyperlink w:anchor="_Toc234191098" w:history="1">
             <w:r>
               <w:rPr>
                 <w:rStyle w:val="Hyperlink"/>
@@ -4556,7 +4583,7 @@
                 <w:noProof/>
                 <w:webHidden/>
               </w:rPr>
-              <w:instrText xml:space="preserve"> PAGEREF _Toc233478305 \h </w:instrText>
+              <w:instrText xml:space="preserve"> PAGEREF _Toc234191098 \h </w:instrText>
             </w:r>
             <w:r>
               <w:rPr>
@@ -4576,7 +4603,7 @@
                 <w:noProof/>
                 <w:webHidden/>
               </w:rPr>
-              <w:t>31</w:t>
+              <w:t>32</w:t>
             </w:r>
             <w:r>
               <w:rPr>
@@ -4601,7 +4628,7 @@
               <w:szCs w:val="22"/>
             </w:rPr>
           </w:pPr>
-          <w:hyperlink w:anchor="_Toc233478306" w:history="1">
+          <w:hyperlink w:anchor="_Toc234191099" w:history="1">
             <w:r>
               <w:rPr>
                 <w:rStyle w:val="Hyperlink"/>
@@ -4632,7 +4659,7 @@
                 <w:noProof/>
                 <w:webHidden/>
               </w:rPr>
-              <w:instrText xml:space="preserve"> PAGEREF _Toc233478306 \h </w:instrText>
+              <w:instrText xml:space="preserve"> PAGEREF _Toc234191099 \h </w:instrText>
             </w:r>
             <w:r>
               <w:rPr>
@@ -4652,7 +4679,7 @@
                 <w:noProof/>
                 <w:webHidden/>
               </w:rPr>
-              <w:t>32</w:t>
+              <w:t>33</w:t>
             </w:r>
             <w:r>
               <w:rPr>
@@ -4677,7 +4704,7 @@
               <w:szCs w:val="22"/>
             </w:rPr>
           </w:pPr>
-          <w:hyperlink w:anchor="_Toc233478307" w:history="1">
+          <w:hyperlink w:anchor="_Toc234191100" w:history="1">
             <w:r>
               <w:rPr>
                 <w:rStyle w:val="Hyperlink"/>
@@ -4706,7 +4733,7 @@
                 <w:noProof/>
                 <w:webHidden/>
               </w:rPr>
-              <w:instrText xml:space="preserve"> PAGEREF _Toc233478307 \h </w:instrText>
+              <w:instrText xml:space="preserve"> PAGEREF _Toc234191100 \h </w:instrText>
             </w:r>
             <w:r>
               <w:rPr>
@@ -4726,7 +4753,7 @@
                 <w:noProof/>
                 <w:webHidden/>
               </w:rPr>
-              <w:t>32</w:t>
+              <w:t>33</w:t>
             </w:r>
             <w:r>
               <w:rPr>
@@ -4751,7 +4778,7 @@
               <w:szCs w:val="22"/>
             </w:rPr>
           </w:pPr>
-          <w:hyperlink w:anchor="_Toc233478308" w:history="1">
+          <w:hyperlink w:anchor="_Toc234191101" w:history="1">
             <w:r>
               <w:rPr>
                 <w:rStyle w:val="Hyperlink"/>
@@ -4778,7 +4805,7 @@
                 <w:noProof/>
                 <w:webHidden/>
               </w:rPr>
-              <w:instrText xml:space="preserve"> PAGEREF _Toc233478308 \h </w:instrText>
+              <w:instrText xml:space="preserve"> PAGEREF _Toc234191101 \h </w:instrText>
             </w:r>
             <w:r>
               <w:rPr>
@@ -4798,7 +4825,7 @@
                 <w:noProof/>
                 <w:webHidden/>
               </w:rPr>
-              <w:t>32</w:t>
+              <w:t>33</w:t>
             </w:r>
             <w:r>
               <w:rPr>
@@ -4823,7 +4850,7 @@
               <w:szCs w:val="22"/>
             </w:rPr>
           </w:pPr>
-          <w:hyperlink w:anchor="_Toc233478309" w:history="1">
+          <w:hyperlink w:anchor="_Toc234191102" w:history="1">
             <w:r>
               <w:rPr>
                 <w:rStyle w:val="Hyperlink"/>
@@ -4852,7 +4879,7 @@
                 <w:noProof/>
                 <w:webHidden/>
               </w:rPr>
-              <w:instrText xml:space="preserve"> PAGEREF _Toc233478309 \h </w:instrText>
+              <w:instrText xml:space="preserve"> PAGEREF _Toc234191102 \h </w:instrText>
             </w:r>
             <w:r>
               <w:rPr>
@@ -4872,7 +4899,7 @@
                 <w:noProof/>
                 <w:webHidden/>
               </w:rPr>
-              <w:t>33</w:t>
+              <w:t>34</w:t>
             </w:r>
             <w:r>
               <w:rPr>
@@ -4894,7 +4921,7 @@
               <w:szCs w:val="22"/>
             </w:rPr>
           </w:pPr>
-          <w:hyperlink w:anchor="_Toc233478310" w:history="1">
+          <w:hyperlink w:anchor="_Toc234191103" w:history="1">
             <w:r>
               <w:rPr>
                 <w:rStyle w:val="Hyperlink"/>
@@ -4923,7 +4950,7 @@
                 <w:noProof/>
                 <w:webHidden/>
               </w:rPr>
-              <w:instrText xml:space="preserve"> PAGEREF _Toc233478310 \h </w:instrText>
+              <w:instrText xml:space="preserve"> PAGEREF _Toc234191103 \h </w:instrText>
             </w:r>
             <w:r>
               <w:rPr>
@@ -4943,7 +4970,7 @@
                 <w:noProof/>
                 <w:webHidden/>
               </w:rPr>
-              <w:t>33</w:t>
+              <w:t>34</w:t>
             </w:r>
             <w:r>
               <w:rPr>
@@ -4965,7 +4992,7 @@
               <w:szCs w:val="22"/>
             </w:rPr>
           </w:pPr>
-          <w:hyperlink w:anchor="_Toc233478311" w:history="1">
+          <w:hyperlink w:anchor="_Toc234191104" w:history="1">
             <w:r>
               <w:rPr>
                 <w:rStyle w:val="Hyperlink"/>
@@ -4994,7 +5021,7 @@
                 <w:noProof/>
                 <w:webHidden/>
               </w:rPr>
-              <w:instrText xml:space="preserve"> PAGEREF _Toc233478311 \h </w:instrText>
+              <w:instrText xml:space="preserve"> PAGEREF _Toc234191104 \h </w:instrText>
             </w:r>
             <w:r>
               <w:rPr>
@@ -5014,7 +5041,7 @@
                 <w:noProof/>
                 <w:webHidden/>
               </w:rPr>
-              <w:t>33</w:t>
+              <w:t>34</w:t>
             </w:r>
             <w:r>
               <w:rPr>
@@ -5036,7 +5063,7 @@
               <w:szCs w:val="22"/>
             </w:rPr>
           </w:pPr>
-          <w:hyperlink w:anchor="_Toc233478312" w:history="1">
+          <w:hyperlink w:anchor="_Toc234191105" w:history="1">
             <w:r>
               <w:rPr>
                 <w:rStyle w:val="Hyperlink"/>
@@ -5065,7 +5092,7 @@
                 <w:noProof/>
                 <w:webHidden/>
               </w:rPr>
-              <w:instrText xml:space="preserve"> PAGEREF _Toc233478312 \h </w:instrText>
+              <w:instrText xml:space="preserve"> PAGEREF _Toc234191105 \h </w:instrText>
             </w:r>
             <w:r>
               <w:rPr>
@@ -5085,7 +5112,7 @@
                 <w:noProof/>
                 <w:webHidden/>
               </w:rPr>
-              <w:t>33</w:t>
+              <w:t>34</w:t>
             </w:r>
             <w:r>
               <w:rPr>
@@ -5110,7 +5137,7 @@
               <w:szCs w:val="22"/>
             </w:rPr>
           </w:pPr>
-          <w:hyperlink w:anchor="_Toc233478313" w:history="1">
+          <w:hyperlink w:anchor="_Toc234191106" w:history="1">
             <w:r>
               <w:rPr>
                 <w:rStyle w:val="Hyperlink"/>
@@ -5139,7 +5166,7 @@
                 <w:noProof/>
                 <w:webHidden/>
               </w:rPr>
-              <w:instrText xml:space="preserve"> PAGEREF _Toc233478313 \h </w:instrText>
+              <w:instrText xml:space="preserve"> PAGEREF _Toc234191106 \h </w:instrText>
             </w:r>
             <w:r>
               <w:rPr>
@@ -5159,7 +5186,7 @@
                 <w:noProof/>
                 <w:webHidden/>
               </w:rPr>
-              <w:t>33</w:t>
+              <w:t>34</w:t>
             </w:r>
             <w:r>
               <w:rPr>
@@ -5181,7 +5208,7 @@
               <w:szCs w:val="22"/>
             </w:rPr>
           </w:pPr>
-          <w:hyperlink w:anchor="_Toc233478314" w:history="1">
+          <w:hyperlink w:anchor="_Toc234191107" w:history="1">
             <w:r>
               <w:rPr>
                 <w:rStyle w:val="Hyperlink"/>
@@ -5209,7 +5236,7 @@
                 <w:noProof/>
                 <w:webHidden/>
               </w:rPr>
-              <w:instrText xml:space="preserve"> PAGEREF _Toc233478314 \h </w:instrText>
+              <w:instrText xml:space="preserve"> PAGEREF _Toc234191107 \h </w:instrText>
             </w:r>
             <w:r>
               <w:rPr>
@@ -5229,7 +5256,7 @@
                 <w:noProof/>
                 <w:webHidden/>
               </w:rPr>
-              <w:t>34</w:t>
+              <w:t>35</w:t>
             </w:r>
             <w:r>
               <w:rPr>
@@ -5251,7 +5278,7 @@
               <w:szCs w:val="22"/>
             </w:rPr>
           </w:pPr>
-          <w:hyperlink w:anchor="_Toc233478315" w:history="1">
+          <w:hyperlink w:anchor="_Toc234191108" w:history="1">
             <w:r>
               <w:rPr>
                 <w:rStyle w:val="Hyperlink"/>
@@ -5280,7 +5307,7 @@
                 <w:noProof/>
                 <w:webHidden/>
               </w:rPr>
-              <w:instrText xml:space="preserve"> PAGEREF _Toc233478315 \h </w:instrText>
+              <w:instrText xml:space="preserve"> PAGEREF _Toc234191108 \h </w:instrText>
             </w:r>
             <w:r>
               <w:rPr>
@@ -5300,7 +5327,7 @@
                 <w:noProof/>
                 <w:webHidden/>
               </w:rPr>
-              <w:t>34</w:t>
+              <w:t>35</w:t>
             </w:r>
             <w:r>
               <w:rPr>
@@ -5325,7 +5352,7 @@
               <w:szCs w:val="22"/>
             </w:rPr>
           </w:pPr>
-          <w:hyperlink w:anchor="_Toc233478316" w:history="1">
+          <w:hyperlink w:anchor="_Toc234191109" w:history="1">
             <w:r>
               <w:rPr>
                 <w:rStyle w:val="Hyperlink"/>
@@ -5354,7 +5381,7 @@
                 <w:noProof/>
                 <w:webHidden/>
               </w:rPr>
-              <w:instrText xml:space="preserve"> PAGEREF _Toc233478316 \h </w:instrText>
+              <w:instrText xml:space="preserve"> PAGEREF _Toc234191109 \h </w:instrText>
             </w:r>
             <w:r>
               <w:rPr>
@@ -5374,7 +5401,7 @@
                 <w:noProof/>
                 <w:webHidden/>
               </w:rPr>
-              <w:t>34</w:t>
+              <w:t>35</w:t>
             </w:r>
             <w:r>
               <w:rPr>
@@ -5396,7 +5423,7 @@
               <w:szCs w:val="22"/>
             </w:rPr>
           </w:pPr>
-          <w:hyperlink w:anchor="_Toc233478317" w:history="1">
+          <w:hyperlink w:anchor="_Toc234191110" w:history="1">
             <w:r>
               <w:rPr>
                 <w:rStyle w:val="Hyperlink"/>
@@ -5425,7 +5452,7 @@
                 <w:noProof/>
                 <w:webHidden/>
               </w:rPr>
-              <w:instrText xml:space="preserve"> PAGEREF _Toc233478317 \h </w:instrText>
+              <w:instrText xml:space="preserve"> PAGEREF _Toc234191110 \h </w:instrText>
             </w:r>
             <w:r>
               <w:rPr>
@@ -5445,7 +5472,7 @@
                 <w:noProof/>
                 <w:webHidden/>
               </w:rPr>
-              <w:t>34</w:t>
+              <w:t>35</w:t>
             </w:r>
             <w:r>
               <w:rPr>
@@ -5467,7 +5494,7 @@
               <w:szCs w:val="22"/>
             </w:rPr>
           </w:pPr>
-          <w:hyperlink w:anchor="_Toc233478318" w:history="1">
+          <w:hyperlink w:anchor="_Toc234191111" w:history="1">
             <w:r>
               <w:rPr>
                 <w:rStyle w:val="Hyperlink"/>
@@ -5495,7 +5522,7 @@
                 <w:noProof/>
                 <w:webHidden/>
               </w:rPr>
-              <w:instrText xml:space="preserve"> PAGEREF _Toc233478318 \h </w:instrText>
+              <w:instrText xml:space="preserve"> PAGEREF _Toc234191111 \h </w:instrText>
             </w:r>
             <w:r>
               <w:rPr>
@@ -5515,7 +5542,7 @@
                 <w:noProof/>
                 <w:webHidden/>
               </w:rPr>
-              <w:t>34</w:t>
+              <w:t>35</w:t>
             </w:r>
             <w:r>
               <w:rPr>
@@ -5537,7 +5564,7 @@
               <w:szCs w:val="22"/>
             </w:rPr>
           </w:pPr>
-          <w:hyperlink w:anchor="_Toc233478319" w:history="1">
+          <w:hyperlink w:anchor="_Toc234191112" w:history="1">
             <w:r>
               <w:rPr>
                 <w:rStyle w:val="Hyperlink"/>
@@ -5565,7 +5592,7 @@
                 <w:noProof/>
                 <w:webHidden/>
               </w:rPr>
-              <w:instrText xml:space="preserve"> PAGEREF _Toc233478319 \h </w:instrText>
+              <w:instrText xml:space="preserve"> PAGEREF _Toc234191112 \h </w:instrText>
             </w:r>
             <w:r>
               <w:rPr>
@@ -5585,7 +5612,7 @@
                 <w:noProof/>
                 <w:webHidden/>
               </w:rPr>
-              <w:t>35</w:t>
+              <w:t>36</w:t>
             </w:r>
             <w:r>
               <w:rPr>
@@ -5610,7 +5637,7 @@
               <w:szCs w:val="22"/>
             </w:rPr>
           </w:pPr>
-          <w:hyperlink w:anchor="_Toc233478320" w:history="1">
+          <w:hyperlink w:anchor="_Toc234191113" w:history="1">
             <w:r>
               <w:rPr>
                 <w:rStyle w:val="Hyperlink"/>
@@ -5638,7 +5665,7 @@
                 <w:noProof/>
                 <w:webHidden/>
               </w:rPr>
-              <w:instrText xml:space="preserve"> PAGEREF _Toc233478320 \h </w:instrText>
+              <w:instrText xml:space="preserve"> PAGEREF _Toc234191113 \h </w:instrText>
             </w:r>
             <w:r>
               <w:rPr>
@@ -5658,7 +5685,7 @@
                 <w:noProof/>
                 <w:webHidden/>
               </w:rPr>
-              <w:t>35</w:t>
+              <w:t>36</w:t>
             </w:r>
             <w:r>
               <w:rPr>
@@ -5683,7 +5710,7 @@
               <w:szCs w:val="22"/>
             </w:rPr>
           </w:pPr>
-          <w:hyperlink w:anchor="_Toc233478321" w:history="1">
+          <w:hyperlink w:anchor="_Toc234191114" w:history="1">
             <w:r>
               <w:rPr>
                 <w:rStyle w:val="Hyperlink"/>
@@ -5712,7 +5739,7 @@
                 <w:noProof/>
                 <w:webHidden/>
               </w:rPr>
-              <w:instrText xml:space="preserve"> PAGEREF _Toc233478321 \h </w:instrText>
+              <w:instrText xml:space="preserve"> PAGEREF _Toc234191114 \h </w:instrText>
             </w:r>
             <w:r>
               <w:rPr>
@@ -5732,7 +5759,7 @@
                 <w:noProof/>
                 <w:webHidden/>
               </w:rPr>
-              <w:t>35</w:t>
+              <w:t>36</w:t>
             </w:r>
             <w:r>
               <w:rPr>
@@ -5757,7 +5784,7 @@
               <w:szCs w:val="22"/>
             </w:rPr>
           </w:pPr>
-          <w:hyperlink w:anchor="_Toc233478322" w:history="1">
+          <w:hyperlink w:anchor="_Toc234191115" w:history="1">
             <w:r>
               <w:rPr>
                 <w:rStyle w:val="Hyperlink"/>
@@ -5786,7 +5813,7 @@
                 <w:noProof/>
                 <w:webHidden/>
               </w:rPr>
-              <w:instrText xml:space="preserve"> PAGEREF _Toc233478322 \h </w:instrText>
+              <w:instrText xml:space="preserve"> PAGEREF _Toc234191115 \h </w:instrText>
             </w:r>
             <w:r>
               <w:rPr>
@@ -5806,7 +5833,7 @@
                 <w:noProof/>
                 <w:webHidden/>
               </w:rPr>
-              <w:t>36</w:t>
+              <w:t>37</w:t>
             </w:r>
             <w:r>
               <w:rPr>
@@ -5831,7 +5858,7 @@
               <w:szCs w:val="22"/>
             </w:rPr>
           </w:pPr>
-          <w:hyperlink w:anchor="_Toc233478323" w:history="1">
+          <w:hyperlink w:anchor="_Toc234191116" w:history="1">
             <w:r>
               <w:rPr>
                 <w:rStyle w:val="Hyperlink"/>
@@ -5860,7 +5887,7 @@
                 <w:noProof/>
                 <w:webHidden/>
               </w:rPr>
-              <w:instrText xml:space="preserve"> PAGEREF _Toc233478323 \h </w:instrText>
+              <w:instrText xml:space="preserve"> PAGEREF _Toc234191116 \h </w:instrText>
             </w:r>
             <w:r>
               <w:rPr>
@@ -5880,7 +5907,7 @@
                 <w:noProof/>
                 <w:webHidden/>
               </w:rPr>
-              <w:t>36</w:t>
+              <w:t>37</w:t>
             </w:r>
             <w:r>
               <w:rPr>
@@ -5905,7 +5932,7 @@
               <w:szCs w:val="22"/>
             </w:rPr>
           </w:pPr>
-          <w:hyperlink w:anchor="_Toc233478324" w:history="1">
+          <w:hyperlink w:anchor="_Toc234191117" w:history="1">
             <w:r>
               <w:rPr>
                 <w:rStyle w:val="Hyperlink"/>
@@ -5932,7 +5959,7 @@
                 <w:noProof/>
                 <w:webHidden/>
               </w:rPr>
-              <w:instrText xml:space="preserve"> PAGEREF _Toc233478324 \h </w:instrText>
+              <w:instrText xml:space="preserve"> PAGEREF _Toc234191117 \h </w:instrText>
             </w:r>
             <w:r>
               <w:rPr>
@@ -5952,7 +5979,7 @@
                 <w:noProof/>
                 <w:webHidden/>
               </w:rPr>
-              <w:t>36</w:t>
+              <w:t>37</w:t>
             </w:r>
             <w:r>
               <w:rPr>
@@ -5977,7 +6004,7 @@
               <w:szCs w:val="22"/>
             </w:rPr>
           </w:pPr>
-          <w:hyperlink w:anchor="_Toc233478325" w:history="1">
+          <w:hyperlink w:anchor="_Toc234191118" w:history="1">
             <w:r>
               <w:rPr>
                 <w:rStyle w:val="Hyperlink"/>
@@ -6006,7 +6033,7 @@
                 <w:noProof/>
                 <w:webHidden/>
               </w:rPr>
-              <w:instrText xml:space="preserve"> PAGEREF _Toc233478325 \h </w:instrText>
+              <w:instrText xml:space="preserve"> PAGEREF _Toc234191118 \h </w:instrText>
             </w:r>
             <w:r>
               <w:rPr>
@@ -6026,7 +6053,7 @@
                 <w:noProof/>
                 <w:webHidden/>
               </w:rPr>
-              <w:t>36</w:t>
+              <w:t>37</w:t>
             </w:r>
             <w:r>
               <w:rPr>
@@ -6048,7 +6075,7 @@
               <w:szCs w:val="22"/>
             </w:rPr>
           </w:pPr>
-          <w:hyperlink w:anchor="_Toc233478326" w:history="1">
+          <w:hyperlink w:anchor="_Toc234191119" w:history="1">
             <w:r>
               <w:rPr>
                 <w:rStyle w:val="Hyperlink"/>
@@ -6077,7 +6104,7 @@
                 <w:noProof/>
                 <w:webHidden/>
               </w:rPr>
-              <w:instrText xml:space="preserve"> PAGEREF _Toc233478326 \h </w:instrText>
+              <w:instrText xml:space="preserve"> PAGEREF _Toc234191119 \h </w:instrText>
             </w:r>
             <w:r>
               <w:rPr>
@@ -6097,7 +6124,7 @@
                 <w:noProof/>
                 <w:webHidden/>
               </w:rPr>
-              <w:t>36</w:t>
+              <w:t>37</w:t>
             </w:r>
             <w:r>
               <w:rPr>
@@ -6119,7 +6146,7 @@
               <w:szCs w:val="22"/>
             </w:rPr>
           </w:pPr>
-          <w:hyperlink w:anchor="_Toc233478327" w:history="1">
+          <w:hyperlink w:anchor="_Toc234191120" w:history="1">
             <w:r>
               <w:rPr>
                 <w:rStyle w:val="Hyperlink"/>
@@ -6156,7 +6183,7 @@
                 <w:noProof/>
                 <w:webHidden/>
               </w:rPr>
-              <w:instrText xml:space="preserve"> PAGEREF _Toc233478327 \h </w:instrText>
+              <w:instrText xml:space="preserve"> PAGEREF _Toc234191120 \h </w:instrText>
             </w:r>
             <w:r>
               <w:rPr>
@@ -6176,7 +6203,7 @@
                 <w:noProof/>
                 <w:webHidden/>
               </w:rPr>
-              <w:t>37</w:t>
+              <w:t>38</w:t>
             </w:r>
             <w:r>
               <w:rPr>
@@ -6198,7 +6225,7 @@
               <w:szCs w:val="22"/>
             </w:rPr>
           </w:pPr>
-          <w:hyperlink w:anchor="_Toc233478328" w:history="1">
+          <w:hyperlink w:anchor="_Toc234191121" w:history="1">
             <w:r>
               <w:rPr>
                 <w:rStyle w:val="Hyperlink"/>
@@ -6227,7 +6254,7 @@
                 <w:noProof/>
                 <w:webHidden/>
               </w:rPr>
-              <w:instrText xml:space="preserve"> PAGEREF _Toc233478328 \h </w:instrText>
+              <w:instrText xml:space="preserve"> PAGEREF _Toc234191121 \h </w:instrText>
             </w:r>
             <w:r>
               <w:rPr>
@@ -6247,7 +6274,7 @@
                 <w:noProof/>
                 <w:webHidden/>
               </w:rPr>
-              <w:t>37</w:t>
+              <w:t>38</w:t>
             </w:r>
             <w:r>
               <w:rPr>
@@ -6272,7 +6299,7 @@
               <w:szCs w:val="22"/>
             </w:rPr>
           </w:pPr>
-          <w:hyperlink w:anchor="_Toc233478329" w:history="1">
+          <w:hyperlink w:anchor="_Toc234191122" w:history="1">
             <w:r>
               <w:rPr>
                 <w:rStyle w:val="Hyperlink"/>
@@ -6301,7 +6328,7 @@
                 <w:noProof/>
                 <w:webHidden/>
               </w:rPr>
-              <w:instrText xml:space="preserve"> PAGEREF _Toc233478329 \h </w:instrText>
+              <w:instrText xml:space="preserve"> PAGEREF _Toc234191122 \h </w:instrText>
             </w:r>
             <w:r>
               <w:rPr>
@@ -6321,7 +6348,7 @@
                 <w:noProof/>
                 <w:webHidden/>
               </w:rPr>
-              <w:t>37</w:t>
+              <w:t>38</w:t>
             </w:r>
             <w:r>
               <w:rPr>
@@ -6343,7 +6370,7 @@
               <w:szCs w:val="22"/>
             </w:rPr>
           </w:pPr>
-          <w:hyperlink w:anchor="_Toc233478330" w:history="1">
+          <w:hyperlink w:anchor="_Toc234191123" w:history="1">
             <w:r>
               <w:rPr>
                 <w:rStyle w:val="Hyperlink"/>
@@ -6372,7 +6399,7 @@
                 <w:noProof/>
                 <w:webHidden/>
               </w:rPr>
-              <w:instrText xml:space="preserve"> PAGEREF _Toc233478330 \h </w:instrText>
+              <w:instrText xml:space="preserve"> PAGEREF _Toc234191123 \h </w:instrText>
             </w:r>
             <w:r>
               <w:rPr>
@@ -6392,7 +6419,7 @@
                 <w:noProof/>
                 <w:webHidden/>
               </w:rPr>
-              <w:t>37</w:t>
+              <w:t>38</w:t>
             </w:r>
             <w:r>
               <w:rPr>
@@ -6414,7 +6441,7 @@
               <w:szCs w:val="22"/>
             </w:rPr>
           </w:pPr>
-          <w:hyperlink w:anchor="_Toc233478331" w:history="1">
+          <w:hyperlink w:anchor="_Toc234191124" w:history="1">
             <w:r>
               <w:rPr>
                 <w:rStyle w:val="Hyperlink"/>
@@ -6443,7 +6470,7 @@
                 <w:noProof/>
                 <w:webHidden/>
               </w:rPr>
-              <w:instrText xml:space="preserve"> PAGEREF _Toc233478331 \h </w:instrText>
+              <w:instrText xml:space="preserve"> PAGEREF _Toc234191124 \h </w:instrText>
             </w:r>
             <w:r>
               <w:rPr>
@@ -6463,7 +6490,7 @@
                 <w:noProof/>
                 <w:webHidden/>
               </w:rPr>
-              <w:t>38</w:t>
+              <w:t>39</w:t>
             </w:r>
             <w:r>
               <w:rPr>
@@ -6485,7 +6512,7 @@
               <w:szCs w:val="22"/>
             </w:rPr>
           </w:pPr>
-          <w:hyperlink w:anchor="_Toc233478332" w:history="1">
+          <w:hyperlink w:anchor="_Toc234191125" w:history="1">
             <w:r>
               <w:rPr>
                 <w:rStyle w:val="Hyperlink"/>
@@ -6522,7 +6549,7 @@
                 <w:noProof/>
                 <w:webHidden/>
               </w:rPr>
-              <w:instrText xml:space="preserve"> PAGEREF _Toc233478332 \h </w:instrText>
+              <w:instrText xml:space="preserve"> PAGEREF _Toc234191125 \h </w:instrText>
             </w:r>
             <w:r>
               <w:rPr>
@@ -6542,7 +6569,7 @@
                 <w:noProof/>
                 <w:webHidden/>
               </w:rPr>
-              <w:t>38</w:t>
+              <w:t>39</w:t>
             </w:r>
             <w:r>
               <w:rPr>
@@ -6567,7 +6594,7 @@
               <w:szCs w:val="22"/>
             </w:rPr>
           </w:pPr>
-          <w:hyperlink w:anchor="_Toc233478333" w:history="1">
+          <w:hyperlink w:anchor="_Toc234191126" w:history="1">
             <w:r>
               <w:rPr>
                 <w:rStyle w:val="Hyperlink"/>
@@ -6596,7 +6623,7 @@
                 <w:noProof/>
                 <w:webHidden/>
               </w:rPr>
-              <w:instrText xml:space="preserve"> PAGEREF _Toc233478333 \h </w:instrText>
+              <w:instrText xml:space="preserve"> PAGEREF _Toc234191126 \h </w:instrText>
             </w:r>
             <w:r>
               <w:rPr>
@@ -6616,7 +6643,7 @@
                 <w:noProof/>
                 <w:webHidden/>
               </w:rPr>
-              <w:t>38</w:t>
+              <w:t>39</w:t>
             </w:r>
             <w:r>
               <w:rPr>
@@ -6638,7 +6665,7 @@
               <w:szCs w:val="22"/>
             </w:rPr>
           </w:pPr>
-          <w:hyperlink w:anchor="_Toc233478334" w:history="1">
+          <w:hyperlink w:anchor="_Toc234191127" w:history="1">
             <w:r>
               <w:rPr>
                 <w:rStyle w:val="Hyperlink"/>
@@ -6667,7 +6694,7 @@
                 <w:noProof/>
                 <w:webHidden/>
               </w:rPr>
-              <w:instrText xml:space="preserve"> PAGEREF _Toc233478334 \h </w:instrText>
+              <w:instrText xml:space="preserve"> PAGEREF _Toc234191127 \h </w:instrText>
             </w:r>
             <w:r>
               <w:rPr>
@@ -6687,7 +6714,7 @@
                 <w:noProof/>
                 <w:webHidden/>
               </w:rPr>
-              <w:t>39</w:t>
+              <w:t>40</w:t>
             </w:r>
             <w:r>
               <w:rPr>
@@ -6709,7 +6736,7 @@
               <w:szCs w:val="22"/>
             </w:rPr>
           </w:pPr>
-          <w:hyperlink w:anchor="_Toc233478335" w:history="1">
+          <w:hyperlink w:anchor="_Toc234191128" w:history="1">
             <w:r>
               <w:rPr>
                 <w:rStyle w:val="Hyperlink"/>
@@ -6738,7 +6765,7 @@
                 <w:noProof/>
                 <w:webHidden/>
               </w:rPr>
-              <w:instrText xml:space="preserve"> PAGEREF _Toc233478335 \h </w:instrText>
+              <w:instrText xml:space="preserve"> PAGEREF _Toc234191128 \h </w:instrText>
             </w:r>
             <w:r>
               <w:rPr>
@@ -6758,7 +6785,7 @@
                 <w:noProof/>
                 <w:webHidden/>
               </w:rPr>
-              <w:t>39</w:t>
+              <w:t>40</w:t>
             </w:r>
             <w:r>
               <w:rPr>
@@ -6783,7 +6810,7 @@
               <w:szCs w:val="22"/>
             </w:rPr>
           </w:pPr>
-          <w:hyperlink w:anchor="_Toc233478336" w:history="1">
+          <w:hyperlink w:anchor="_Toc234191129" w:history="1">
             <w:r>
               <w:rPr>
                 <w:rStyle w:val="Hyperlink"/>
@@ -6812,7 +6839,7 @@
                 <w:noProof/>
                 <w:webHidden/>
               </w:rPr>
-              <w:instrText xml:space="preserve"> PAGEREF _Toc233478336 \h </w:instrText>
+              <w:instrText xml:space="preserve"> PAGEREF _Toc234191129 \h </w:instrText>
             </w:r>
             <w:r>
               <w:rPr>
@@ -6832,7 +6859,7 @@
                 <w:noProof/>
                 <w:webHidden/>
               </w:rPr>
-              <w:t>39</w:t>
+              <w:t>40</w:t>
             </w:r>
             <w:r>
               <w:rPr>
@@ -6857,7 +6884,7 @@
               <w:szCs w:val="22"/>
             </w:rPr>
           </w:pPr>
-          <w:hyperlink w:anchor="_Toc233478337" w:history="1">
+          <w:hyperlink w:anchor="_Toc234191130" w:history="1">
             <w:r>
               <w:rPr>
                 <w:rStyle w:val="Hyperlink"/>
@@ -6886,7 +6913,7 @@
                 <w:noProof/>
                 <w:webHidden/>
               </w:rPr>
-              <w:instrText xml:space="preserve"> PAGEREF _Toc233478337 \h </w:instrText>
+              <w:instrText xml:space="preserve"> PAGEREF _Toc234191130 \h </w:instrText>
             </w:r>
             <w:r>
               <w:rPr>
@@ -6906,7 +6933,7 @@
                 <w:noProof/>
                 <w:webHidden/>
               </w:rPr>
-              <w:t>40</w:t>
+              <w:t>41</w:t>
             </w:r>
             <w:r>
               <w:rPr>
@@ -6931,7 +6958,7 @@
               <w:szCs w:val="22"/>
             </w:rPr>
           </w:pPr>
-          <w:hyperlink w:anchor="_Toc233478338" w:history="1">
+          <w:hyperlink w:anchor="_Toc234191131" w:history="1">
             <w:r>
               <w:rPr>
                 <w:rStyle w:val="Hyperlink"/>
@@ -6962,7 +6989,7 @@
                 <w:noProof/>
                 <w:webHidden/>
               </w:rPr>
-              <w:instrText xml:space="preserve"> PAGEREF _Toc233478338 \h </w:instrText>
+              <w:instrText xml:space="preserve"> PAGEREF _Toc234191131 \h </w:instrText>
             </w:r>
             <w:r>
               <w:rPr>
@@ -6982,7 +7009,7 @@
                 <w:noProof/>
                 <w:webHidden/>
               </w:rPr>
-              <w:t>40</w:t>
+              <w:t>41</w:t>
             </w:r>
             <w:r>
               <w:rPr>
@@ -7007,7 +7034,7 @@
               <w:szCs w:val="22"/>
             </w:rPr>
           </w:pPr>
-          <w:hyperlink w:anchor="_Toc233478339" w:history="1">
+          <w:hyperlink w:anchor="_Toc234191132" w:history="1">
             <w:r>
               <w:rPr>
                 <w:rStyle w:val="Hyperlink"/>
@@ -7038,7 +7065,7 @@
                 <w:noProof/>
                 <w:webHidden/>
               </w:rPr>
-              <w:instrText xml:space="preserve"> PAGEREF _Toc233478339 \h </w:instrText>
+              <w:instrText xml:space="preserve"> PAGEREF _Toc234191132 \h </w:instrText>
             </w:r>
             <w:r>
               <w:rPr>
@@ -7058,7 +7085,7 @@
                 <w:noProof/>
                 <w:webHidden/>
               </w:rPr>
-              <w:t>40</w:t>
+              <w:t>41</w:t>
             </w:r>
             <w:r>
               <w:rPr>
@@ -7080,7 +7107,7 @@
               <w:szCs w:val="22"/>
             </w:rPr>
           </w:pPr>
-          <w:hyperlink w:anchor="_Toc233478340" w:history="1">
+          <w:hyperlink w:anchor="_Toc234191133" w:history="1">
             <w:r>
               <w:rPr>
                 <w:rStyle w:val="Hyperlink"/>
@@ -7109,7 +7136,7 @@
                 <w:noProof/>
                 <w:webHidden/>
               </w:rPr>
-              <w:instrText xml:space="preserve"> PAGEREF _Toc233478340 \h </w:instrText>
+              <w:instrText xml:space="preserve"> PAGEREF _Toc234191133 \h </w:instrText>
             </w:r>
             <w:r>
               <w:rPr>
@@ -7129,7 +7156,7 @@
                 <w:noProof/>
                 <w:webHidden/>
               </w:rPr>
-              <w:t>41</w:t>
+              <w:t>42</w:t>
             </w:r>
             <w:r>
               <w:rPr>
@@ -7154,7 +7181,7 @@
               <w:szCs w:val="22"/>
             </w:rPr>
           </w:pPr>
-          <w:hyperlink w:anchor="_Toc233478341" w:history="1">
+          <w:hyperlink w:anchor="_Toc234191134" w:history="1">
             <w:r>
               <w:rPr>
                 <w:rStyle w:val="Hyperlink"/>
@@ -7184,7 +7211,7 @@
                 <w:noProof/>
                 <w:webHidden/>
               </w:rPr>
-              <w:instrText xml:space="preserve"> PAGEREF _Toc233478341 \h </w:instrText>
+              <w:instrText xml:space="preserve"> PAGEREF _Toc234191134 \h </w:instrText>
             </w:r>
             <w:r>
               <w:rPr>
@@ -7204,7 +7231,7 @@
                 <w:noProof/>
                 <w:webHidden/>
               </w:rPr>
-              <w:t>41</w:t>
+              <w:t>42</w:t>
             </w:r>
             <w:r>
               <w:rPr>
@@ -7229,7 +7256,7 @@
               <w:szCs w:val="22"/>
             </w:rPr>
           </w:pPr>
-          <w:hyperlink w:anchor="_Toc233478342" w:history="1">
+          <w:hyperlink w:anchor="_Toc234191135" w:history="1">
             <w:r>
               <w:rPr>
                 <w:rStyle w:val="Hyperlink"/>
@@ -7258,7 +7285,7 @@
                 <w:noProof/>
                 <w:webHidden/>
               </w:rPr>
-              <w:instrText xml:space="preserve"> PAGEREF _Toc233478342 \h </w:instrText>
+              <w:instrText xml:space="preserve"> PAGEREF _Toc234191135 \h </w:instrText>
             </w:r>
             <w:r>
               <w:rPr>
@@ -7278,7 +7305,7 @@
                 <w:noProof/>
                 <w:webHidden/>
               </w:rPr>
-              <w:t>41</w:t>
+              <w:t>42</w:t>
             </w:r>
             <w:r>
               <w:rPr>
@@ -7303,7 +7330,7 @@
               <w:szCs w:val="22"/>
             </w:rPr>
           </w:pPr>
-          <w:hyperlink w:anchor="_Toc233478343" w:history="1">
+          <w:hyperlink w:anchor="_Toc234191136" w:history="1">
             <w:r>
               <w:rPr>
                 <w:rStyle w:val="Hyperlink"/>
@@ -7330,7 +7357,7 @@
                 <w:noProof/>
                 <w:webHidden/>
               </w:rPr>
-              <w:instrText xml:space="preserve"> PAGEREF _Toc233478343 \h </w:instrText>
+              <w:instrText xml:space="preserve"> PAGEREF _Toc234191136 \h </w:instrText>
             </w:r>
             <w:r>
               <w:rPr>
@@ -7350,7 +7377,7 @@
                 <w:noProof/>
                 <w:webHidden/>
               </w:rPr>
-              <w:t>41</w:t>
+              <w:t>42</w:t>
             </w:r>
             <w:r>
               <w:rPr>
@@ -7375,7 +7402,7 @@
               <w:szCs w:val="22"/>
             </w:rPr>
           </w:pPr>
-          <w:hyperlink w:anchor="_Toc233478344" w:history="1">
+          <w:hyperlink w:anchor="_Toc234191137" w:history="1">
             <w:r>
               <w:rPr>
                 <w:rStyle w:val="Hyperlink"/>
@@ -7402,7 +7429,7 @@
                 <w:noProof/>
                 <w:webHidden/>
               </w:rPr>
-              <w:instrText xml:space="preserve"> PAGEREF _Toc233478344 \h </w:instrText>
+              <w:instrText xml:space="preserve"> PAGEREF _Toc234191137 \h </w:instrText>
             </w:r>
             <w:r>
               <w:rPr>
@@ -7422,7 +7449,7 @@
                 <w:noProof/>
                 <w:webHidden/>
               </w:rPr>
-              <w:t>41</w:t>
+              <w:t>42</w:t>
             </w:r>
             <w:r>
               <w:rPr>
@@ -7447,7 +7474,7 @@
               <w:szCs w:val="22"/>
             </w:rPr>
           </w:pPr>
-          <w:hyperlink w:anchor="_Toc233478345" w:history="1">
+          <w:hyperlink w:anchor="_Toc234191138" w:history="1">
             <w:r>
               <w:rPr>
                 <w:rStyle w:val="Hyperlink"/>
@@ -7474,7 +7501,7 @@
                 <w:noProof/>
                 <w:webHidden/>
               </w:rPr>
-              <w:instrText xml:space="preserve"> PAGEREF _Toc233478345 \h </w:instrText>
+              <w:instrText xml:space="preserve"> PAGEREF _Toc234191138 \h </w:instrText>
             </w:r>
             <w:r>
               <w:rPr>
@@ -7494,7 +7521,7 @@
                 <w:noProof/>
                 <w:webHidden/>
               </w:rPr>
-              <w:t>41</w:t>
+              <w:t>42</w:t>
             </w:r>
             <w:r>
               <w:rPr>
@@ -7519,7 +7546,7 @@
               <w:szCs w:val="22"/>
             </w:rPr>
           </w:pPr>
-          <w:hyperlink w:anchor="_Toc233478346" w:history="1">
+          <w:hyperlink w:anchor="_Toc234191139" w:history="1">
             <w:r>
               <w:rPr>
                 <w:rStyle w:val="Hyperlink"/>
@@ -7546,7 +7573,7 @@
                 <w:noProof/>
                 <w:webHidden/>
               </w:rPr>
-              <w:instrText xml:space="preserve"> PAGEREF _Toc233478346 \h </w:instrText>
+              <w:instrText xml:space="preserve"> PAGEREF _Toc234191139 \h </w:instrText>
             </w:r>
             <w:r>
               <w:rPr>
@@ -7566,7 +7593,7 @@
                 <w:noProof/>
                 <w:webHidden/>
               </w:rPr>
-              <w:t>42</w:t>
+              <w:t>43</w:t>
             </w:r>
             <w:r>
               <w:rPr>
@@ -7591,7 +7618,7 @@
               <w:szCs w:val="22"/>
             </w:rPr>
           </w:pPr>
-          <w:hyperlink w:anchor="_Toc233478347" w:history="1">
+          <w:hyperlink w:anchor="_Toc234191140" w:history="1">
             <w:r>
               <w:rPr>
                 <w:rStyle w:val="Hyperlink"/>
@@ -7618,7 +7645,7 @@
                 <w:noProof/>
                 <w:webHidden/>
               </w:rPr>
-              <w:instrText xml:space="preserve"> PAGEREF _Toc233478347 \h </w:instrText>
+              <w:instrText xml:space="preserve"> PAGEREF _Toc234191140 \h </w:instrText>
             </w:r>
             <w:r>
               <w:rPr>
@@ -7638,7 +7665,7 @@
                 <w:noProof/>
                 <w:webHidden/>
               </w:rPr>
-              <w:t>42</w:t>
+              <w:t>43</w:t>
             </w:r>
             <w:r>
               <w:rPr>
@@ -7663,7 +7690,7 @@
               <w:szCs w:val="22"/>
             </w:rPr>
           </w:pPr>
-          <w:hyperlink w:anchor="_Toc233478348" w:history="1">
+          <w:hyperlink w:anchor="_Toc234191141" w:history="1">
             <w:r>
               <w:rPr>
                 <w:rStyle w:val="Hyperlink"/>
@@ -7690,7 +7717,7 @@
                 <w:noProof/>
                 <w:webHidden/>
               </w:rPr>
-              <w:instrText xml:space="preserve"> PAGEREF _Toc233478348 \h </w:instrText>
+              <w:instrText xml:space="preserve"> PAGEREF _Toc234191141 \h </w:instrText>
             </w:r>
             <w:r>
               <w:rPr>
@@ -7710,7 +7737,7 @@
                 <w:noProof/>
                 <w:webHidden/>
               </w:rPr>
-              <w:t>42</w:t>
+              <w:t>43</w:t>
             </w:r>
             <w:r>
               <w:rPr>
@@ -7735,7 +7762,7 @@
               <w:szCs w:val="22"/>
             </w:rPr>
           </w:pPr>
-          <w:hyperlink w:anchor="_Toc233478349" w:history="1">
+          <w:hyperlink w:anchor="_Toc234191142" w:history="1">
             <w:r>
               <w:rPr>
                 <w:rStyle w:val="Hyperlink"/>
@@ -7745,7 +7772,7 @@
                 <w:noProof/>
                 <w:kern w:val="36"/>
               </w:rPr>
-              <w:t xml:space="preserve">Practical Task : </w:t>
+              <w:t xml:space="preserve">Practical Task: </w:t>
             </w:r>
             <w:r>
               <w:rPr>
@@ -7776,7 +7803,7 @@
                 <w:noProof/>
                 <w:webHidden/>
               </w:rPr>
-              <w:instrText xml:space="preserve"> PAGEREF _Toc233478349 \h </w:instrText>
+              <w:instrText xml:space="preserve"> PAGEREF _Toc234191142 \h </w:instrText>
             </w:r>
             <w:r>
               <w:rPr>
@@ -7796,7 +7823,7 @@
                 <w:noProof/>
                 <w:webHidden/>
               </w:rPr>
-              <w:t>43</w:t>
+              <w:t>44</w:t>
             </w:r>
             <w:r>
               <w:rPr>
@@ -7821,7 +7848,7 @@
               <w:szCs w:val="22"/>
             </w:rPr>
           </w:pPr>
-          <w:hyperlink w:anchor="_Toc233478350" w:history="1">
+          <w:hyperlink w:anchor="_Toc234191143" w:history="1">
             <w:r>
               <w:rPr>
                 <w:noProof/>
@@ -7841,7 +7868,7 @@
                 <w:noProof/>
                 <w:webHidden/>
               </w:rPr>
-              <w:instrText xml:space="preserve"> PAGEREF _Toc233478350 \h </w:instrText>
+              <w:instrText xml:space="preserve"> PAGEREF _Toc234191143 \h </w:instrText>
             </w:r>
             <w:r>
               <w:rPr>
@@ -7861,7 +7888,7 @@
                 <w:noProof/>
                 <w:webHidden/>
               </w:rPr>
-              <w:t>43</w:t>
+              <w:t>44</w:t>
             </w:r>
             <w:r>
               <w:rPr>
@@ -7886,7 +7913,7 @@
               <w:szCs w:val="22"/>
             </w:rPr>
           </w:pPr>
-          <w:hyperlink w:anchor="_Toc233478351" w:history="1">
+          <w:hyperlink w:anchor="_Toc234191144" w:history="1">
             <w:r>
               <w:rPr>
                 <w:rStyle w:val="Hyperlink"/>
@@ -7914,7 +7941,7 @@
                 <w:noProof/>
                 <w:webHidden/>
               </w:rPr>
-              <w:instrText xml:space="preserve"> PAGEREF _Toc233478351 \h </w:instrText>
+              <w:instrText xml:space="preserve"> PAGEREF _Toc234191144 \h </w:instrText>
             </w:r>
             <w:r>
               <w:rPr>
@@ -7934,7 +7961,7 @@
                 <w:noProof/>
                 <w:webHidden/>
               </w:rPr>
-              <w:t>43</w:t>
+              <w:t>44</w:t>
             </w:r>
             <w:r>
               <w:rPr>
@@ -7959,7 +7986,7 @@
               <w:szCs w:val="22"/>
             </w:rPr>
           </w:pPr>
-          <w:hyperlink w:anchor="_Toc233478352" w:history="1">
+          <w:hyperlink w:anchor="_Toc234191145" w:history="1">
             <w:r>
               <w:rPr>
                 <w:rStyle w:val="Hyperlink"/>
@@ -7988,7 +8015,7 @@
                 <w:noProof/>
                 <w:webHidden/>
               </w:rPr>
-              <w:instrText xml:space="preserve"> PAGEREF _Toc233478352 \h </w:instrText>
+              <w:instrText xml:space="preserve"> PAGEREF _Toc234191145 \h </w:instrText>
             </w:r>
             <w:r>
               <w:rPr>
@@ -8008,7 +8035,7 @@
                 <w:noProof/>
                 <w:webHidden/>
               </w:rPr>
-              <w:t>43</w:t>
+              <w:t>44</w:t>
             </w:r>
             <w:r>
               <w:rPr>
@@ -8033,7 +8060,7 @@
               <w:szCs w:val="22"/>
             </w:rPr>
           </w:pPr>
-          <w:hyperlink w:anchor="_Toc233478353" w:history="1">
+          <w:hyperlink w:anchor="_Toc234191146" w:history="1">
             <w:r>
               <w:rPr>
                 <w:rStyle w:val="Hyperlink"/>
@@ -8060,7 +8087,7 @@
                 <w:noProof/>
                 <w:webHidden/>
               </w:rPr>
-              <w:instrText xml:space="preserve"> PAGEREF _Toc233478353 \h </w:instrText>
+              <w:instrText xml:space="preserve"> PAGEREF _Toc234191146 \h </w:instrText>
             </w:r>
             <w:r>
               <w:rPr>
@@ -8080,7 +8107,7 @@
                 <w:noProof/>
                 <w:webHidden/>
               </w:rPr>
-              <w:t>43</w:t>
+              <w:t>44</w:t>
             </w:r>
             <w:r>
               <w:rPr>
@@ -8105,7 +8132,7 @@
               <w:szCs w:val="22"/>
             </w:rPr>
           </w:pPr>
-          <w:hyperlink w:anchor="_Toc233478354" w:history="1">
+          <w:hyperlink w:anchor="_Toc234191147" w:history="1">
             <w:r>
               <w:rPr>
                 <w:rStyle w:val="Hyperlink"/>
@@ -8132,7 +8159,7 @@
                 <w:noProof/>
                 <w:webHidden/>
               </w:rPr>
-              <w:instrText xml:space="preserve"> PAGEREF _Toc233478354 \h </w:instrText>
+              <w:instrText xml:space="preserve"> PAGEREF _Toc234191147 \h </w:instrText>
             </w:r>
             <w:r>
               <w:rPr>
@@ -8152,7 +8179,7 @@
                 <w:noProof/>
                 <w:webHidden/>
               </w:rPr>
-              <w:t>43</w:t>
+              <w:t>44</w:t>
             </w:r>
             <w:r>
               <w:rPr>
@@ -8177,7 +8204,7 @@
               <w:szCs w:val="22"/>
             </w:rPr>
           </w:pPr>
-          <w:hyperlink w:anchor="_Toc233478355" w:history="1">
+          <w:hyperlink w:anchor="_Toc234191148" w:history="1">
             <w:r>
               <w:rPr>
                 <w:rStyle w:val="Hyperlink"/>
@@ -8204,7 +8231,7 @@
                 <w:noProof/>
                 <w:webHidden/>
               </w:rPr>
-              <w:instrText xml:space="preserve"> PAGEREF _Toc233478355 \h </w:instrText>
+              <w:instrText xml:space="preserve"> PAGEREF _Toc234191148 \h </w:instrText>
             </w:r>
             <w:r>
               <w:rPr>
@@ -8224,7 +8251,7 @@
                 <w:noProof/>
                 <w:webHidden/>
               </w:rPr>
-              <w:t>44</w:t>
+              <w:t>45</w:t>
             </w:r>
             <w:r>
               <w:rPr>
@@ -8249,7 +8276,7 @@
               <w:szCs w:val="22"/>
             </w:rPr>
           </w:pPr>
-          <w:hyperlink w:anchor="_Toc233478356" w:history="1">
+          <w:hyperlink w:anchor="_Toc234191149" w:history="1">
             <w:r>
               <w:rPr>
                 <w:rStyle w:val="Hyperlink"/>
@@ -8276,7 +8303,7 @@
                 <w:noProof/>
                 <w:webHidden/>
               </w:rPr>
-              <w:instrText xml:space="preserve"> PAGEREF _Toc233478356 \h </w:instrText>
+              <w:instrText xml:space="preserve"> PAGEREF _Toc234191149 \h </w:instrText>
             </w:r>
             <w:r>
               <w:rPr>
@@ -8296,7 +8323,7 @@
                 <w:noProof/>
                 <w:webHidden/>
               </w:rPr>
-              <w:t>44</w:t>
+              <w:t>45</w:t>
             </w:r>
             <w:r>
               <w:rPr>
@@ -8321,7 +8348,7 @@
               <w:szCs w:val="22"/>
             </w:rPr>
           </w:pPr>
-          <w:hyperlink w:anchor="_Toc233478357" w:history="1">
+          <w:hyperlink w:anchor="_Toc234191150" w:history="1">
             <w:r>
               <w:rPr>
                 <w:rStyle w:val="Hyperlink"/>
@@ -8348,7 +8375,7 @@
                 <w:noProof/>
                 <w:webHidden/>
               </w:rPr>
-              <w:instrText xml:space="preserve"> PAGEREF _Toc233478357 \h </w:instrText>
+              <w:instrText xml:space="preserve"> PAGEREF _Toc234191150 \h </w:instrText>
             </w:r>
             <w:r>
               <w:rPr>
@@ -8368,7 +8395,7 @@
                 <w:noProof/>
                 <w:webHidden/>
               </w:rPr>
-              <w:t>45</w:t>
+              <w:t>46</w:t>
             </w:r>
             <w:r>
               <w:rPr>
@@ -8393,7 +8420,7 @@
               <w:szCs w:val="22"/>
             </w:rPr>
           </w:pPr>
-          <w:hyperlink w:anchor="_Toc233478358" w:history="1">
+          <w:hyperlink w:anchor="_Toc234191151" w:history="1">
             <w:r>
               <w:rPr>
                 <w:rStyle w:val="Hyperlink"/>
@@ -8420,7 +8447,7 @@
                 <w:noProof/>
                 <w:webHidden/>
               </w:rPr>
-              <w:instrText xml:space="preserve"> PAGEREF _Toc233478358 \h </w:instrText>
+              <w:instrText xml:space="preserve"> PAGEREF _Toc234191151 \h </w:instrText>
             </w:r>
             <w:r>
               <w:rPr>
@@ -8440,7 +8467,7 @@
                 <w:noProof/>
                 <w:webHidden/>
               </w:rPr>
-              <w:t>45</w:t>
+              <w:t>46</w:t>
             </w:r>
             <w:r>
               <w:rPr>
@@ -8462,7 +8489,7 @@
               <w:szCs w:val="22"/>
             </w:rPr>
           </w:pPr>
-          <w:hyperlink w:anchor="_Toc233478359" w:history="1">
+          <w:hyperlink w:anchor="_Toc234191152" w:history="1">
             <w:r>
               <w:rPr>
                 <w:rStyle w:val="Hyperlink"/>
@@ -8491,7 +8518,7 @@
                 <w:noProof/>
                 <w:webHidden/>
               </w:rPr>
-              <w:instrText xml:space="preserve"> PAGEREF _Toc233478359 \h </w:instrText>
+              <w:instrText xml:space="preserve"> PAGEREF _Toc234191152 \h </w:instrText>
             </w:r>
             <w:r>
               <w:rPr>
@@ -8511,7 +8538,7 @@
                 <w:noProof/>
                 <w:webHidden/>
               </w:rPr>
-              <w:t>46</w:t>
+              <w:t>47</w:t>
             </w:r>
             <w:r>
               <w:rPr>
@@ -8533,7 +8560,7 @@
               <w:szCs w:val="22"/>
             </w:rPr>
           </w:pPr>
-          <w:hyperlink w:anchor="_Toc233478360" w:history="1">
+          <w:hyperlink w:anchor="_Toc234191153" w:history="1">
             <w:r>
               <w:rPr>
                 <w:rStyle w:val="Hyperlink"/>
@@ -8562,7 +8589,7 @@
                 <w:noProof/>
                 <w:webHidden/>
               </w:rPr>
-              <w:instrText xml:space="preserve"> PAGEREF _Toc233478360 \h </w:instrText>
+              <w:instrText xml:space="preserve"> PAGEREF _Toc234191153 \h </w:instrText>
             </w:r>
             <w:r>
               <w:rPr>
@@ -8582,7 +8609,7 @@
                 <w:noProof/>
                 <w:webHidden/>
               </w:rPr>
-              <w:t>46</w:t>
+              <w:t>47</w:t>
             </w:r>
             <w:r>
               <w:rPr>
@@ -8604,7 +8631,7 @@
               <w:szCs w:val="22"/>
             </w:rPr>
           </w:pPr>
-          <w:hyperlink w:anchor="_Toc233478361" w:history="1">
+          <w:hyperlink w:anchor="_Toc234191154" w:history="1">
             <w:r>
               <w:rPr>
                 <w:rStyle w:val="Hyperlink"/>
@@ -8633,7 +8660,7 @@
                 <w:noProof/>
                 <w:webHidden/>
               </w:rPr>
-              <w:instrText xml:space="preserve"> PAGEREF _Toc233478361 \h </w:instrText>
+              <w:instrText xml:space="preserve"> PAGEREF _Toc234191154 \h </w:instrText>
             </w:r>
             <w:r>
               <w:rPr>
@@ -8653,7 +8680,7 @@
                 <w:noProof/>
                 <w:webHidden/>
               </w:rPr>
-              <w:t>46</w:t>
+              <w:t>47</w:t>
             </w:r>
             <w:r>
               <w:rPr>
@@ -8675,7 +8702,7 @@
               <w:szCs w:val="22"/>
             </w:rPr>
           </w:pPr>
-          <w:hyperlink w:anchor="_Toc233478362" w:history="1">
+          <w:hyperlink w:anchor="_Toc234191155" w:history="1">
             <w:r>
               <w:rPr>
                 <w:rStyle w:val="Hyperlink"/>
@@ -8704,7 +8731,7 @@
                 <w:noProof/>
                 <w:webHidden/>
               </w:rPr>
-              <w:instrText xml:space="preserve"> PAGEREF _Toc233478362 \h </w:instrText>
+              <w:instrText xml:space="preserve"> PAGEREF _Toc234191155 \h </w:instrText>
             </w:r>
             <w:r>
               <w:rPr>
@@ -8724,7 +8751,929 @@
                 <w:noProof/>
                 <w:webHidden/>
               </w:rPr>
-              <w:t>46</w:t>
+              <w:t>47</w:t>
+            </w:r>
+            <w:r>
+              <w:rPr>
+                <w:noProof/>
+                <w:webHidden/>
+              </w:rPr>
+              <w:fldChar w:fldCharType="end"/>
+            </w:r>
+          </w:hyperlink>
+        </w:p>
+        <w:p>
+          <w:pPr>
+            <w:pStyle w:val="TOC2"/>
+            <w:tabs>
+              <w:tab w:val="right" w:leader="dot" w:pos="9350"/>
+            </w:tabs>
+            <w:rPr>
+              <w:rFonts w:asciiTheme="minorHAnsi" w:eastAsiaTheme="minorEastAsia" w:hAnsiTheme="minorHAnsi" w:cstheme="minorBidi"/>
+              <w:noProof/>
+              <w:kern w:val="0"/>
+              <w:sz w:val="22"/>
+              <w:szCs w:val="22"/>
+            </w:rPr>
+          </w:pPr>
+          <w:hyperlink w:anchor="_Toc234191156" w:history="1">
+            <w:r>
+              <w:rPr>
+                <w:rStyle w:val="Hyperlink"/>
+                <w:noProof/>
+              </w:rPr>
+              <w:t>Week 9: RSA Cryptosystem, Miller–Rabin Primality Test and Pollard Rho Factorization</w:t>
+            </w:r>
+            <w:r>
+              <w:rPr>
+                <w:noProof/>
+                <w:webHidden/>
+              </w:rPr>
+              <w:tab/>
+            </w:r>
+            <w:r>
+              <w:rPr>
+                <w:noProof/>
+                <w:webHidden/>
+              </w:rPr>
+              <w:fldChar w:fldCharType="begin"/>
+            </w:r>
+            <w:r>
+              <w:rPr>
+                <w:noProof/>
+                <w:webHidden/>
+              </w:rPr>
+              <w:instrText xml:space="preserve"> PAGEREF _Toc234191156 \h </w:instrText>
+            </w:r>
+            <w:r>
+              <w:rPr>
+                <w:noProof/>
+                <w:webHidden/>
+              </w:rPr>
+            </w:r>
+            <w:r>
+              <w:rPr>
+                <w:noProof/>
+                <w:webHidden/>
+              </w:rPr>
+              <w:fldChar w:fldCharType="separate"/>
+            </w:r>
+            <w:r>
+              <w:rPr>
+                <w:noProof/>
+                <w:webHidden/>
+              </w:rPr>
+              <w:t>47</w:t>
+            </w:r>
+            <w:r>
+              <w:rPr>
+                <w:noProof/>
+                <w:webHidden/>
+              </w:rPr>
+              <w:fldChar w:fldCharType="end"/>
+            </w:r>
+          </w:hyperlink>
+        </w:p>
+        <w:p>
+          <w:pPr>
+            <w:pStyle w:val="TOC3"/>
+            <w:rPr>
+              <w:rFonts w:asciiTheme="minorHAnsi" w:eastAsiaTheme="minorEastAsia" w:hAnsiTheme="minorHAnsi" w:cstheme="minorBidi"/>
+              <w:noProof/>
+              <w:kern w:val="0"/>
+              <w:sz w:val="22"/>
+              <w:szCs w:val="22"/>
+            </w:rPr>
+          </w:pPr>
+          <w:hyperlink w:anchor="_Toc234191157" w:history="1">
+            <w:r>
+              <w:rPr>
+                <w:rStyle w:val="Hyperlink"/>
+                <w:rFonts w:ascii="Times New Roman" w:hAnsi="Times New Roman"/>
+                <w:b/>
+                <w:noProof/>
+              </w:rPr>
+              <w:t>Step 5: Sign Message</w:t>
+            </w:r>
+            <w:r>
+              <w:rPr>
+                <w:rStyle w:val="Hyperlink"/>
+                <w:rFonts w:ascii="Times New Roman" w:hAnsi="Times New Roman"/>
+                <w:noProof/>
+              </w:rPr>
+              <w:t xml:space="preserve"> The program computes the SHA-256 hash of the message and encrypts the hash using the RSA private key to create a digital signature. This signature proves that the message originated from the legitimate sender and has not been altered.</w:t>
+            </w:r>
+            <w:r>
+              <w:rPr>
+                <w:noProof/>
+                <w:webHidden/>
+              </w:rPr>
+              <w:tab/>
+            </w:r>
+            <w:r>
+              <w:rPr>
+                <w:noProof/>
+                <w:webHidden/>
+              </w:rPr>
+              <w:fldChar w:fldCharType="begin"/>
+            </w:r>
+            <w:r>
+              <w:rPr>
+                <w:noProof/>
+                <w:webHidden/>
+              </w:rPr>
+              <w:instrText xml:space="preserve"> PAGEREF _Toc234191157 \h </w:instrText>
+            </w:r>
+            <w:r>
+              <w:rPr>
+                <w:noProof/>
+                <w:webHidden/>
+              </w:rPr>
+            </w:r>
+            <w:r>
+              <w:rPr>
+                <w:noProof/>
+                <w:webHidden/>
+              </w:rPr>
+              <w:fldChar w:fldCharType="separate"/>
+            </w:r>
+            <w:r>
+              <w:rPr>
+                <w:noProof/>
+                <w:webHidden/>
+              </w:rPr>
+              <w:t>51</w:t>
+            </w:r>
+            <w:r>
+              <w:rPr>
+                <w:noProof/>
+                <w:webHidden/>
+              </w:rPr>
+              <w:fldChar w:fldCharType="end"/>
+            </w:r>
+          </w:hyperlink>
+        </w:p>
+        <w:p>
+          <w:pPr>
+            <w:pStyle w:val="TOC3"/>
+            <w:rPr>
+              <w:rFonts w:asciiTheme="minorHAnsi" w:eastAsiaTheme="minorEastAsia" w:hAnsiTheme="minorHAnsi" w:cstheme="minorBidi"/>
+              <w:noProof/>
+              <w:kern w:val="0"/>
+              <w:sz w:val="22"/>
+              <w:szCs w:val="22"/>
+            </w:rPr>
+          </w:pPr>
+          <w:hyperlink w:anchor="_Toc234191158" w:history="1">
+            <w:r>
+              <w:rPr>
+                <w:rStyle w:val="Hyperlink"/>
+                <w:rFonts w:ascii="Times New Roman" w:hAnsi="Times New Roman"/>
+                <w:b/>
+                <w:noProof/>
+              </w:rPr>
+              <w:t>Step 6: Verify Signature</w:t>
+            </w:r>
+            <w:r>
+              <w:rPr>
+                <w:rStyle w:val="Hyperlink"/>
+                <w:rFonts w:ascii="Times New Roman" w:hAnsi="Times New Roman"/>
+                <w:noProof/>
+              </w:rPr>
+              <w:t xml:space="preserve"> The program decrypts the digital signature using the sender's public key and compares the recovered hash with a newly generated hash of the message. If both hashes match, the signature is confirmed as valid and the message integrity is verified.</w:t>
+            </w:r>
+            <w:r>
+              <w:rPr>
+                <w:noProof/>
+                <w:webHidden/>
+              </w:rPr>
+              <w:tab/>
+            </w:r>
+            <w:r>
+              <w:rPr>
+                <w:noProof/>
+                <w:webHidden/>
+              </w:rPr>
+              <w:fldChar w:fldCharType="begin"/>
+            </w:r>
+            <w:r>
+              <w:rPr>
+                <w:noProof/>
+                <w:webHidden/>
+              </w:rPr>
+              <w:instrText xml:space="preserve"> PAGEREF _Toc234191158 \h </w:instrText>
+            </w:r>
+            <w:r>
+              <w:rPr>
+                <w:noProof/>
+                <w:webHidden/>
+              </w:rPr>
+            </w:r>
+            <w:r>
+              <w:rPr>
+                <w:noProof/>
+                <w:webHidden/>
+              </w:rPr>
+              <w:fldChar w:fldCharType="separate"/>
+            </w:r>
+            <w:r>
+              <w:rPr>
+                <w:noProof/>
+                <w:webHidden/>
+              </w:rPr>
+              <w:t>52</w:t>
+            </w:r>
+            <w:r>
+              <w:rPr>
+                <w:noProof/>
+                <w:webHidden/>
+              </w:rPr>
+              <w:fldChar w:fldCharType="end"/>
+            </w:r>
+          </w:hyperlink>
+        </w:p>
+        <w:p>
+          <w:pPr>
+            <w:pStyle w:val="TOC3"/>
+            <w:rPr>
+              <w:rFonts w:asciiTheme="minorHAnsi" w:eastAsiaTheme="minorEastAsia" w:hAnsiTheme="minorHAnsi" w:cstheme="minorBidi"/>
+              <w:noProof/>
+              <w:kern w:val="0"/>
+              <w:sz w:val="22"/>
+              <w:szCs w:val="22"/>
+            </w:rPr>
+          </w:pPr>
+          <w:hyperlink w:anchor="_Toc234191159" w:history="1">
+            <w:r>
+              <w:rPr>
+                <w:rStyle w:val="Hyperlink"/>
+                <w:rFonts w:ascii="Times New Roman" w:hAnsi="Times New Roman"/>
+                <w:b/>
+                <w:noProof/>
+              </w:rPr>
+              <w:t>Step 7: Miller–Rabin Prime Test</w:t>
+            </w:r>
+            <w:r>
+              <w:rPr>
+                <w:rStyle w:val="Hyperlink"/>
+                <w:noProof/>
+              </w:rPr>
+              <w:t xml:space="preserve"> </w:t>
+            </w:r>
+            <w:r>
+              <w:rPr>
+                <w:rStyle w:val="Hyperlink"/>
+                <w:rFonts w:ascii="Times New Roman" w:hAnsi="Times New Roman"/>
+                <w:noProof/>
+              </w:rPr>
+              <w:t>The program generates ten random numbers and uses the Miller–Rabin algorithm to determine whether each is probably prime or composite. This demonstrates the probabilistic method used to efficiently identify prime numbers for RSA key generation.</w:t>
+            </w:r>
+            <w:r>
+              <w:rPr>
+                <w:noProof/>
+                <w:webHidden/>
+              </w:rPr>
+              <w:tab/>
+            </w:r>
+            <w:r>
+              <w:rPr>
+                <w:noProof/>
+                <w:webHidden/>
+              </w:rPr>
+              <w:fldChar w:fldCharType="begin"/>
+            </w:r>
+            <w:r>
+              <w:rPr>
+                <w:noProof/>
+                <w:webHidden/>
+              </w:rPr>
+              <w:instrText xml:space="preserve"> PAGEREF _Toc234191159 \h </w:instrText>
+            </w:r>
+            <w:r>
+              <w:rPr>
+                <w:noProof/>
+                <w:webHidden/>
+              </w:rPr>
+            </w:r>
+            <w:r>
+              <w:rPr>
+                <w:noProof/>
+                <w:webHidden/>
+              </w:rPr>
+              <w:fldChar w:fldCharType="separate"/>
+            </w:r>
+            <w:r>
+              <w:rPr>
+                <w:noProof/>
+                <w:webHidden/>
+              </w:rPr>
+              <w:t>52</w:t>
+            </w:r>
+            <w:r>
+              <w:rPr>
+                <w:noProof/>
+                <w:webHidden/>
+              </w:rPr>
+              <w:fldChar w:fldCharType="end"/>
+            </w:r>
+          </w:hyperlink>
+        </w:p>
+        <w:p>
+          <w:pPr>
+            <w:pStyle w:val="TOC3"/>
+            <w:rPr>
+              <w:rFonts w:asciiTheme="minorHAnsi" w:eastAsiaTheme="minorEastAsia" w:hAnsiTheme="minorHAnsi" w:cstheme="minorBidi"/>
+              <w:noProof/>
+              <w:kern w:val="0"/>
+              <w:sz w:val="22"/>
+              <w:szCs w:val="22"/>
+            </w:rPr>
+          </w:pPr>
+          <w:hyperlink w:anchor="_Toc234191160" w:history="1">
+            <w:r>
+              <w:rPr>
+                <w:rStyle w:val="Hyperlink"/>
+                <w:rFonts w:ascii="Times New Roman" w:hAnsi="Times New Roman"/>
+                <w:b/>
+                <w:noProof/>
+              </w:rPr>
+              <w:t>Step 8: RSA Secure Chat</w:t>
+            </w:r>
+            <w:r>
+              <w:rPr>
+                <w:rStyle w:val="Hyperlink"/>
+                <w:rFonts w:ascii="Times New Roman" w:hAnsi="Times New Roman"/>
+                <w:noProof/>
+              </w:rPr>
+              <w:t xml:space="preserve"> The secure chat simulation demonstrates how Alice encrypts a message using Bob's public key before sending it over an insecure network. Bob decrypts the ciphertext with his private key to recover the original message, illustrating secure communication using RSA</w:t>
+            </w:r>
+            <w:r>
+              <w:rPr>
+                <w:rStyle w:val="Hyperlink"/>
+                <w:noProof/>
+              </w:rPr>
+              <w:t>.</w:t>
+            </w:r>
+            <w:r>
+              <w:rPr>
+                <w:noProof/>
+                <w:webHidden/>
+              </w:rPr>
+              <w:tab/>
+            </w:r>
+            <w:r>
+              <w:rPr>
+                <w:noProof/>
+                <w:webHidden/>
+              </w:rPr>
+              <w:fldChar w:fldCharType="begin"/>
+            </w:r>
+            <w:r>
+              <w:rPr>
+                <w:noProof/>
+                <w:webHidden/>
+              </w:rPr>
+              <w:instrText xml:space="preserve"> PAGEREF _Toc234191160 \h </w:instrText>
+            </w:r>
+            <w:r>
+              <w:rPr>
+                <w:noProof/>
+                <w:webHidden/>
+              </w:rPr>
+            </w:r>
+            <w:r>
+              <w:rPr>
+                <w:noProof/>
+                <w:webHidden/>
+              </w:rPr>
+              <w:fldChar w:fldCharType="separate"/>
+            </w:r>
+            <w:r>
+              <w:rPr>
+                <w:noProof/>
+                <w:webHidden/>
+              </w:rPr>
+              <w:t>53</w:t>
+            </w:r>
+            <w:r>
+              <w:rPr>
+                <w:noProof/>
+                <w:webHidden/>
+              </w:rPr>
+              <w:fldChar w:fldCharType="end"/>
+            </w:r>
+          </w:hyperlink>
+        </w:p>
+        <w:p>
+          <w:pPr>
+            <w:pStyle w:val="TOC3"/>
+            <w:rPr>
+              <w:rFonts w:asciiTheme="minorHAnsi" w:eastAsiaTheme="minorEastAsia" w:hAnsiTheme="minorHAnsi" w:cstheme="minorBidi"/>
+              <w:noProof/>
+              <w:kern w:val="0"/>
+              <w:sz w:val="22"/>
+              <w:szCs w:val="22"/>
+            </w:rPr>
+          </w:pPr>
+          <w:hyperlink w:anchor="_Toc234191161" w:history="1">
+            <w:r>
+              <w:rPr>
+                <w:rStyle w:val="Hyperlink"/>
+                <w:rFonts w:ascii="Times New Roman" w:hAnsi="Times New Roman"/>
+                <w:b/>
+                <w:noProof/>
+              </w:rPr>
+              <w:t>Step 9: Small Prime Risk Demonstration</w:t>
+            </w:r>
+            <w:r>
+              <w:rPr>
+                <w:rStyle w:val="Hyperlink"/>
+                <w:rFonts w:ascii="Times New Roman" w:hAnsi="Times New Roman"/>
+                <w:noProof/>
+              </w:rPr>
+              <w:t xml:space="preserve"> The program intentionally generates RSA keys using very small prime numbers to show how easily the modulus can be factored. Once the primes are recovered, an attacker can reconstruct the private key, demonstrating why real RSA implementations use very large prime numbers.</w:t>
+            </w:r>
+            <w:r>
+              <w:rPr>
+                <w:noProof/>
+                <w:webHidden/>
+              </w:rPr>
+              <w:tab/>
+            </w:r>
+            <w:r>
+              <w:rPr>
+                <w:noProof/>
+                <w:webHidden/>
+              </w:rPr>
+              <w:fldChar w:fldCharType="begin"/>
+            </w:r>
+            <w:r>
+              <w:rPr>
+                <w:noProof/>
+                <w:webHidden/>
+              </w:rPr>
+              <w:instrText xml:space="preserve"> PAGEREF _Toc234191161 \h </w:instrText>
+            </w:r>
+            <w:r>
+              <w:rPr>
+                <w:noProof/>
+                <w:webHidden/>
+              </w:rPr>
+            </w:r>
+            <w:r>
+              <w:rPr>
+                <w:noProof/>
+                <w:webHidden/>
+              </w:rPr>
+              <w:fldChar w:fldCharType="separate"/>
+            </w:r>
+            <w:r>
+              <w:rPr>
+                <w:noProof/>
+                <w:webHidden/>
+              </w:rPr>
+              <w:t>54</w:t>
+            </w:r>
+            <w:r>
+              <w:rPr>
+                <w:noProof/>
+                <w:webHidden/>
+              </w:rPr>
+              <w:fldChar w:fldCharType="end"/>
+            </w:r>
+          </w:hyperlink>
+        </w:p>
+        <w:p>
+          <w:pPr>
+            <w:pStyle w:val="TOC3"/>
+            <w:rPr>
+              <w:rFonts w:asciiTheme="minorHAnsi" w:eastAsiaTheme="minorEastAsia" w:hAnsiTheme="minorHAnsi" w:cstheme="minorBidi"/>
+              <w:noProof/>
+              <w:kern w:val="0"/>
+              <w:sz w:val="22"/>
+              <w:szCs w:val="22"/>
+            </w:rPr>
+          </w:pPr>
+          <w:hyperlink w:anchor="_Toc234191162" w:history="1">
+            <w:r>
+              <w:rPr>
+                <w:rStyle w:val="Hyperlink"/>
+                <w:rFonts w:ascii="Times New Roman" w:hAnsi="Times New Roman"/>
+                <w:b/>
+                <w:noProof/>
+              </w:rPr>
+              <w:t>Step 10: Exit</w:t>
+            </w:r>
+            <w:r>
+              <w:rPr>
+                <w:rStyle w:val="Hyperlink"/>
+                <w:rFonts w:ascii="Times New Roman" w:hAnsi="Times New Roman"/>
+                <w:noProof/>
+              </w:rPr>
+              <w:t xml:space="preserve"> Selecting the Exit option safely terminates the RSA Security System and closes the application. This marks the completion of all cryptographic operations performed during the session.</w:t>
+            </w:r>
+            <w:r>
+              <w:rPr>
+                <w:noProof/>
+                <w:webHidden/>
+              </w:rPr>
+              <w:tab/>
+            </w:r>
+            <w:r>
+              <w:rPr>
+                <w:noProof/>
+                <w:webHidden/>
+              </w:rPr>
+              <w:fldChar w:fldCharType="begin"/>
+            </w:r>
+            <w:r>
+              <w:rPr>
+                <w:noProof/>
+                <w:webHidden/>
+              </w:rPr>
+              <w:instrText xml:space="preserve"> PAGEREF _Toc234191162 \h </w:instrText>
+            </w:r>
+            <w:r>
+              <w:rPr>
+                <w:noProof/>
+                <w:webHidden/>
+              </w:rPr>
+            </w:r>
+            <w:r>
+              <w:rPr>
+                <w:noProof/>
+                <w:webHidden/>
+              </w:rPr>
+              <w:fldChar w:fldCharType="separate"/>
+            </w:r>
+            <w:r>
+              <w:rPr>
+                <w:noProof/>
+                <w:webHidden/>
+              </w:rPr>
+              <w:t>55</w:t>
+            </w:r>
+            <w:r>
+              <w:rPr>
+                <w:noProof/>
+                <w:webHidden/>
+              </w:rPr>
+              <w:fldChar w:fldCharType="end"/>
+            </w:r>
+          </w:hyperlink>
+        </w:p>
+        <w:p>
+          <w:pPr>
+            <w:pStyle w:val="TOC1"/>
+            <w:tabs>
+              <w:tab w:val="right" w:leader="dot" w:pos="9350"/>
+            </w:tabs>
+            <w:rPr>
+              <w:rFonts w:asciiTheme="minorHAnsi" w:eastAsiaTheme="minorEastAsia" w:hAnsiTheme="minorHAnsi" w:cstheme="minorBidi"/>
+              <w:noProof/>
+              <w:kern w:val="0"/>
+              <w:sz w:val="22"/>
+              <w:szCs w:val="22"/>
+            </w:rPr>
+          </w:pPr>
+          <w:hyperlink w:anchor="_Toc234191163" w:history="1">
+            <w:r>
+              <w:rPr>
+                <w:rStyle w:val="Hyperlink"/>
+                <w:rFonts w:ascii="Times New Roman" w:hAnsi="Times New Roman"/>
+                <w:b/>
+                <w:noProof/>
+              </w:rPr>
+              <w:t>RSA in HTTPS and SSL/TLS Communication</w:t>
+            </w:r>
+            <w:r>
+              <w:rPr>
+                <w:noProof/>
+                <w:webHidden/>
+              </w:rPr>
+              <w:tab/>
+            </w:r>
+            <w:r>
+              <w:rPr>
+                <w:noProof/>
+                <w:webHidden/>
+              </w:rPr>
+              <w:fldChar w:fldCharType="begin"/>
+            </w:r>
+            <w:r>
+              <w:rPr>
+                <w:noProof/>
+                <w:webHidden/>
+              </w:rPr>
+              <w:instrText xml:space="preserve"> PAGEREF _Toc234191163 \h </w:instrText>
+            </w:r>
+            <w:r>
+              <w:rPr>
+                <w:noProof/>
+                <w:webHidden/>
+              </w:rPr>
+            </w:r>
+            <w:r>
+              <w:rPr>
+                <w:noProof/>
+                <w:webHidden/>
+              </w:rPr>
+              <w:fldChar w:fldCharType="separate"/>
+            </w:r>
+            <w:r>
+              <w:rPr>
+                <w:noProof/>
+                <w:webHidden/>
+              </w:rPr>
+              <w:t>57</w:t>
+            </w:r>
+            <w:r>
+              <w:rPr>
+                <w:noProof/>
+                <w:webHidden/>
+              </w:rPr>
+              <w:fldChar w:fldCharType="end"/>
+            </w:r>
+          </w:hyperlink>
+        </w:p>
+        <w:p>
+          <w:pPr>
+            <w:pStyle w:val="TOC2"/>
+            <w:tabs>
+              <w:tab w:val="right" w:leader="dot" w:pos="9350"/>
+            </w:tabs>
+            <w:rPr>
+              <w:rFonts w:asciiTheme="minorHAnsi" w:eastAsiaTheme="minorEastAsia" w:hAnsiTheme="minorHAnsi" w:cstheme="minorBidi"/>
+              <w:noProof/>
+              <w:kern w:val="0"/>
+              <w:sz w:val="22"/>
+              <w:szCs w:val="22"/>
+            </w:rPr>
+          </w:pPr>
+          <w:hyperlink w:anchor="_Toc234191164" w:history="1">
+            <w:r>
+              <w:rPr>
+                <w:rStyle w:val="Hyperlink"/>
+                <w:noProof/>
+              </w:rPr>
+              <w:t>Introduction</w:t>
+            </w:r>
+            <w:r>
+              <w:rPr>
+                <w:noProof/>
+                <w:webHidden/>
+              </w:rPr>
+              <w:tab/>
+            </w:r>
+            <w:r>
+              <w:rPr>
+                <w:noProof/>
+                <w:webHidden/>
+              </w:rPr>
+              <w:fldChar w:fldCharType="begin"/>
+            </w:r>
+            <w:r>
+              <w:rPr>
+                <w:noProof/>
+                <w:webHidden/>
+              </w:rPr>
+              <w:instrText xml:space="preserve"> PAGEREF _Toc234191164 \h </w:instrText>
+            </w:r>
+            <w:r>
+              <w:rPr>
+                <w:noProof/>
+                <w:webHidden/>
+              </w:rPr>
+            </w:r>
+            <w:r>
+              <w:rPr>
+                <w:noProof/>
+                <w:webHidden/>
+              </w:rPr>
+              <w:fldChar w:fldCharType="separate"/>
+            </w:r>
+            <w:r>
+              <w:rPr>
+                <w:noProof/>
+                <w:webHidden/>
+              </w:rPr>
+              <w:t>57</w:t>
+            </w:r>
+            <w:r>
+              <w:rPr>
+                <w:noProof/>
+                <w:webHidden/>
+              </w:rPr>
+              <w:fldChar w:fldCharType="end"/>
+            </w:r>
+          </w:hyperlink>
+        </w:p>
+        <w:p>
+          <w:pPr>
+            <w:pStyle w:val="TOC2"/>
+            <w:tabs>
+              <w:tab w:val="right" w:leader="dot" w:pos="9350"/>
+            </w:tabs>
+            <w:rPr>
+              <w:rFonts w:asciiTheme="minorHAnsi" w:eastAsiaTheme="minorEastAsia" w:hAnsiTheme="minorHAnsi" w:cstheme="minorBidi"/>
+              <w:noProof/>
+              <w:kern w:val="0"/>
+              <w:sz w:val="22"/>
+              <w:szCs w:val="22"/>
+            </w:rPr>
+          </w:pPr>
+          <w:hyperlink w:anchor="_Toc234191165" w:history="1">
+            <w:r>
+              <w:rPr>
+                <w:rStyle w:val="Hyperlink"/>
+                <w:noProof/>
+              </w:rPr>
+              <w:t>How RSA Is Used in HTTPS</w:t>
+            </w:r>
+            <w:r>
+              <w:rPr>
+                <w:noProof/>
+                <w:webHidden/>
+              </w:rPr>
+              <w:tab/>
+            </w:r>
+            <w:r>
+              <w:rPr>
+                <w:noProof/>
+                <w:webHidden/>
+              </w:rPr>
+              <w:fldChar w:fldCharType="begin"/>
+            </w:r>
+            <w:r>
+              <w:rPr>
+                <w:noProof/>
+                <w:webHidden/>
+              </w:rPr>
+              <w:instrText xml:space="preserve"> PAGEREF _Toc234191165 \h </w:instrText>
+            </w:r>
+            <w:r>
+              <w:rPr>
+                <w:noProof/>
+                <w:webHidden/>
+              </w:rPr>
+            </w:r>
+            <w:r>
+              <w:rPr>
+                <w:noProof/>
+                <w:webHidden/>
+              </w:rPr>
+              <w:fldChar w:fldCharType="separate"/>
+            </w:r>
+            <w:r>
+              <w:rPr>
+                <w:noProof/>
+                <w:webHidden/>
+              </w:rPr>
+              <w:t>57</w:t>
+            </w:r>
+            <w:r>
+              <w:rPr>
+                <w:noProof/>
+                <w:webHidden/>
+              </w:rPr>
+              <w:fldChar w:fldCharType="end"/>
+            </w:r>
+          </w:hyperlink>
+        </w:p>
+        <w:p>
+          <w:pPr>
+            <w:pStyle w:val="TOC2"/>
+            <w:tabs>
+              <w:tab w:val="right" w:leader="dot" w:pos="9350"/>
+            </w:tabs>
+            <w:rPr>
+              <w:rFonts w:asciiTheme="minorHAnsi" w:eastAsiaTheme="minorEastAsia" w:hAnsiTheme="minorHAnsi" w:cstheme="minorBidi"/>
+              <w:noProof/>
+              <w:kern w:val="0"/>
+              <w:sz w:val="22"/>
+              <w:szCs w:val="22"/>
+            </w:rPr>
+          </w:pPr>
+          <w:hyperlink w:anchor="_Toc234191166" w:history="1">
+            <w:r>
+              <w:rPr>
+                <w:rStyle w:val="Hyperlink"/>
+                <w:noProof/>
+              </w:rPr>
+              <w:t>Importance of RSA in Cybersecurity</w:t>
+            </w:r>
+            <w:r>
+              <w:rPr>
+                <w:noProof/>
+                <w:webHidden/>
+              </w:rPr>
+              <w:tab/>
+            </w:r>
+            <w:r>
+              <w:rPr>
+                <w:noProof/>
+                <w:webHidden/>
+              </w:rPr>
+              <w:fldChar w:fldCharType="begin"/>
+            </w:r>
+            <w:r>
+              <w:rPr>
+                <w:noProof/>
+                <w:webHidden/>
+              </w:rPr>
+              <w:instrText xml:space="preserve"> PAGEREF _Toc234191166 \h </w:instrText>
+            </w:r>
+            <w:r>
+              <w:rPr>
+                <w:noProof/>
+                <w:webHidden/>
+              </w:rPr>
+            </w:r>
+            <w:r>
+              <w:rPr>
+                <w:noProof/>
+                <w:webHidden/>
+              </w:rPr>
+              <w:fldChar w:fldCharType="separate"/>
+            </w:r>
+            <w:r>
+              <w:rPr>
+                <w:noProof/>
+                <w:webHidden/>
+              </w:rPr>
+              <w:t>57</w:t>
+            </w:r>
+            <w:r>
+              <w:rPr>
+                <w:noProof/>
+                <w:webHidden/>
+              </w:rPr>
+              <w:fldChar w:fldCharType="end"/>
+            </w:r>
+          </w:hyperlink>
+        </w:p>
+        <w:p>
+          <w:pPr>
+            <w:pStyle w:val="TOC2"/>
+            <w:tabs>
+              <w:tab w:val="right" w:leader="dot" w:pos="9350"/>
+            </w:tabs>
+            <w:rPr>
+              <w:rFonts w:asciiTheme="minorHAnsi" w:eastAsiaTheme="minorEastAsia" w:hAnsiTheme="minorHAnsi" w:cstheme="minorBidi"/>
+              <w:noProof/>
+              <w:kern w:val="0"/>
+              <w:sz w:val="22"/>
+              <w:szCs w:val="22"/>
+            </w:rPr>
+          </w:pPr>
+          <w:hyperlink w:anchor="_Toc234191167" w:history="1">
+            <w:r>
+              <w:rPr>
+                <w:rStyle w:val="Hyperlink"/>
+                <w:noProof/>
+              </w:rPr>
+              <w:t>Conclusion</w:t>
+            </w:r>
+            <w:r>
+              <w:rPr>
+                <w:noProof/>
+                <w:webHidden/>
+              </w:rPr>
+              <w:tab/>
+            </w:r>
+            <w:r>
+              <w:rPr>
+                <w:noProof/>
+                <w:webHidden/>
+              </w:rPr>
+              <w:fldChar w:fldCharType="begin"/>
+            </w:r>
+            <w:r>
+              <w:rPr>
+                <w:noProof/>
+                <w:webHidden/>
+              </w:rPr>
+              <w:instrText xml:space="preserve"> PAGEREF _Toc234191167 \h </w:instrText>
+            </w:r>
+            <w:r>
+              <w:rPr>
+                <w:noProof/>
+                <w:webHidden/>
+              </w:rPr>
+            </w:r>
+            <w:r>
+              <w:rPr>
+                <w:noProof/>
+                <w:webHidden/>
+              </w:rPr>
+              <w:fldChar w:fldCharType="separate"/>
+            </w:r>
+            <w:r>
+              <w:rPr>
+                <w:noProof/>
+                <w:webHidden/>
+              </w:rPr>
+              <w:t>57</w:t>
             </w:r>
             <w:r>
               <w:rPr>
@@ -9004,7 +9953,7 @@
           <w:kern w:val="36"/>
         </w:rPr>
       </w:pPr>
-      <w:bookmarkStart w:id="1" w:name="_Toc233478248"/>
+      <w:bookmarkStart w:id="1" w:name="_Toc234191041"/>
       <w:r>
         <w:rPr>
           <w:rFonts w:ascii="Times New Roman" w:hAnsi="Times New Roman"/>
@@ -9044,7 +9993,6 @@
           <w:rFonts w:ascii="Times New Roman" w:hAnsi="Times New Roman"/>
           <w:noProof/>
         </w:rPr>
-        <w:lastRenderedPageBreak/>
         <w:drawing>
           <wp:inline distT="0" distB="0" distL="0" distR="0" wp14:anchorId="00D3E500" wp14:editId="1F00884D">
             <wp:extent cx="3514725" cy="2543924"/>
@@ -9092,7 +10040,7 @@
           <w:szCs w:val="24"/>
         </w:rPr>
       </w:pPr>
-      <w:bookmarkStart w:id="2" w:name="_Toc233478249"/>
+      <w:bookmarkStart w:id="2" w:name="_Toc234191042"/>
       <w:r>
         <w:rPr>
           <w:rStyle w:val="Strong"/>
@@ -9100,6 +10048,7 @@
           <w:sz w:val="24"/>
           <w:szCs w:val="24"/>
         </w:rPr>
+        <w:lastRenderedPageBreak/>
         <w:t>Fig 1: Python Version Verification</w:t>
       </w:r>
       <w:bookmarkEnd w:id="2"/>
@@ -9175,7 +10124,7 @@
           <w:szCs w:val="24"/>
         </w:rPr>
       </w:pPr>
-      <w:bookmarkStart w:id="3" w:name="_Toc233478250"/>
+      <w:bookmarkStart w:id="3" w:name="_Toc234191043"/>
       <w:r>
         <w:rPr>
           <w:rStyle w:val="Strong"/>
@@ -9229,7 +10178,6 @@
           <w:rFonts w:ascii="Times New Roman" w:hAnsi="Times New Roman"/>
           <w:noProof/>
         </w:rPr>
-        <w:lastRenderedPageBreak/>
         <w:drawing>
           <wp:inline distT="0" distB="0" distL="0" distR="0" wp14:anchorId="1F59DF93" wp14:editId="700D235F">
             <wp:extent cx="5943600" cy="986155"/>
@@ -9277,7 +10225,7 @@
           <w:kern w:val="0"/>
         </w:rPr>
       </w:pPr>
-      <w:bookmarkStart w:id="4" w:name="_Toc233478251"/>
+      <w:bookmarkStart w:id="4" w:name="_Toc234191044"/>
       <w:r>
         <w:rPr>
           <w:rFonts w:ascii="Times New Roman" w:hAnsi="Times New Roman"/>
@@ -9321,6 +10269,7 @@
           <w:rFonts w:ascii="Times New Roman" w:hAnsi="Times New Roman"/>
           <w:noProof/>
         </w:rPr>
+        <w:lastRenderedPageBreak/>
         <w:drawing>
           <wp:inline distT="0" distB="0" distL="0" distR="0" wp14:anchorId="7321D8F7" wp14:editId="08C29C0F">
             <wp:extent cx="5943600" cy="1708785"/>
@@ -9457,7 +10406,6 @@
         <w:rPr>
           <w:rFonts w:ascii="Times New Roman" w:hAnsi="Times New Roman"/>
         </w:rPr>
-        <w:lastRenderedPageBreak/>
         <w:t>Configured Python, VS Code, and OpenSSL successfully. Verified cryptography libraries and tested a simple encryption script. GitHub repository initialized for version control, ensuring secure coding workflow</w:t>
       </w:r>
     </w:p>
@@ -9526,6 +10474,7 @@
           <w:noProof/>
           <w:kern w:val="0"/>
         </w:rPr>
+        <w:lastRenderedPageBreak/>
         <w:drawing>
           <wp:inline distT="0" distB="0" distL="0" distR="0" wp14:anchorId="6C6567BF" wp14:editId="540B6B8C">
             <wp:extent cx="5943600" cy="1487805"/>
@@ -9574,7 +10523,7 @@
           <w:kern w:val="0"/>
         </w:rPr>
       </w:pPr>
-      <w:bookmarkStart w:id="5" w:name="_Toc233478252"/>
+      <w:bookmarkStart w:id="5" w:name="_Toc234191045"/>
       <w:r>
         <w:rPr>
           <w:rFonts w:ascii="Times New Roman" w:hAnsi="Times New Roman"/>
@@ -9609,7 +10558,7 @@
           <w:kern w:val="0"/>
         </w:rPr>
       </w:pPr>
-      <w:bookmarkStart w:id="6" w:name="_Toc233478253"/>
+      <w:bookmarkStart w:id="6" w:name="_Toc234191046"/>
       <w:r>
         <w:rPr>
           <w:rFonts w:ascii="Times New Roman" w:hAnsi="Times New Roman"/>
@@ -9667,7 +10616,7 @@
           <w:kern w:val="0"/>
         </w:rPr>
       </w:pPr>
-      <w:bookmarkStart w:id="7" w:name="_Toc233478254"/>
+      <w:bookmarkStart w:id="7" w:name="_Toc234191047"/>
       <w:r>
         <w:rPr>
           <w:rFonts w:ascii="Times New Roman" w:hAnsi="Times New Roman"/>
@@ -10011,7 +10960,7 @@
           <w:kern w:val="36"/>
         </w:rPr>
       </w:pPr>
-      <w:bookmarkStart w:id="8" w:name="_Toc233478255"/>
+      <w:bookmarkStart w:id="8" w:name="_Toc234191048"/>
       <w:r>
         <w:rPr>
           <w:rFonts w:ascii="Times New Roman" w:hAnsi="Times New Roman"/>
@@ -10051,7 +11000,7 @@
           <w:kern w:val="36"/>
         </w:rPr>
       </w:pPr>
-      <w:bookmarkStart w:id="9" w:name="_Toc233478256"/>
+      <w:bookmarkStart w:id="9" w:name="_Toc234191049"/>
       <w:r>
         <w:rPr>
           <w:rFonts w:ascii="Times New Roman" w:hAnsi="Times New Roman"/>
@@ -10125,7 +11074,7 @@
           <w:kern w:val="36"/>
         </w:rPr>
       </w:pPr>
-      <w:bookmarkStart w:id="10" w:name="_Toc233478257"/>
+      <w:bookmarkStart w:id="10" w:name="_Toc234191050"/>
       <w:r>
         <w:rPr>
           <w:rFonts w:ascii="Times New Roman" w:hAnsi="Times New Roman"/>
@@ -10437,7 +11386,7 @@
           <w:kern w:val="36"/>
         </w:rPr>
       </w:pPr>
-      <w:bookmarkStart w:id="11" w:name="_Toc233478258"/>
+      <w:bookmarkStart w:id="11" w:name="_Toc234191051"/>
       <w:r>
         <w:rPr>
           <w:rFonts w:ascii="Times New Roman" w:hAnsi="Times New Roman"/>
@@ -10860,7 +11809,7 @@
           <w:kern w:val="36"/>
         </w:rPr>
       </w:pPr>
-      <w:bookmarkStart w:id="12" w:name="_Toc233478259"/>
+      <w:bookmarkStart w:id="12" w:name="_Toc234191052"/>
       <w:r>
         <w:rPr>
           <w:rFonts w:ascii="Times New Roman" w:hAnsi="Times New Roman"/>
@@ -10900,7 +11849,7 @@
           <w:kern w:val="36"/>
         </w:rPr>
       </w:pPr>
-      <w:bookmarkStart w:id="13" w:name="_Toc233478260"/>
+      <w:bookmarkStart w:id="13" w:name="_Toc234191053"/>
       <w:r>
         <w:rPr>
           <w:rFonts w:ascii="Times New Roman" w:hAnsi="Times New Roman"/>
@@ -10958,7 +11907,7 @@
           <w:kern w:val="36"/>
         </w:rPr>
       </w:pPr>
-      <w:bookmarkStart w:id="14" w:name="_Toc233478261"/>
+      <w:bookmarkStart w:id="14" w:name="_Toc234191054"/>
       <w:r>
         <w:rPr>
           <w:rFonts w:ascii="Times New Roman" w:hAnsi="Times New Roman"/>
@@ -11396,7 +12345,7 @@
         </w:rPr>
         <w:t xml:space="preserve">          </w:t>
       </w:r>
-      <w:bookmarkStart w:id="15" w:name="_Toc233478262"/>
+      <w:bookmarkStart w:id="15" w:name="_Toc234191055"/>
       <w:r>
         <w:rPr>
           <w:rFonts w:ascii="Times New Roman" w:hAnsi="Times New Roman"/>
@@ -11646,7 +12595,7 @@
           <w:szCs w:val="24"/>
         </w:rPr>
       </w:pPr>
-      <w:bookmarkStart w:id="16" w:name="_Toc233478263"/>
+      <w:bookmarkStart w:id="16" w:name="_Toc234191056"/>
       <w:r>
         <w:rPr>
           <w:rFonts w:ascii="Times New Roman" w:hAnsi="Times New Roman" w:cs="Times New Roman"/>
@@ -11665,7 +12614,7 @@
           <w:szCs w:val="24"/>
         </w:rPr>
       </w:pPr>
-      <w:bookmarkStart w:id="17" w:name="_Toc233478264"/>
+      <w:bookmarkStart w:id="17" w:name="_Toc234191057"/>
       <w:r>
         <w:rPr>
           <w:sz w:val="24"/>
@@ -11740,7 +12689,7 @@
         </w:rPr>
         <w:t xml:space="preserve"> </w:t>
       </w:r>
-      <w:bookmarkStart w:id="18" w:name="_Toc233478265"/>
+      <w:bookmarkStart w:id="18" w:name="_Toc234191058"/>
       <w:r>
         <w:rPr>
           <w:sz w:val="24"/>
@@ -11959,7 +12908,7 @@
           <w:color w:val="auto"/>
         </w:rPr>
       </w:pPr>
-      <w:bookmarkStart w:id="19" w:name="_Toc233478266"/>
+      <w:bookmarkStart w:id="19" w:name="_Toc234191059"/>
       <w:r>
         <w:rPr>
           <w:rFonts w:ascii="Times New Roman" w:hAnsi="Times New Roman" w:cs="Times New Roman"/>
@@ -12361,7 +13310,7 @@
           <w:szCs w:val="24"/>
         </w:rPr>
       </w:pPr>
-      <w:bookmarkStart w:id="20" w:name="_Toc233478267"/>
+      <w:bookmarkStart w:id="20" w:name="_Toc234191060"/>
       <w:r>
         <w:rPr>
           <w:sz w:val="24"/>
@@ -12395,7 +13344,7 @@
           <w:color w:val="auto"/>
         </w:rPr>
       </w:pPr>
-      <w:bookmarkStart w:id="21" w:name="_Toc233478268"/>
+      <w:bookmarkStart w:id="21" w:name="_Toc234191061"/>
       <w:r>
         <w:rPr>
           <w:rFonts w:ascii="Times New Roman" w:hAnsi="Times New Roman" w:cs="Times New Roman"/>
@@ -12421,7 +13370,7 @@
           <w:color w:val="auto"/>
         </w:rPr>
       </w:pPr>
-      <w:bookmarkStart w:id="22" w:name="_Toc233478269"/>
+      <w:bookmarkStart w:id="22" w:name="_Toc234191062"/>
       <w:r>
         <w:rPr>
           <w:rFonts w:ascii="Times New Roman" w:hAnsi="Times New Roman" w:cs="Times New Roman"/>
@@ -12533,7 +13482,7 @@
           <w:color w:val="auto"/>
         </w:rPr>
       </w:pPr>
-      <w:bookmarkStart w:id="23" w:name="_Toc233478270"/>
+      <w:bookmarkStart w:id="23" w:name="_Toc234191063"/>
       <w:r>
         <w:rPr>
           <w:rFonts w:ascii="Times New Roman" w:hAnsi="Times New Roman" w:cs="Times New Roman"/>
@@ -12559,7 +13508,7 @@
           <w:color w:val="auto"/>
         </w:rPr>
       </w:pPr>
-      <w:bookmarkStart w:id="24" w:name="_Toc233478271"/>
+      <w:bookmarkStart w:id="24" w:name="_Toc234191064"/>
       <w:r>
         <w:rPr>
           <w:rFonts w:ascii="Times New Roman" w:hAnsi="Times New Roman" w:cs="Times New Roman"/>
@@ -12605,7 +13554,7 @@
           <w:szCs w:val="24"/>
         </w:rPr>
       </w:pPr>
-      <w:bookmarkStart w:id="25" w:name="_Toc233478272"/>
+      <w:bookmarkStart w:id="25" w:name="_Toc234191065"/>
       <w:r>
         <w:rPr>
           <w:sz w:val="24"/>
@@ -12657,7 +13606,7 @@
           <w:color w:val="auto"/>
         </w:rPr>
       </w:pPr>
-      <w:bookmarkStart w:id="26" w:name="_Toc233478273"/>
+      <w:bookmarkStart w:id="26" w:name="_Toc234191066"/>
       <w:r>
         <w:rPr>
           <w:rFonts w:ascii="Times New Roman" w:hAnsi="Times New Roman" w:cs="Times New Roman"/>
@@ -13195,7 +14144,7 @@
           <w:color w:val="auto"/>
         </w:rPr>
       </w:pPr>
-      <w:bookmarkStart w:id="27" w:name="_Toc233478274"/>
+      <w:bookmarkStart w:id="27" w:name="_Toc234191067"/>
       <w:r>
         <w:rPr>
           <w:rFonts w:ascii="Times New Roman" w:hAnsi="Times New Roman" w:cs="Times New Roman"/>
@@ -13295,7 +14244,7 @@
           <w:color w:val="auto"/>
         </w:rPr>
       </w:pPr>
-      <w:bookmarkStart w:id="28" w:name="_Toc233478275"/>
+      <w:bookmarkStart w:id="28" w:name="_Toc234191068"/>
       <w:r>
         <w:rPr>
           <w:rFonts w:ascii="Times New Roman" w:hAnsi="Times New Roman" w:cs="Times New Roman"/>
@@ -13427,7 +14376,7 @@
           <w:szCs w:val="24"/>
         </w:rPr>
       </w:pPr>
-      <w:bookmarkStart w:id="29" w:name="_Toc233478276"/>
+      <w:bookmarkStart w:id="29" w:name="_Toc234191069"/>
       <w:r>
         <w:rPr>
           <w:sz w:val="24"/>
@@ -13463,7 +14412,7 @@
           <w:szCs w:val="24"/>
         </w:rPr>
       </w:pPr>
-      <w:bookmarkStart w:id="30" w:name="_Toc233478277"/>
+      <w:bookmarkStart w:id="30" w:name="_Toc234191070"/>
       <w:r>
         <w:rPr>
           <w:rFonts w:ascii="Times New Roman" w:hAnsi="Times New Roman" w:cs="Times New Roman"/>
@@ -13693,7 +14642,7 @@
           <w:szCs w:val="24"/>
         </w:rPr>
       </w:pPr>
-      <w:bookmarkStart w:id="31" w:name="_Toc233478278"/>
+      <w:bookmarkStart w:id="31" w:name="_Toc234191071"/>
       <w:r>
         <w:rPr>
           <w:rFonts w:ascii="Times New Roman" w:hAnsi="Times New Roman" w:cs="Times New Roman"/>
@@ -13714,7 +14663,7 @@
           <w:szCs w:val="24"/>
         </w:rPr>
       </w:pPr>
-      <w:bookmarkStart w:id="32" w:name="_Toc233478279"/>
+      <w:bookmarkStart w:id="32" w:name="_Toc234191072"/>
       <w:r>
         <w:rPr>
           <w:sz w:val="24"/>
@@ -13785,7 +14734,7 @@
           <w:szCs w:val="24"/>
         </w:rPr>
       </w:pPr>
-      <w:bookmarkStart w:id="33" w:name="_Toc233478280"/>
+      <w:bookmarkStart w:id="33" w:name="_Toc234191073"/>
       <w:r>
         <w:rPr>
           <w:rFonts w:ascii="Times New Roman" w:hAnsi="Times New Roman" w:cs="Times New Roman"/>
@@ -13889,7 +14838,7 @@
           <w:rFonts w:ascii="Times New Roman" w:hAnsi="Times New Roman" w:cs="Times New Roman"/>
         </w:rPr>
       </w:pPr>
-      <w:bookmarkStart w:id="34" w:name="_Toc233478281"/>
+      <w:bookmarkStart w:id="34" w:name="_Toc234191074"/>
       <w:r>
         <w:rPr>
           <w:rFonts w:ascii="Times New Roman" w:hAnsi="Times New Roman" w:cs="Times New Roman"/>
@@ -14137,7 +15086,7 @@
           <w:color w:val="auto"/>
         </w:rPr>
       </w:pPr>
-      <w:bookmarkStart w:id="35" w:name="_Toc233478282"/>
+      <w:bookmarkStart w:id="35" w:name="_Toc234191075"/>
       <w:r>
         <w:rPr>
           <w:rFonts w:ascii="Times New Roman" w:hAnsi="Times New Roman" w:cs="Times New Roman"/>
@@ -14297,7 +15246,7 @@
           <w:szCs w:val="24"/>
         </w:rPr>
       </w:pPr>
-      <w:bookmarkStart w:id="36" w:name="_Toc233478283"/>
+      <w:bookmarkStart w:id="36" w:name="_Toc234191076"/>
       <w:r>
         <w:rPr>
           <w:rFonts w:ascii="Times New Roman" w:hAnsi="Times New Roman" w:cs="Times New Roman"/>
@@ -14734,7 +15683,7 @@
           <w:color w:val="auto"/>
         </w:rPr>
       </w:pPr>
-      <w:bookmarkStart w:id="37" w:name="_Toc233478284"/>
+      <w:bookmarkStart w:id="37" w:name="_Toc234191077"/>
       <w:r>
         <w:rPr>
           <w:rFonts w:ascii="Times New Roman" w:hAnsi="Times New Roman" w:cs="Times New Roman"/>
@@ -14789,7 +15738,7 @@
           <w:szCs w:val="24"/>
         </w:rPr>
       </w:pPr>
-      <w:bookmarkStart w:id="38" w:name="_Toc233478285"/>
+      <w:bookmarkStart w:id="38" w:name="_Toc234191078"/>
       <w:r>
         <w:rPr>
           <w:rFonts w:ascii="Times New Roman" w:hAnsi="Times New Roman" w:cs="Times New Roman"/>
@@ -15243,7 +16192,7 @@
           <w:szCs w:val="24"/>
         </w:rPr>
       </w:pPr>
-      <w:bookmarkStart w:id="39" w:name="_Toc233478286"/>
+      <w:bookmarkStart w:id="39" w:name="_Toc234191079"/>
       <w:r>
         <w:rPr>
           <w:rFonts w:ascii="Times New Roman" w:hAnsi="Times New Roman" w:cs="Times New Roman"/>
@@ -15264,7 +16213,7 @@
           <w:szCs w:val="24"/>
         </w:rPr>
       </w:pPr>
-      <w:bookmarkStart w:id="40" w:name="_Toc233478287"/>
+      <w:bookmarkStart w:id="40" w:name="_Toc234191080"/>
       <w:r>
         <w:rPr>
           <w:sz w:val="24"/>
@@ -15290,7 +16239,7 @@
           <w:color w:val="auto"/>
         </w:rPr>
       </w:pPr>
-      <w:bookmarkStart w:id="41" w:name="_Toc233478288"/>
+      <w:bookmarkStart w:id="41" w:name="_Toc234191081"/>
       <w:r>
         <w:rPr>
           <w:rFonts w:ascii="Times New Roman" w:hAnsi="Times New Roman" w:cs="Times New Roman"/>
@@ -15316,7 +16265,7 @@
           <w:color w:val="auto"/>
         </w:rPr>
       </w:pPr>
-      <w:bookmarkStart w:id="42" w:name="_Toc233478289"/>
+      <w:bookmarkStart w:id="42" w:name="_Toc234191082"/>
       <w:r>
         <w:rPr>
           <w:rFonts w:ascii="Times New Roman" w:hAnsi="Times New Roman" w:cs="Times New Roman"/>
@@ -15349,7 +16298,7 @@
           <w:rFonts w:ascii="Times New Roman" w:hAnsi="Times New Roman" w:cs="Times New Roman"/>
         </w:rPr>
       </w:pPr>
-      <w:bookmarkStart w:id="43" w:name="_Toc233478290"/>
+      <w:bookmarkStart w:id="43" w:name="_Toc234191083"/>
       <w:r>
         <w:rPr>
           <w:rFonts w:ascii="Times New Roman" w:hAnsi="Times New Roman" w:cs="Times New Roman"/>
@@ -15458,7 +16407,7 @@
           <w:szCs w:val="24"/>
         </w:rPr>
       </w:pPr>
-      <w:bookmarkStart w:id="44" w:name="_Toc233478291"/>
+      <w:bookmarkStart w:id="44" w:name="_Toc234191084"/>
       <w:r>
         <w:rPr>
           <w:sz w:val="24"/>
@@ -15492,7 +16441,7 @@
           <w:color w:val="auto"/>
         </w:rPr>
       </w:pPr>
-      <w:bookmarkStart w:id="45" w:name="_Toc233478292"/>
+      <w:bookmarkStart w:id="45" w:name="_Toc234191085"/>
       <w:r>
         <w:rPr>
           <w:rFonts w:ascii="Times New Roman" w:hAnsi="Times New Roman" w:cs="Times New Roman"/>
@@ -15518,7 +16467,7 @@
           <w:color w:val="auto"/>
         </w:rPr>
       </w:pPr>
-      <w:bookmarkStart w:id="46" w:name="_Toc233478293"/>
+      <w:bookmarkStart w:id="46" w:name="_Toc234191086"/>
       <w:r>
         <w:rPr>
           <w:rFonts w:ascii="Times New Roman" w:hAnsi="Times New Roman" w:cs="Times New Roman"/>
@@ -15544,7 +16493,7 @@
           <w:color w:val="auto"/>
         </w:rPr>
       </w:pPr>
-      <w:bookmarkStart w:id="47" w:name="_Toc233478294"/>
+      <w:bookmarkStart w:id="47" w:name="_Toc234191087"/>
       <w:r>
         <w:rPr>
           <w:rFonts w:ascii="Times New Roman" w:hAnsi="Times New Roman" w:cs="Times New Roman"/>
@@ -15642,7 +16591,7 @@
           <w:szCs w:val="24"/>
         </w:rPr>
       </w:pPr>
-      <w:bookmarkStart w:id="48" w:name="_Toc233478295"/>
+      <w:bookmarkStart w:id="48" w:name="_Toc234191088"/>
       <w:r>
         <w:rPr>
           <w:rFonts w:ascii="Times New Roman" w:hAnsi="Times New Roman" w:cs="Times New Roman"/>
@@ -15662,7 +16611,7 @@
           <w:szCs w:val="24"/>
         </w:rPr>
       </w:pPr>
-      <w:bookmarkStart w:id="49" w:name="_Toc233478296"/>
+      <w:bookmarkStart w:id="49" w:name="_Toc234191089"/>
       <w:r>
         <w:rPr>
           <w:sz w:val="24"/>
@@ -15803,7 +16752,7 @@
           <w:szCs w:val="24"/>
         </w:rPr>
       </w:pPr>
-      <w:bookmarkStart w:id="50" w:name="_Toc233478297"/>
+      <w:bookmarkStart w:id="50" w:name="_Toc234191090"/>
       <w:r>
         <w:rPr>
           <w:sz w:val="24"/>
@@ -15937,7 +16886,7 @@
           <w:szCs w:val="24"/>
         </w:rPr>
       </w:pPr>
-      <w:bookmarkStart w:id="51" w:name="_Toc233478298"/>
+      <w:bookmarkStart w:id="51" w:name="_Toc234191091"/>
       <w:r>
         <w:rPr>
           <w:rFonts w:ascii="Times New Roman" w:hAnsi="Times New Roman" w:cs="Times New Roman"/>
@@ -15957,7 +16906,7 @@
           <w:szCs w:val="24"/>
         </w:rPr>
       </w:pPr>
-      <w:bookmarkStart w:id="52" w:name="_Toc233478299"/>
+      <w:bookmarkStart w:id="52" w:name="_Toc234191092"/>
       <w:r>
         <w:rPr>
           <w:sz w:val="24"/>
@@ -16068,7 +17017,7 @@
           <w:szCs w:val="24"/>
         </w:rPr>
       </w:pPr>
-      <w:bookmarkStart w:id="53" w:name="_Toc233478300"/>
+      <w:bookmarkStart w:id="53" w:name="_Toc234191093"/>
       <w:r>
         <w:rPr>
           <w:sz w:val="24"/>
@@ -16165,7 +17114,7 @@
           <w:szCs w:val="24"/>
         </w:rPr>
       </w:pPr>
-      <w:bookmarkStart w:id="54" w:name="_Toc233478301"/>
+      <w:bookmarkStart w:id="54" w:name="_Toc234191094"/>
       <w:r>
         <w:rPr>
           <w:rFonts w:ascii="Times New Roman" w:hAnsi="Times New Roman" w:cs="Times New Roman"/>
@@ -16185,7 +17134,7 @@
           <w:szCs w:val="24"/>
         </w:rPr>
       </w:pPr>
-      <w:bookmarkStart w:id="55" w:name="_Toc233478302"/>
+      <w:bookmarkStart w:id="55" w:name="_Toc234191095"/>
       <w:r>
         <w:rPr>
           <w:sz w:val="24"/>
@@ -16324,7 +17273,7 @@
           <w:szCs w:val="24"/>
         </w:rPr>
       </w:pPr>
-      <w:bookmarkStart w:id="56" w:name="_Toc233478303"/>
+      <w:bookmarkStart w:id="56" w:name="_Toc234191096"/>
       <w:r>
         <w:rPr>
           <w:sz w:val="24"/>
@@ -16430,7 +17379,7 @@
           <w:szCs w:val="24"/>
         </w:rPr>
       </w:pPr>
-      <w:bookmarkStart w:id="57" w:name="_Toc233478304"/>
+      <w:bookmarkStart w:id="57" w:name="_Toc234191097"/>
       <w:r>
         <w:rPr>
           <w:rFonts w:ascii="Times New Roman" w:hAnsi="Times New Roman" w:cs="Times New Roman"/>
@@ -16659,7 +17608,7 @@
           <w:kern w:val="36"/>
         </w:rPr>
       </w:pPr>
-      <w:bookmarkStart w:id="58" w:name="_Toc233478305"/>
+      <w:bookmarkStart w:id="58" w:name="_Toc234191098"/>
       <w:r>
         <w:rPr>
           <w:rFonts w:ascii="Times New Roman" w:hAnsi="Times New Roman"/>
@@ -16907,7 +17856,7 @@
           <w:kern w:val="36"/>
         </w:rPr>
       </w:pPr>
-      <w:bookmarkStart w:id="59" w:name="_Toc233478306"/>
+      <w:bookmarkStart w:id="59" w:name="_Toc234191099"/>
       <w:r>
         <w:rPr>
           <w:rFonts w:ascii="Times New Roman" w:hAnsi="Times New Roman"/>
@@ -17077,7 +18026,7 @@
           <w:szCs w:val="24"/>
         </w:rPr>
       </w:pPr>
-      <w:bookmarkStart w:id="60" w:name="_Toc233478307"/>
+      <w:bookmarkStart w:id="60" w:name="_Toc234191100"/>
       <w:r>
         <w:rPr>
           <w:rFonts w:ascii="Times New Roman" w:hAnsi="Times New Roman" w:cs="Times New Roman"/>
@@ -17098,7 +18047,7 @@
           <w:szCs w:val="24"/>
         </w:rPr>
       </w:pPr>
-      <w:bookmarkStart w:id="61" w:name="_Toc233478308"/>
+      <w:bookmarkStart w:id="61" w:name="_Toc234191101"/>
       <w:r>
         <w:rPr>
           <w:sz w:val="24"/>
@@ -17188,7 +18137,7 @@
           <w:szCs w:val="24"/>
         </w:rPr>
       </w:pPr>
-      <w:bookmarkStart w:id="62" w:name="_Toc233478309"/>
+      <w:bookmarkStart w:id="62" w:name="_Toc234191102"/>
       <w:r>
         <w:rPr>
           <w:rFonts w:ascii="Times New Roman" w:hAnsi="Times New Roman" w:cs="Times New Roman"/>
@@ -17236,7 +18185,7 @@
           <w:color w:val="auto"/>
         </w:rPr>
       </w:pPr>
-      <w:bookmarkStart w:id="63" w:name="_Toc233478310"/>
+      <w:bookmarkStart w:id="63" w:name="_Toc234191103"/>
       <w:r>
         <w:rPr>
           <w:rFonts w:ascii="Times New Roman" w:hAnsi="Times New Roman" w:cs="Times New Roman"/>
@@ -17328,7 +18277,7 @@
           <w:color w:val="auto"/>
         </w:rPr>
       </w:pPr>
-      <w:bookmarkStart w:id="64" w:name="_Toc233478311"/>
+      <w:bookmarkStart w:id="64" w:name="_Toc234191104"/>
       <w:r>
         <w:rPr>
           <w:rFonts w:ascii="Times New Roman" w:hAnsi="Times New Roman" w:cs="Times New Roman"/>
@@ -17419,7 +18368,7 @@
           <w:color w:val="auto"/>
         </w:rPr>
       </w:pPr>
-      <w:bookmarkStart w:id="65" w:name="_Toc233478312"/>
+      <w:bookmarkStart w:id="65" w:name="_Toc234191105"/>
       <w:r>
         <w:rPr>
           <w:rFonts w:ascii="Times New Roman" w:hAnsi="Times New Roman" w:cs="Times New Roman"/>
@@ -17482,7 +18431,7 @@
           <w:szCs w:val="24"/>
         </w:rPr>
       </w:pPr>
-      <w:bookmarkStart w:id="66" w:name="_Toc233478313"/>
+      <w:bookmarkStart w:id="66" w:name="_Toc234191106"/>
       <w:r>
         <w:rPr>
           <w:rFonts w:ascii="Times New Roman" w:hAnsi="Times New Roman" w:cs="Times New Roman"/>
@@ -17527,7 +18476,7 @@
           <w:rFonts w:ascii="Times New Roman" w:hAnsi="Times New Roman" w:cs="Times New Roman"/>
         </w:rPr>
       </w:pPr>
-      <w:bookmarkStart w:id="67" w:name="_Toc233478314"/>
+      <w:bookmarkStart w:id="67" w:name="_Toc234191107"/>
       <w:r>
         <w:rPr>
           <w:rFonts w:ascii="Times New Roman" w:hAnsi="Times New Roman" w:cs="Times New Roman"/>
@@ -17642,7 +18591,7 @@
           <w:color w:val="auto"/>
         </w:rPr>
       </w:pPr>
-      <w:bookmarkStart w:id="68" w:name="_Toc233478315"/>
+      <w:bookmarkStart w:id="68" w:name="_Toc234191108"/>
       <w:r>
         <w:rPr>
           <w:rFonts w:ascii="Times New Roman" w:hAnsi="Times New Roman" w:cs="Times New Roman"/>
@@ -17705,7 +18654,7 @@
           <w:szCs w:val="24"/>
         </w:rPr>
       </w:pPr>
-      <w:bookmarkStart w:id="69" w:name="_Toc233478316"/>
+      <w:bookmarkStart w:id="69" w:name="_Toc234191109"/>
       <w:r>
         <w:rPr>
           <w:rFonts w:ascii="Times New Roman" w:hAnsi="Times New Roman" w:cs="Times New Roman"/>
@@ -17743,7 +18692,7 @@
           <w:color w:val="auto"/>
         </w:rPr>
       </w:pPr>
-      <w:bookmarkStart w:id="70" w:name="_Toc233478317"/>
+      <w:bookmarkStart w:id="70" w:name="_Toc234191110"/>
       <w:r>
         <w:rPr>
           <w:rFonts w:ascii="Times New Roman" w:hAnsi="Times New Roman" w:cs="Times New Roman"/>
@@ -17823,7 +18772,7 @@
           <w:rFonts w:ascii="Times New Roman" w:hAnsi="Times New Roman" w:cs="Times New Roman"/>
         </w:rPr>
       </w:pPr>
-      <w:bookmarkStart w:id="71" w:name="_Toc233478318"/>
+      <w:bookmarkStart w:id="71" w:name="_Toc234191111"/>
       <w:r>
         <w:rPr>
           <w:rFonts w:ascii="Times New Roman" w:hAnsi="Times New Roman" w:cs="Times New Roman"/>
@@ -18001,7 +18950,7 @@
           <w:color w:val="auto"/>
         </w:rPr>
       </w:pPr>
-      <w:bookmarkStart w:id="72" w:name="_Toc233478319"/>
+      <w:bookmarkStart w:id="72" w:name="_Toc234191112"/>
       <w:r>
         <w:rPr>
           <w:rFonts w:ascii="Times New Roman" w:hAnsi="Times New Roman" w:cs="Times New Roman"/>
@@ -18045,7 +18994,7 @@
           <w:szCs w:val="24"/>
         </w:rPr>
       </w:pPr>
-      <w:bookmarkStart w:id="73" w:name="_Toc233478320"/>
+      <w:bookmarkStart w:id="73" w:name="_Toc234191113"/>
       <w:r>
         <w:rPr>
           <w:rFonts w:ascii="Times New Roman" w:hAnsi="Times New Roman" w:cs="Times New Roman"/>
@@ -18455,7 +19404,7 @@
           <w:szCs w:val="24"/>
         </w:rPr>
       </w:pPr>
-      <w:bookmarkStart w:id="74" w:name="_Toc233478321"/>
+      <w:bookmarkStart w:id="74" w:name="_Toc234191114"/>
       <w:r>
         <w:rPr>
           <w:rFonts w:ascii="Times New Roman" w:hAnsi="Times New Roman" w:cs="Times New Roman"/>
@@ -18494,7 +19443,7 @@
           <w:szCs w:val="24"/>
         </w:rPr>
       </w:pPr>
-      <w:bookmarkStart w:id="75" w:name="_Toc233478322"/>
+      <w:bookmarkStart w:id="75" w:name="_Toc234191115"/>
       <w:r>
         <w:rPr>
           <w:rFonts w:ascii="Times New Roman" w:hAnsi="Times New Roman" w:cs="Times New Roman"/>
@@ -18679,7 +19628,7 @@
           <w:szCs w:val="24"/>
         </w:rPr>
       </w:pPr>
-      <w:bookmarkStart w:id="76" w:name="_Toc233478323"/>
+      <w:bookmarkStart w:id="76" w:name="_Toc234191116"/>
       <w:r>
         <w:rPr>
           <w:rFonts w:ascii="Times New Roman" w:hAnsi="Times New Roman" w:cs="Times New Roman"/>
@@ -18700,7 +19649,7 @@
           <w:szCs w:val="24"/>
         </w:rPr>
       </w:pPr>
-      <w:bookmarkStart w:id="77" w:name="_Toc233478324"/>
+      <w:bookmarkStart w:id="77" w:name="_Toc234191117"/>
       <w:r>
         <w:rPr>
           <w:sz w:val="24"/>
@@ -18794,7 +19743,7 @@
           <w:szCs w:val="24"/>
         </w:rPr>
       </w:pPr>
-      <w:bookmarkStart w:id="78" w:name="_Toc233478325"/>
+      <w:bookmarkStart w:id="78" w:name="_Toc234191118"/>
       <w:r>
         <w:rPr>
           <w:rFonts w:ascii="Times New Roman" w:hAnsi="Times New Roman" w:cs="Times New Roman"/>
@@ -18848,7 +19797,7 @@
           <w:color w:val="auto"/>
         </w:rPr>
       </w:pPr>
-      <w:bookmarkStart w:id="79" w:name="_Toc233478326"/>
+      <w:bookmarkStart w:id="79" w:name="_Toc234191119"/>
       <w:r>
         <w:rPr>
           <w:rFonts w:ascii="Times New Roman" w:hAnsi="Times New Roman" w:cs="Times New Roman"/>
@@ -19041,10 +19990,11 @@
           <w:color w:val="auto"/>
         </w:rPr>
       </w:pPr>
-      <w:bookmarkStart w:id="80" w:name="_Toc233478327"/>
+      <w:bookmarkStart w:id="80" w:name="_Toc234191120"/>
       <w:r>
         <w:rPr>
           <w:rFonts w:ascii="Times New Roman" w:hAnsi="Times New Roman" w:cs="Times New Roman"/>
+          <w:color w:val="auto"/>
         </w:rPr>
         <w:t>b</w:t>
       </w:r>
@@ -19054,7 +20004,15 @@
           <w:b/>
           <w:color w:val="auto"/>
         </w:rPr>
-        <w:t>) Multiple Encryption Rounds</w:t>
+        <w:t xml:space="preserve">) </w:t>
+      </w:r>
+      <w:r>
+        <w:rPr>
+          <w:rFonts w:ascii="Times New Roman" w:hAnsi="Times New Roman" w:cs="Times New Roman"/>
+          <w:b/>
+          <w:color w:val="auto"/>
+        </w:rPr>
+        <w:t>Multiple Encryption Rounds</w:t>
       </w:r>
       <w:bookmarkEnd w:id="80"/>
     </w:p>
@@ -19153,7 +20111,7 @@
           <w:color w:val="auto"/>
         </w:rPr>
       </w:pPr>
-      <w:bookmarkStart w:id="81" w:name="_Toc233478328"/>
+      <w:bookmarkStart w:id="81" w:name="_Toc234191121"/>
       <w:r>
         <w:rPr>
           <w:rFonts w:ascii="Times New Roman" w:hAnsi="Times New Roman" w:cs="Times New Roman"/>
@@ -19254,7 +20212,7 @@
           <w:szCs w:val="24"/>
         </w:rPr>
       </w:pPr>
-      <w:bookmarkStart w:id="82" w:name="_Toc233478329"/>
+      <w:bookmarkStart w:id="82" w:name="_Toc234191122"/>
       <w:r>
         <w:rPr>
           <w:rFonts w:ascii="Times New Roman" w:hAnsi="Times New Roman" w:cs="Times New Roman"/>
@@ -19299,7 +20257,7 @@
           <w:color w:val="auto"/>
         </w:rPr>
       </w:pPr>
-      <w:bookmarkStart w:id="83" w:name="_Toc233478330"/>
+      <w:bookmarkStart w:id="83" w:name="_Toc234191123"/>
       <w:r>
         <w:rPr>
           <w:rFonts w:ascii="Times New Roman" w:hAnsi="Times New Roman" w:cs="Times New Roman"/>
@@ -19379,7 +20337,7 @@
           <w:color w:val="auto"/>
         </w:rPr>
       </w:pPr>
-      <w:bookmarkStart w:id="84" w:name="_Toc233478331"/>
+      <w:bookmarkStart w:id="84" w:name="_Toc234191124"/>
       <w:r>
         <w:rPr>
           <w:rFonts w:ascii="Times New Roman" w:hAnsi="Times New Roman" w:cs="Times New Roman"/>
@@ -19479,7 +20437,7 @@
           <w:rFonts w:ascii="Times New Roman" w:hAnsi="Times New Roman" w:cs="Times New Roman"/>
         </w:rPr>
       </w:pPr>
-      <w:bookmarkStart w:id="85" w:name="_Toc233478332"/>
+      <w:bookmarkStart w:id="85" w:name="_Toc234191125"/>
       <w:r>
         <w:rPr>
           <w:rFonts w:ascii="Times New Roman" w:hAnsi="Times New Roman" w:cs="Times New Roman"/>
@@ -19584,7 +20542,7 @@
           <w:szCs w:val="24"/>
         </w:rPr>
       </w:pPr>
-      <w:bookmarkStart w:id="86" w:name="_Toc233478333"/>
+      <w:bookmarkStart w:id="86" w:name="_Toc234191126"/>
       <w:r>
         <w:rPr>
           <w:rFonts w:ascii="Times New Roman" w:hAnsi="Times New Roman" w:cs="Times New Roman"/>
@@ -19737,7 +20695,7 @@
           <w:b/>
         </w:rPr>
       </w:pPr>
-      <w:bookmarkStart w:id="87" w:name="_Toc233478334"/>
+      <w:bookmarkStart w:id="87" w:name="_Toc234191127"/>
       <w:r>
         <w:rPr>
           <w:rFonts w:ascii="Times New Roman" w:hAnsi="Times New Roman" w:cs="Times New Roman"/>
@@ -19863,7 +20821,7 @@
           <w:color w:val="auto"/>
         </w:rPr>
       </w:pPr>
-      <w:bookmarkStart w:id="88" w:name="_Toc233478335"/>
+      <w:bookmarkStart w:id="88" w:name="_Toc234191128"/>
       <w:r>
         <w:rPr>
           <w:rFonts w:ascii="Times New Roman" w:hAnsi="Times New Roman" w:cs="Times New Roman"/>
@@ -19946,7 +20904,7 @@
           <w:szCs w:val="24"/>
         </w:rPr>
       </w:pPr>
-      <w:bookmarkStart w:id="89" w:name="_Toc233478336"/>
+      <w:bookmarkStart w:id="89" w:name="_Toc234191129"/>
       <w:r>
         <w:rPr>
           <w:rFonts w:ascii="Times New Roman" w:hAnsi="Times New Roman" w:cs="Times New Roman"/>
@@ -20088,7 +21046,7 @@
           <w:szCs w:val="24"/>
         </w:rPr>
       </w:pPr>
-      <w:bookmarkStart w:id="90" w:name="_Toc233478337"/>
+      <w:bookmarkStart w:id="90" w:name="_Toc234191130"/>
       <w:r>
         <w:rPr>
           <w:rFonts w:ascii="Times New Roman" w:hAnsi="Times New Roman" w:cs="Times New Roman"/>
@@ -20289,7 +21247,7 @@
           <w:kern w:val="36"/>
         </w:rPr>
       </w:pPr>
-      <w:bookmarkStart w:id="91" w:name="_Toc233478338"/>
+      <w:bookmarkStart w:id="91" w:name="_Toc234191131"/>
       <w:r>
         <w:rPr>
           <w:rFonts w:ascii="Times New Roman" w:hAnsi="Times New Roman"/>
@@ -20409,7 +21367,7 @@
           <w:kern w:val="36"/>
         </w:rPr>
       </w:pPr>
-      <w:bookmarkStart w:id="92" w:name="_Toc233478339"/>
+      <w:bookmarkStart w:id="92" w:name="_Toc234191132"/>
       <w:r>
         <w:rPr>
           <w:rFonts w:ascii="Times New Roman" w:hAnsi="Times New Roman"/>
@@ -20669,7 +21627,7 @@
           <w:kern w:val="0"/>
         </w:rPr>
       </w:pPr>
-      <w:bookmarkStart w:id="93" w:name="_Toc233478340"/>
+      <w:bookmarkStart w:id="93" w:name="_Toc234191133"/>
       <w:r>
         <w:rPr>
           <w:rFonts w:ascii="Times New Roman" w:hAnsi="Times New Roman" w:cs="Times New Roman"/>
@@ -20699,7 +21657,7 @@
           <w:bCs/>
         </w:rPr>
       </w:pPr>
-      <w:bookmarkStart w:id="94" w:name="_Toc233478341"/>
+      <w:bookmarkStart w:id="94" w:name="_Toc234191134"/>
       <w:r>
         <w:rPr>
           <w:rFonts w:ascii="Times New Roman" w:hAnsi="Times New Roman"/>
@@ -20722,7 +21680,7 @@
           <w:szCs w:val="24"/>
         </w:rPr>
       </w:pPr>
-      <w:bookmarkStart w:id="95" w:name="_Toc233478342"/>
+      <w:bookmarkStart w:id="95" w:name="_Toc234191135"/>
       <w:r>
         <w:rPr>
           <w:rFonts w:ascii="Times New Roman" w:hAnsi="Times New Roman" w:cs="Times New Roman"/>
@@ -20743,7 +21701,7 @@
           <w:szCs w:val="24"/>
         </w:rPr>
       </w:pPr>
-      <w:bookmarkStart w:id="96" w:name="_Toc233478343"/>
+      <w:bookmarkStart w:id="96" w:name="_Toc234191136"/>
       <w:r>
         <w:rPr>
           <w:sz w:val="24"/>
@@ -20769,7 +21727,7 @@
           <w:szCs w:val="24"/>
         </w:rPr>
       </w:pPr>
-      <w:bookmarkStart w:id="97" w:name="_Toc233478344"/>
+      <w:bookmarkStart w:id="97" w:name="_Toc234191137"/>
       <w:r>
         <w:rPr>
           <w:sz w:val="24"/>
@@ -20795,7 +21753,7 @@
           <w:szCs w:val="24"/>
         </w:rPr>
       </w:pPr>
-      <w:bookmarkStart w:id="98" w:name="_Toc233478345"/>
+      <w:bookmarkStart w:id="98" w:name="_Toc234191138"/>
       <w:r>
         <w:rPr>
           <w:sz w:val="24"/>
@@ -20837,7 +21795,7 @@
           <w:szCs w:val="24"/>
         </w:rPr>
       </w:pPr>
-      <w:bookmarkStart w:id="99" w:name="_Toc233478346"/>
+      <w:bookmarkStart w:id="99" w:name="_Toc234191139"/>
       <w:r>
         <w:rPr>
           <w:sz w:val="24"/>
@@ -20883,7 +21841,7 @@
           <w:szCs w:val="24"/>
         </w:rPr>
       </w:pPr>
-      <w:bookmarkStart w:id="100" w:name="_Toc233478347"/>
+      <w:bookmarkStart w:id="100" w:name="_Toc234191140"/>
       <w:r>
         <w:rPr>
           <w:sz w:val="24"/>
@@ -20985,7 +21943,7 @@
           <w:szCs w:val="24"/>
         </w:rPr>
       </w:pPr>
-      <w:bookmarkStart w:id="101" w:name="_Toc233478348"/>
+      <w:bookmarkStart w:id="101" w:name="_Toc234191141"/>
       <w:r>
         <w:rPr>
           <w:sz w:val="24"/>
@@ -21078,7 +22036,7 @@
           <w:bCs/>
         </w:rPr>
       </w:pPr>
-      <w:bookmarkStart w:id="102" w:name="_Toc233478349"/>
+      <w:bookmarkStart w:id="102" w:name="_Toc234191142"/>
       <w:r>
         <w:rPr>
           <w:rFonts w:ascii="Times New Roman" w:hAnsi="Times New Roman"/>
@@ -21086,9 +22044,8 @@
           <w:bCs/>
           <w:kern w:val="36"/>
         </w:rPr>
-        <w:t xml:space="preserve">Practical </w:t>
-      </w:r>
-      <w:proofErr w:type="gramStart"/>
+        <w:t>Practical Task</w:t>
+      </w:r>
       <w:r>
         <w:rPr>
           <w:rFonts w:ascii="Times New Roman" w:hAnsi="Times New Roman"/>
@@ -21096,54 +22053,36 @@
           <w:bCs/>
           <w:kern w:val="36"/>
         </w:rPr>
-        <w:t>Task</w:t>
-      </w:r>
-      <w:r>
+        <w:t xml:space="preserve">: </w:t>
+      </w:r>
+      <w:r>
+        <w:rPr>
+          <w:rFonts w:ascii="Times New Roman" w:hAnsi="Times New Roman"/>
+          <w:b/>
+          <w:bCs/>
+        </w:rPr>
+        <w:t>Implementing Diffie-Hellman Key Exchange</w:t>
+      </w:r>
+      <w:bookmarkEnd w:id="102"/>
+    </w:p>
+    <w:p>
+      <w:pPr>
+        <w:spacing w:after="100" w:afterAutospacing="1"/>
+        <w:outlineLvl w:val="0"/>
         <w:rPr>
           <w:rFonts w:ascii="Times New Roman" w:hAnsi="Times New Roman"/>
           <w:b/>
           <w:bCs/>
           <w:kern w:val="36"/>
         </w:rPr>
-        <w:t xml:space="preserve"> :</w:t>
-      </w:r>
-      <w:proofErr w:type="gramEnd"/>
+      </w:pPr>
+      <w:bookmarkStart w:id="103" w:name="_Toc234191143"/>
       <w:r>
         <w:rPr>
           <w:rFonts w:ascii="Times New Roman" w:hAnsi="Times New Roman"/>
           <w:b/>
           <w:bCs/>
-          <w:kern w:val="36"/>
-        </w:rPr>
-        <w:t xml:space="preserve"> </w:t>
-      </w:r>
-      <w:r>
-        <w:rPr>
-          <w:rFonts w:ascii="Times New Roman" w:hAnsi="Times New Roman"/>
-          <w:b/>
-          <w:bCs/>
-        </w:rPr>
-        <w:t>Implementing Diffie-Hellman Key Exchange</w:t>
-      </w:r>
-      <w:bookmarkEnd w:id="102"/>
-    </w:p>
-    <w:p>
-      <w:pPr>
-        <w:spacing w:after="100" w:afterAutospacing="1"/>
-        <w:outlineLvl w:val="0"/>
-        <w:rPr>
-          <w:rFonts w:ascii="Times New Roman" w:hAnsi="Times New Roman"/>
-          <w:b/>
-          <w:bCs/>
-          <w:kern w:val="36"/>
-        </w:rPr>
-      </w:pPr>
-      <w:bookmarkStart w:id="103" w:name="_Toc233478350"/>
-      <w:r>
-        <w:rPr>
-          <w:rFonts w:ascii="Times New Roman" w:hAnsi="Times New Roman"/>
-          <w:b/>
-          <w:bCs/>
+          <w:noProof/>
           <w:kern w:val="36"/>
         </w:rPr>
         <w:lastRenderedPageBreak/>
@@ -21196,7 +22135,7 @@
           <w:kern w:val="36"/>
         </w:rPr>
       </w:pPr>
-      <w:bookmarkStart w:id="104" w:name="_Toc233478351"/>
+      <w:bookmarkStart w:id="104" w:name="_Toc234191144"/>
       <w:r>
         <w:rPr>
           <w:rFonts w:ascii="Times New Roman" w:hAnsi="Times New Roman"/>
@@ -21222,7 +22161,7 @@
           <w:szCs w:val="24"/>
         </w:rPr>
       </w:pPr>
-      <w:bookmarkStart w:id="105" w:name="_Toc233478352"/>
+      <w:bookmarkStart w:id="105" w:name="_Toc234191145"/>
       <w:r>
         <w:rPr>
           <w:rFonts w:ascii="Times New Roman" w:hAnsi="Times New Roman" w:cs="Times New Roman"/>
@@ -21243,7 +22182,7 @@
           <w:szCs w:val="24"/>
         </w:rPr>
       </w:pPr>
-      <w:bookmarkStart w:id="106" w:name="_Toc233478353"/>
+      <w:bookmarkStart w:id="106" w:name="_Toc234191146"/>
       <w:r>
         <w:rPr>
           <w:sz w:val="24"/>
@@ -21269,7 +22208,7 @@
           <w:szCs w:val="24"/>
         </w:rPr>
       </w:pPr>
-      <w:bookmarkStart w:id="107" w:name="_Toc233478354"/>
+      <w:bookmarkStart w:id="107" w:name="_Toc234191147"/>
       <w:r>
         <w:rPr>
           <w:sz w:val="24"/>
@@ -21303,7 +22242,7 @@
           <w:szCs w:val="24"/>
         </w:rPr>
       </w:pPr>
-      <w:bookmarkStart w:id="108" w:name="_Toc233478355"/>
+      <w:bookmarkStart w:id="108" w:name="_Toc234191148"/>
       <w:r>
         <w:rPr>
           <w:sz w:val="24"/>
@@ -21506,7 +22445,7 @@
           <w:szCs w:val="24"/>
         </w:rPr>
       </w:pPr>
-      <w:bookmarkStart w:id="109" w:name="_Toc233478356"/>
+      <w:bookmarkStart w:id="109" w:name="_Toc234191149"/>
       <w:r>
         <w:rPr>
           <w:sz w:val="24"/>
@@ -21581,7 +22520,7 @@
           <w:szCs w:val="24"/>
         </w:rPr>
       </w:pPr>
-      <w:bookmarkStart w:id="110" w:name="_Toc233478357"/>
+      <w:bookmarkStart w:id="110" w:name="_Toc234191150"/>
       <w:r>
         <w:rPr>
           <w:sz w:val="24"/>
@@ -21712,7 +22651,7 @@
           <w:szCs w:val="24"/>
         </w:rPr>
       </w:pPr>
-      <w:bookmarkStart w:id="111" w:name="_Toc233478358"/>
+      <w:bookmarkStart w:id="111" w:name="_Toc234191151"/>
       <w:r>
         <w:rPr>
           <w:sz w:val="24"/>
@@ -21739,7 +22678,7 @@
           <w:color w:val="auto"/>
         </w:rPr>
       </w:pPr>
-      <w:bookmarkStart w:id="112" w:name="_Toc233478359"/>
+      <w:bookmarkStart w:id="112" w:name="_Toc234191152"/>
       <w:r>
         <w:rPr>
           <w:rFonts w:ascii="Times New Roman" w:hAnsi="Times New Roman" w:cs="Times New Roman"/>
@@ -21782,7 +22721,7 @@
           <w:color w:val="auto"/>
         </w:rPr>
       </w:pPr>
-      <w:bookmarkStart w:id="113" w:name="_Toc233478360"/>
+      <w:bookmarkStart w:id="113" w:name="_Toc234191153"/>
       <w:r>
         <w:rPr>
           <w:rFonts w:ascii="Times New Roman" w:hAnsi="Times New Roman" w:cs="Times New Roman"/>
@@ -21824,7 +22763,7 @@
           <w:color w:val="auto"/>
         </w:rPr>
       </w:pPr>
-      <w:bookmarkStart w:id="114" w:name="_Toc233478361"/>
+      <w:bookmarkStart w:id="114" w:name="_Toc234191154"/>
       <w:r>
         <w:rPr>
           <w:rFonts w:ascii="Times New Roman" w:hAnsi="Times New Roman" w:cs="Times New Roman"/>
@@ -21866,7 +22805,7 @@
           <w:color w:val="auto"/>
         </w:rPr>
       </w:pPr>
-      <w:bookmarkStart w:id="115" w:name="_Toc233478362"/>
+      <w:bookmarkStart w:id="115" w:name="_Toc234191155"/>
       <w:r>
         <w:rPr>
           <w:rFonts w:ascii="Times New Roman" w:hAnsi="Times New Roman" w:cs="Times New Roman"/>
@@ -21901,8 +22840,1212 @@
     </w:p>
     <w:p>
       <w:pPr>
-        <w:rPr>
-          <w:rFonts w:ascii="Times New Roman" w:hAnsi="Times New Roman"/>
+        <w:pStyle w:val="Heading2"/>
+        <w:rPr>
+          <w:sz w:val="28"/>
+          <w:szCs w:val="28"/>
+        </w:rPr>
+      </w:pPr>
+      <w:r>
+        <w:t xml:space="preserve"> </w:t>
+      </w:r>
+      <w:bookmarkStart w:id="116" w:name="_Toc234191156"/>
+      <w:r>
+        <w:rPr>
+          <w:sz w:val="28"/>
+          <w:szCs w:val="28"/>
+        </w:rPr>
+        <w:t>Week 9: RSA Cryptosystem, Miller–Rabin Primality Test and Pollard Rho Factorization</w:t>
+      </w:r>
+      <w:bookmarkEnd w:id="116"/>
+    </w:p>
+    <w:p>
+      <w:pPr>
+        <w:pStyle w:val="NormalWeb"/>
+      </w:pPr>
+      <w:r>
+        <w:rPr>
+          <w:rStyle w:val="150"/>
+          <w:rFonts w:ascii="Times New Roman" w:hAnsi="Times New Roman" w:cs="Times New Roman"/>
+        </w:rPr>
+        <w:t>Develop a Secure RSA Encryption System Using Python</w:t>
+      </w:r>
+    </w:p>
+    <w:p>
+      <w:pPr>
+        <w:rPr>
+          <w:rFonts w:ascii="Times New Roman" w:hAnsi="Times New Roman"/>
+          <w:b/>
+        </w:rPr>
+      </w:pPr>
+      <w:r>
+        <w:rPr>
+          <w:rFonts w:ascii="Times New Roman" w:hAnsi="Times New Roman"/>
+          <w:b/>
+        </w:rPr>
+        <w:t>Step 1: Main Menu</w:t>
+      </w:r>
+    </w:p>
+    <w:p>
+      <w:r>
+        <w:rPr>
+          <w:rFonts w:ascii="Times New Roman" w:hAnsi="Times New Roman"/>
+        </w:rPr>
+        <w:t>The RSA Security System starts with a menu that allows the user to select different cryptographic operations, including key generation, encryption, decryption, digital signatures, Miller–Rabin testing, secure chat, and security demonstrations.</w:t>
+      </w:r>
+      <w:r>
+        <w:rPr>
+          <w:rFonts w:ascii="Times New Roman" w:hAnsi="Times New Roman"/>
+        </w:rPr>
+        <w:br/>
+      </w:r>
+      <w:r>
+        <w:rPr>
+          <w:rFonts w:ascii="Times New Roman" w:hAnsi="Times New Roman"/>
+        </w:rPr>
+        <w:lastRenderedPageBreak/>
+        <w:t>This menu provides a simple interface for accessing all RSA functionalities</w:t>
+      </w:r>
+      <w:r>
+        <w:t>.</w:t>
+      </w:r>
+      <w:r>
+        <w:rPr>
+          <w:rFonts w:ascii="Times New Roman" w:hAnsi="Times New Roman"/>
+          <w:sz w:val="28"/>
+          <w:szCs w:val="28"/>
+        </w:rPr>
+        <w:drawing>
+          <wp:inline distT="0" distB="0" distL="0" distR="0" wp14:anchorId="0AC3C6AF" wp14:editId="01EF844F">
+            <wp:extent cx="4447540" cy="3305175"/>
+            <wp:effectExtent l="0" t="0" r="0" b="9525"/>
+            <wp:docPr id="36" name="Picture 36"/>
+            <wp:cNvGraphicFramePr>
+              <a:graphicFrameLocks xmlns:a="http://schemas.openxmlformats.org/drawingml/2006/main" noChangeAspect="1"/>
+            </wp:cNvGraphicFramePr>
+            <a:graphic xmlns:a="http://schemas.openxmlformats.org/drawingml/2006/main">
+              <a:graphicData uri="http://schemas.openxmlformats.org/drawingml/2006/picture">
+                <pic:pic xmlns:pic="http://schemas.openxmlformats.org/drawingml/2006/picture">
+                  <pic:nvPicPr>
+                    <pic:cNvPr id="1" name=""/>
+                    <pic:cNvPicPr/>
+                  </pic:nvPicPr>
+                  <pic:blipFill>
+                    <a:blip r:embed="rId41"/>
+                    <a:stretch>
+                      <a:fillRect/>
+                    </a:stretch>
+                  </pic:blipFill>
+                  <pic:spPr>
+                    <a:xfrm>
+                      <a:off x="0" y="0"/>
+                      <a:ext cx="4457475" cy="3312558"/>
+                    </a:xfrm>
+                    <a:prstGeom prst="rect">
+                      <a:avLst/>
+                    </a:prstGeom>
+                  </pic:spPr>
+                </pic:pic>
+              </a:graphicData>
+            </a:graphic>
+          </wp:inline>
+        </w:drawing>
+      </w:r>
+    </w:p>
+    <w:p>
+      <w:pPr>
+        <w:rPr>
+          <w:rFonts w:ascii="Times New Roman" w:hAnsi="Times New Roman"/>
+          <w:b/>
+        </w:rPr>
+      </w:pPr>
+      <w:r>
+        <w:rPr>
+          <w:rFonts w:ascii="Times New Roman" w:hAnsi="Times New Roman"/>
+          <w:b/>
+        </w:rPr>
+        <w:t>Step 2: Generate RSA Keys</w:t>
+      </w:r>
+    </w:p>
+    <w:p>
+      <w:pPr>
+        <w:pStyle w:val="pdq2pgselectionanchorcontainer"/>
+      </w:pPr>
+      <w:r>
+        <w:t>The program generates two prime numbers using the Miller–Rabin primality test and uses them to create the RSA public and private keys.</w:t>
+      </w:r>
+      <w:r>
+        <w:br/>
+        <w:t>These keys are required for performing encryption, decryption, and digital signature operations.</w:t>
+      </w:r>
+    </w:p>
+    <w:p>
+      <w:pPr>
+        <w:rPr>
+          <w:rFonts w:ascii="Times New Roman" w:hAnsi="Times New Roman"/>
+          <w:sz w:val="28"/>
+          <w:szCs w:val="28"/>
+        </w:rPr>
+      </w:pPr>
+    </w:p>
+    <w:p>
+      <w:pPr>
+        <w:rPr>
+          <w:rFonts w:ascii="Times New Roman" w:hAnsi="Times New Roman"/>
+          <w:sz w:val="28"/>
+          <w:szCs w:val="28"/>
+        </w:rPr>
+      </w:pPr>
+      <w:r>
+        <w:rPr>
+          <w:rFonts w:ascii="Times New Roman" w:hAnsi="Times New Roman"/>
+          <w:sz w:val="28"/>
+          <w:szCs w:val="28"/>
+        </w:rPr>
+        <w:lastRenderedPageBreak/>
+        <w:drawing>
+          <wp:inline distT="0" distB="0" distL="0" distR="0" wp14:anchorId="46DD9060" wp14:editId="3B0EE60F">
+            <wp:extent cx="4984115" cy="3095625"/>
+            <wp:effectExtent l="0" t="0" r="6985" b="9525"/>
+            <wp:docPr id="37" name="Picture 37"/>
+            <wp:cNvGraphicFramePr>
+              <a:graphicFrameLocks xmlns:a="http://schemas.openxmlformats.org/drawingml/2006/main" noChangeAspect="1"/>
+            </wp:cNvGraphicFramePr>
+            <a:graphic xmlns:a="http://schemas.openxmlformats.org/drawingml/2006/main">
+              <a:graphicData uri="http://schemas.openxmlformats.org/drawingml/2006/picture">
+                <pic:pic xmlns:pic="http://schemas.openxmlformats.org/drawingml/2006/picture">
+                  <pic:nvPicPr>
+                    <pic:cNvPr id="1" name=""/>
+                    <pic:cNvPicPr/>
+                  </pic:nvPicPr>
+                  <pic:blipFill>
+                    <a:blip r:embed="rId42"/>
+                    <a:stretch>
+                      <a:fillRect/>
+                    </a:stretch>
+                  </pic:blipFill>
+                  <pic:spPr>
+                    <a:xfrm>
+                      <a:off x="0" y="0"/>
+                      <a:ext cx="4997601" cy="3104001"/>
+                    </a:xfrm>
+                    <a:prstGeom prst="rect">
+                      <a:avLst/>
+                    </a:prstGeom>
+                  </pic:spPr>
+                </pic:pic>
+              </a:graphicData>
+            </a:graphic>
+          </wp:inline>
+        </w:drawing>
+      </w:r>
+    </w:p>
+    <w:p>
+      <w:pPr>
+        <w:rPr>
+          <w:rFonts w:ascii="Times New Roman" w:hAnsi="Times New Roman"/>
+          <w:b/>
+        </w:rPr>
+      </w:pPr>
+      <w:r>
+        <w:rPr>
+          <w:rFonts w:ascii="Times New Roman" w:hAnsi="Times New Roman"/>
+          <w:b/>
+        </w:rPr>
+        <w:t>Step 3: Encrypt Message</w:t>
+      </w:r>
+    </w:p>
+    <w:p>
+      <w:pPr>
+        <w:pStyle w:val="pdq2pgselectionanchorcontainer"/>
+      </w:pPr>
+      <w:r>
+        <w:t>The user enters a plaintext message, which is converted into ASCII values and encrypted using the RSA public key.</w:t>
+      </w:r>
+      <w:r>
+        <w:br/>
+        <w:t>The output is a list of ciphertext integers that cannot be understood without the corresponding private key.</w:t>
+      </w:r>
+    </w:p>
+    <w:p>
+      <w:pPr>
+        <w:rPr>
+          <w:rFonts w:ascii="Times New Roman" w:hAnsi="Times New Roman"/>
+          <w:sz w:val="28"/>
+          <w:szCs w:val="28"/>
+        </w:rPr>
+      </w:pPr>
+      <w:r>
+        <w:rPr>
+          <w:rFonts w:ascii="Times New Roman" w:hAnsi="Times New Roman"/>
+          <w:sz w:val="28"/>
+          <w:szCs w:val="28"/>
+        </w:rPr>
+        <w:lastRenderedPageBreak/>
+        <w:drawing>
+          <wp:inline distT="0" distB="0" distL="0" distR="0" wp14:anchorId="4C776B3F" wp14:editId="67EDAB64">
+            <wp:extent cx="3981450" cy="3813220"/>
+            <wp:effectExtent l="0" t="0" r="0" b="0"/>
+            <wp:docPr id="38" name="Picture 38"/>
+            <wp:cNvGraphicFramePr>
+              <a:graphicFrameLocks xmlns:a="http://schemas.openxmlformats.org/drawingml/2006/main" noChangeAspect="1"/>
+            </wp:cNvGraphicFramePr>
+            <a:graphic xmlns:a="http://schemas.openxmlformats.org/drawingml/2006/main">
+              <a:graphicData uri="http://schemas.openxmlformats.org/drawingml/2006/picture">
+                <pic:pic xmlns:pic="http://schemas.openxmlformats.org/drawingml/2006/picture">
+                  <pic:nvPicPr>
+                    <pic:cNvPr id="1" name=""/>
+                    <pic:cNvPicPr/>
+                  </pic:nvPicPr>
+                  <pic:blipFill>
+                    <a:blip r:embed="rId43"/>
+                    <a:stretch>
+                      <a:fillRect/>
+                    </a:stretch>
+                  </pic:blipFill>
+                  <pic:spPr>
+                    <a:xfrm>
+                      <a:off x="0" y="0"/>
+                      <a:ext cx="3987238" cy="3818763"/>
+                    </a:xfrm>
+                    <a:prstGeom prst="rect">
+                      <a:avLst/>
+                    </a:prstGeom>
+                  </pic:spPr>
+                </pic:pic>
+              </a:graphicData>
+            </a:graphic>
+          </wp:inline>
+        </w:drawing>
+      </w:r>
+    </w:p>
+    <w:p>
+      <w:pPr>
+        <w:rPr>
+          <w:rFonts w:ascii="Times New Roman" w:hAnsi="Times New Roman"/>
+          <w:b/>
+        </w:rPr>
+      </w:pPr>
+      <w:r>
+        <w:rPr>
+          <w:rFonts w:ascii="Times New Roman" w:hAnsi="Times New Roman"/>
+          <w:b/>
+        </w:rPr>
+        <w:t>Step 4: Decrypt Message</w:t>
+      </w:r>
+    </w:p>
+    <w:p>
+      <w:pPr>
+        <w:pStyle w:val="pdq2pgselectionanchorcontainer"/>
+      </w:pPr>
+      <w:r>
+        <w:t>The encrypted ciphertext is decrypted using the RSA private key to recover the original ASCII values.</w:t>
+      </w:r>
+      <w:r>
+        <w:br/>
+        <w:t>These values are converted back into characters, reproducing the original plaintext message.</w:t>
+      </w:r>
+    </w:p>
+    <w:p>
+      <w:pPr>
+        <w:rPr>
+          <w:rFonts w:ascii="Times New Roman" w:hAnsi="Times New Roman"/>
+          <w:b/>
+          <w:sz w:val="28"/>
+          <w:szCs w:val="28"/>
+        </w:rPr>
+      </w:pPr>
+    </w:p>
+    <w:p>
+      <w:pPr>
+        <w:rPr>
+          <w:rFonts w:ascii="Times New Roman" w:hAnsi="Times New Roman"/>
+          <w:sz w:val="28"/>
+          <w:szCs w:val="28"/>
+        </w:rPr>
+      </w:pPr>
+    </w:p>
+    <w:p>
+      <w:pPr>
+        <w:rPr>
+          <w:rFonts w:ascii="Times New Roman" w:hAnsi="Times New Roman"/>
+          <w:sz w:val="28"/>
+          <w:szCs w:val="28"/>
+        </w:rPr>
+      </w:pPr>
+    </w:p>
+    <w:p>
+      <w:pPr>
+        <w:rPr>
+          <w:rFonts w:ascii="Times New Roman" w:hAnsi="Times New Roman"/>
+          <w:sz w:val="28"/>
+          <w:szCs w:val="28"/>
+        </w:rPr>
+      </w:pPr>
+      <w:r>
+        <w:rPr>
+          <w:rFonts w:ascii="Times New Roman" w:hAnsi="Times New Roman"/>
+          <w:sz w:val="28"/>
+          <w:szCs w:val="28"/>
+        </w:rPr>
+        <w:lastRenderedPageBreak/>
+        <w:drawing>
+          <wp:inline distT="0" distB="0" distL="0" distR="0" wp14:anchorId="235E0F65" wp14:editId="6A816138">
+            <wp:extent cx="4582164" cy="3115110"/>
+            <wp:effectExtent l="0" t="0" r="0" b="9525"/>
+            <wp:docPr id="39" name="Picture 39"/>
+            <wp:cNvGraphicFramePr>
+              <a:graphicFrameLocks xmlns:a="http://schemas.openxmlformats.org/drawingml/2006/main" noChangeAspect="1"/>
+            </wp:cNvGraphicFramePr>
+            <a:graphic xmlns:a="http://schemas.openxmlformats.org/drawingml/2006/main">
+              <a:graphicData uri="http://schemas.openxmlformats.org/drawingml/2006/picture">
+                <pic:pic xmlns:pic="http://schemas.openxmlformats.org/drawingml/2006/picture">
+                  <pic:nvPicPr>
+                    <pic:cNvPr id="1" name=""/>
+                    <pic:cNvPicPr/>
+                  </pic:nvPicPr>
+                  <pic:blipFill>
+                    <a:blip r:embed="rId44"/>
+                    <a:stretch>
+                      <a:fillRect/>
+                    </a:stretch>
+                  </pic:blipFill>
+                  <pic:spPr>
+                    <a:xfrm>
+                      <a:off x="0" y="0"/>
+                      <a:ext cx="4582164" cy="3115110"/>
+                    </a:xfrm>
+                    <a:prstGeom prst="rect">
+                      <a:avLst/>
+                    </a:prstGeom>
+                  </pic:spPr>
+                </pic:pic>
+              </a:graphicData>
+            </a:graphic>
+          </wp:inline>
+        </w:drawing>
+      </w:r>
+    </w:p>
+    <w:p>
+      <w:pPr>
+        <w:pStyle w:val="Heading3"/>
+        <w:rPr>
+          <w:rFonts w:ascii="Times New Roman" w:hAnsi="Times New Roman" w:cs="Times New Roman"/>
+          <w:color w:val="auto"/>
+          <w:kern w:val="0"/>
+          <w:sz w:val="27"/>
+          <w:szCs w:val="27"/>
+        </w:rPr>
+      </w:pPr>
+      <w:bookmarkStart w:id="117" w:name="_Toc234191157"/>
+      <w:r>
+        <w:rPr>
+          <w:rStyle w:val="Strong"/>
+          <w:rFonts w:ascii="Times New Roman" w:hAnsi="Times New Roman" w:cs="Times New Roman"/>
+          <w:bCs w:val="0"/>
+          <w:color w:val="auto"/>
+        </w:rPr>
+        <w:t>Step 5: Sign Message</w:t>
+      </w:r>
+      <w:r>
+        <w:rPr>
+          <w:rFonts w:ascii="Times New Roman" w:hAnsi="Times New Roman" w:cs="Times New Roman"/>
+          <w:color w:val="auto"/>
+        </w:rPr>
+        <w:br/>
+        <w:t>The program computes the SHA-256 hash of the message and encrypts the hash using the RSA private key to create a digital signature.</w:t>
+      </w:r>
+      <w:r>
+        <w:rPr>
+          <w:rFonts w:ascii="Times New Roman" w:hAnsi="Times New Roman" w:cs="Times New Roman"/>
+          <w:color w:val="auto"/>
+        </w:rPr>
+        <w:br/>
+        <w:t>This signature proves that the message originated from the legitimate sender and has not been altered.</w:t>
+      </w:r>
+      <w:bookmarkEnd w:id="117"/>
+    </w:p>
+    <w:p>
+      <w:pPr>
+        <w:rPr>
+          <w:rFonts w:ascii="Times New Roman" w:hAnsi="Times New Roman"/>
+          <w:sz w:val="28"/>
+          <w:szCs w:val="28"/>
+        </w:rPr>
+      </w:pPr>
+    </w:p>
+    <w:p>
+      <w:pPr>
+        <w:rPr>
+          <w:rFonts w:ascii="Times New Roman" w:hAnsi="Times New Roman"/>
+          <w:sz w:val="28"/>
+          <w:szCs w:val="28"/>
+        </w:rPr>
+      </w:pPr>
+    </w:p>
+    <w:p>
+      <w:pPr>
+        <w:rPr>
+          <w:rFonts w:ascii="Times New Roman" w:hAnsi="Times New Roman"/>
+          <w:sz w:val="28"/>
+          <w:szCs w:val="28"/>
+        </w:rPr>
+      </w:pPr>
+      <w:r>
+        <w:rPr>
+          <w:rFonts w:ascii="Times New Roman" w:hAnsi="Times New Roman"/>
+          <w:sz w:val="28"/>
+          <w:szCs w:val="28"/>
+        </w:rPr>
+        <w:drawing>
+          <wp:inline distT="0" distB="0" distL="0" distR="0" wp14:anchorId="0D07A2D9" wp14:editId="78FF221D">
+            <wp:extent cx="5058481" cy="2791215"/>
+            <wp:effectExtent l="0" t="0" r="0" b="9525"/>
+            <wp:docPr id="40" name="Picture 40"/>
+            <wp:cNvGraphicFramePr>
+              <a:graphicFrameLocks xmlns:a="http://schemas.openxmlformats.org/drawingml/2006/main" noChangeAspect="1"/>
+            </wp:cNvGraphicFramePr>
+            <a:graphic xmlns:a="http://schemas.openxmlformats.org/drawingml/2006/main">
+              <a:graphicData uri="http://schemas.openxmlformats.org/drawingml/2006/picture">
+                <pic:pic xmlns:pic="http://schemas.openxmlformats.org/drawingml/2006/picture">
+                  <pic:nvPicPr>
+                    <pic:cNvPr id="1" name=""/>
+                    <pic:cNvPicPr/>
+                  </pic:nvPicPr>
+                  <pic:blipFill>
+                    <a:blip r:embed="rId45"/>
+                    <a:stretch>
+                      <a:fillRect/>
+                    </a:stretch>
+                  </pic:blipFill>
+                  <pic:spPr>
+                    <a:xfrm>
+                      <a:off x="0" y="0"/>
+                      <a:ext cx="5058481" cy="2791215"/>
+                    </a:xfrm>
+                    <a:prstGeom prst="rect">
+                      <a:avLst/>
+                    </a:prstGeom>
+                  </pic:spPr>
+                </pic:pic>
+              </a:graphicData>
+            </a:graphic>
+          </wp:inline>
+        </w:drawing>
+      </w:r>
+    </w:p>
+    <w:p>
+      <w:pPr>
+        <w:pStyle w:val="Heading3"/>
+        <w:rPr>
+          <w:rFonts w:ascii="Times New Roman" w:hAnsi="Times New Roman" w:cs="Times New Roman"/>
+          <w:color w:val="auto"/>
+          <w:kern w:val="0"/>
+          <w:sz w:val="27"/>
+          <w:szCs w:val="27"/>
+        </w:rPr>
+      </w:pPr>
+      <w:bookmarkStart w:id="118" w:name="_Toc234191158"/>
+      <w:r>
+        <w:rPr>
+          <w:rStyle w:val="Strong"/>
+          <w:rFonts w:ascii="Times New Roman" w:hAnsi="Times New Roman" w:cs="Times New Roman"/>
+          <w:bCs w:val="0"/>
+          <w:color w:val="auto"/>
+        </w:rPr>
+        <w:lastRenderedPageBreak/>
+        <w:t>Step 6: Verify Signature</w:t>
+      </w:r>
+      <w:r>
+        <w:rPr>
+          <w:rFonts w:ascii="Times New Roman" w:hAnsi="Times New Roman" w:cs="Times New Roman"/>
+          <w:color w:val="auto"/>
+        </w:rPr>
+        <w:br/>
+        <w:t>The program decrypts the digital signature using the sender's public key and compares the recovered hash with a newly generated hash of the message.</w:t>
+      </w:r>
+      <w:r>
+        <w:rPr>
+          <w:rFonts w:ascii="Times New Roman" w:hAnsi="Times New Roman" w:cs="Times New Roman"/>
+          <w:color w:val="auto"/>
+        </w:rPr>
+        <w:br/>
+        <w:t>If both hashes match, the signature is confirmed as valid and the message integrity is verified.</w:t>
+      </w:r>
+      <w:bookmarkEnd w:id="118"/>
+    </w:p>
+    <w:p>
+      <w:pPr>
+        <w:rPr>
+          <w:rFonts w:ascii="Times New Roman" w:hAnsi="Times New Roman"/>
+          <w:sz w:val="28"/>
+          <w:szCs w:val="28"/>
+        </w:rPr>
+      </w:pPr>
+    </w:p>
+    <w:p>
+      <w:pPr>
+        <w:rPr>
+          <w:rFonts w:ascii="Times New Roman" w:hAnsi="Times New Roman"/>
+          <w:sz w:val="28"/>
+          <w:szCs w:val="28"/>
+        </w:rPr>
+      </w:pPr>
+      <w:r>
+        <w:rPr>
+          <w:rFonts w:ascii="Times New Roman" w:hAnsi="Times New Roman"/>
+          <w:sz w:val="28"/>
+          <w:szCs w:val="28"/>
+        </w:rPr>
+        <w:drawing>
+          <wp:inline distT="0" distB="0" distL="0" distR="0" wp14:anchorId="2B43825E" wp14:editId="57ED2950">
+            <wp:extent cx="4858428" cy="3429479"/>
+            <wp:effectExtent l="0" t="0" r="0" b="0"/>
+            <wp:docPr id="41" name="Picture 41"/>
+            <wp:cNvGraphicFramePr>
+              <a:graphicFrameLocks xmlns:a="http://schemas.openxmlformats.org/drawingml/2006/main" noChangeAspect="1"/>
+            </wp:cNvGraphicFramePr>
+            <a:graphic xmlns:a="http://schemas.openxmlformats.org/drawingml/2006/main">
+              <a:graphicData uri="http://schemas.openxmlformats.org/drawingml/2006/picture">
+                <pic:pic xmlns:pic="http://schemas.openxmlformats.org/drawingml/2006/picture">
+                  <pic:nvPicPr>
+                    <pic:cNvPr id="1" name=""/>
+                    <pic:cNvPicPr/>
+                  </pic:nvPicPr>
+                  <pic:blipFill>
+                    <a:blip r:embed="rId46"/>
+                    <a:stretch>
+                      <a:fillRect/>
+                    </a:stretch>
+                  </pic:blipFill>
+                  <pic:spPr>
+                    <a:xfrm>
+                      <a:off x="0" y="0"/>
+                      <a:ext cx="4858428" cy="3429479"/>
+                    </a:xfrm>
+                    <a:prstGeom prst="rect">
+                      <a:avLst/>
+                    </a:prstGeom>
+                  </pic:spPr>
+                </pic:pic>
+              </a:graphicData>
+            </a:graphic>
+          </wp:inline>
+        </w:drawing>
+      </w:r>
+    </w:p>
+    <w:p>
+      <w:pPr>
+        <w:pStyle w:val="Heading3"/>
+        <w:rPr>
+          <w:rFonts w:ascii="Times New Roman" w:hAnsi="Times New Roman" w:cs="Times New Roman"/>
+          <w:color w:val="auto"/>
+          <w:kern w:val="0"/>
+          <w:sz w:val="27"/>
+          <w:szCs w:val="27"/>
+        </w:rPr>
+      </w:pPr>
+      <w:bookmarkStart w:id="119" w:name="_Toc234191159"/>
+      <w:r>
+        <w:rPr>
+          <w:rStyle w:val="Strong"/>
+          <w:rFonts w:ascii="Times New Roman" w:hAnsi="Times New Roman" w:cs="Times New Roman"/>
+          <w:bCs w:val="0"/>
+          <w:color w:val="auto"/>
+        </w:rPr>
+        <w:t>Step 7: Miller–Rabin Prime Test</w:t>
+      </w:r>
+      <w:r>
+        <w:br/>
+      </w:r>
+      <w:r>
+        <w:rPr>
+          <w:rFonts w:ascii="Times New Roman" w:hAnsi="Times New Roman" w:cs="Times New Roman"/>
+          <w:color w:val="auto"/>
+        </w:rPr>
+        <w:t>The program generates ten random numbers and uses the Miller–Rabin algorithm to determine whether each is probably prime or composite.</w:t>
+      </w:r>
+      <w:r>
+        <w:rPr>
+          <w:rFonts w:ascii="Times New Roman" w:hAnsi="Times New Roman" w:cs="Times New Roman"/>
+          <w:color w:val="auto"/>
+        </w:rPr>
+        <w:br/>
+        <w:t>This demonstrates the probabilistic method used to efficiently identify prime numbers for RSA key generation.</w:t>
+      </w:r>
+      <w:bookmarkEnd w:id="119"/>
+    </w:p>
+    <w:p>
+      <w:pPr>
+        <w:rPr>
+          <w:rFonts w:ascii="Times New Roman" w:hAnsi="Times New Roman"/>
+          <w:sz w:val="28"/>
+          <w:szCs w:val="28"/>
+        </w:rPr>
+      </w:pPr>
+    </w:p>
+    <w:p>
+      <w:pPr>
+        <w:rPr>
+          <w:rFonts w:ascii="Times New Roman" w:hAnsi="Times New Roman"/>
+          <w:sz w:val="28"/>
+          <w:szCs w:val="28"/>
+        </w:rPr>
+      </w:pPr>
+      <w:r>
+        <w:rPr>
+          <w:rFonts w:ascii="Times New Roman" w:hAnsi="Times New Roman"/>
+          <w:sz w:val="28"/>
+          <w:szCs w:val="28"/>
+        </w:rPr>
+        <w:lastRenderedPageBreak/>
+        <w:drawing>
+          <wp:inline distT="0" distB="0" distL="0" distR="0" wp14:anchorId="7F391887" wp14:editId="7E53E2CE">
+            <wp:extent cx="4317094" cy="2300605"/>
+            <wp:effectExtent l="0" t="0" r="7620" b="4445"/>
+            <wp:docPr id="42" name="Picture 42"/>
+            <wp:cNvGraphicFramePr>
+              <a:graphicFrameLocks xmlns:a="http://schemas.openxmlformats.org/drawingml/2006/main" noChangeAspect="1"/>
+            </wp:cNvGraphicFramePr>
+            <a:graphic xmlns:a="http://schemas.openxmlformats.org/drawingml/2006/main">
+              <a:graphicData uri="http://schemas.openxmlformats.org/drawingml/2006/picture">
+                <pic:pic xmlns:pic="http://schemas.openxmlformats.org/drawingml/2006/picture">
+                  <pic:nvPicPr>
+                    <pic:cNvPr id="1" name=""/>
+                    <pic:cNvPicPr/>
+                  </pic:nvPicPr>
+                  <pic:blipFill>
+                    <a:blip r:embed="rId47"/>
+                    <a:stretch>
+                      <a:fillRect/>
+                    </a:stretch>
+                  </pic:blipFill>
+                  <pic:spPr>
+                    <a:xfrm>
+                      <a:off x="0" y="0"/>
+                      <a:ext cx="4351831" cy="2319117"/>
+                    </a:xfrm>
+                    <a:prstGeom prst="rect">
+                      <a:avLst/>
+                    </a:prstGeom>
+                  </pic:spPr>
+                </pic:pic>
+              </a:graphicData>
+            </a:graphic>
+          </wp:inline>
+        </w:drawing>
+      </w:r>
+    </w:p>
+    <w:p>
+      <w:pPr>
+        <w:pStyle w:val="Heading3"/>
+        <w:rPr>
+          <w:rFonts w:ascii="Times New Roman" w:hAnsi="Times New Roman"/>
+          <w:kern w:val="0"/>
+          <w:sz w:val="27"/>
+          <w:szCs w:val="27"/>
+        </w:rPr>
+      </w:pPr>
+      <w:bookmarkStart w:id="120" w:name="_Toc234191160"/>
+      <w:r>
+        <w:rPr>
+          <w:rStyle w:val="Strong"/>
+          <w:rFonts w:ascii="Times New Roman" w:hAnsi="Times New Roman" w:cs="Times New Roman"/>
+          <w:bCs w:val="0"/>
+          <w:color w:val="auto"/>
+        </w:rPr>
+        <w:t>Step 8: RSA Secure Chat</w:t>
+      </w:r>
+      <w:r>
+        <w:rPr>
+          <w:rFonts w:ascii="Times New Roman" w:hAnsi="Times New Roman" w:cs="Times New Roman"/>
+          <w:color w:val="auto"/>
+        </w:rPr>
+        <w:br/>
+        <w:t>The secure chat simulation demonstrates how Alice encrypts a message using Bob's public key before sending it over an insecure network.</w:t>
+      </w:r>
+      <w:r>
+        <w:rPr>
+          <w:rFonts w:ascii="Times New Roman" w:hAnsi="Times New Roman" w:cs="Times New Roman"/>
+          <w:color w:val="auto"/>
+        </w:rPr>
+        <w:br/>
+        <w:t>Bob decrypts the ciphertext with his private key to recover the original message, illustrating secure communication using RSA</w:t>
+      </w:r>
+      <w:r>
+        <w:t>.</w:t>
+      </w:r>
+      <w:bookmarkEnd w:id="120"/>
+    </w:p>
+    <w:p>
+      <w:pPr>
+        <w:rPr>
+          <w:rFonts w:ascii="Times New Roman" w:hAnsi="Times New Roman"/>
+          <w:sz w:val="28"/>
+          <w:szCs w:val="28"/>
+        </w:rPr>
+      </w:pPr>
+    </w:p>
+    <w:p>
+      <w:pPr>
+        <w:rPr>
+          <w:rFonts w:ascii="Times New Roman" w:hAnsi="Times New Roman"/>
+          <w:sz w:val="28"/>
+          <w:szCs w:val="28"/>
+        </w:rPr>
+      </w:pPr>
+      <w:r>
+        <w:rPr>
+          <w:rFonts w:ascii="Times New Roman" w:hAnsi="Times New Roman"/>
+          <w:sz w:val="28"/>
+          <w:szCs w:val="28"/>
+        </w:rPr>
+        <w:lastRenderedPageBreak/>
+        <w:drawing>
+          <wp:inline distT="0" distB="0" distL="0" distR="0" wp14:anchorId="6B35616E" wp14:editId="6BD34AE4">
+            <wp:extent cx="5943600" cy="4479925"/>
+            <wp:effectExtent l="0" t="0" r="0" b="0"/>
+            <wp:docPr id="43" name="Picture 43"/>
+            <wp:cNvGraphicFramePr>
+              <a:graphicFrameLocks xmlns:a="http://schemas.openxmlformats.org/drawingml/2006/main" noChangeAspect="1"/>
+            </wp:cNvGraphicFramePr>
+            <a:graphic xmlns:a="http://schemas.openxmlformats.org/drawingml/2006/main">
+              <a:graphicData uri="http://schemas.openxmlformats.org/drawingml/2006/picture">
+                <pic:pic xmlns:pic="http://schemas.openxmlformats.org/drawingml/2006/picture">
+                  <pic:nvPicPr>
+                    <pic:cNvPr id="1" name=""/>
+                    <pic:cNvPicPr/>
+                  </pic:nvPicPr>
+                  <pic:blipFill>
+                    <a:blip r:embed="rId48"/>
+                    <a:stretch>
+                      <a:fillRect/>
+                    </a:stretch>
+                  </pic:blipFill>
+                  <pic:spPr>
+                    <a:xfrm>
+                      <a:off x="0" y="0"/>
+                      <a:ext cx="5943600" cy="4479925"/>
+                    </a:xfrm>
+                    <a:prstGeom prst="rect">
+                      <a:avLst/>
+                    </a:prstGeom>
+                  </pic:spPr>
+                </pic:pic>
+              </a:graphicData>
+            </a:graphic>
+          </wp:inline>
+        </w:drawing>
+      </w:r>
+    </w:p>
+    <w:p>
+      <w:pPr>
+        <w:pStyle w:val="Heading3"/>
+        <w:rPr>
+          <w:rFonts w:ascii="Times New Roman" w:hAnsi="Times New Roman" w:cs="Times New Roman"/>
+          <w:color w:val="auto"/>
+          <w:kern w:val="0"/>
+          <w:sz w:val="27"/>
+          <w:szCs w:val="27"/>
+        </w:rPr>
+      </w:pPr>
+      <w:bookmarkStart w:id="121" w:name="_Toc234191161"/>
+      <w:r>
+        <w:rPr>
+          <w:rStyle w:val="Strong"/>
+          <w:rFonts w:ascii="Times New Roman" w:hAnsi="Times New Roman" w:cs="Times New Roman"/>
+          <w:bCs w:val="0"/>
+          <w:color w:val="auto"/>
+        </w:rPr>
+        <w:t>Step 9: Small Prime Risk Demonstration</w:t>
+      </w:r>
+      <w:r>
+        <w:rPr>
+          <w:rFonts w:ascii="Times New Roman" w:hAnsi="Times New Roman" w:cs="Times New Roman"/>
+          <w:color w:val="auto"/>
+        </w:rPr>
+        <w:br/>
+        <w:t>The program intentionally generates RSA keys using very small prime numbers to show how easily the modulus can be factored.</w:t>
+      </w:r>
+      <w:r>
+        <w:rPr>
+          <w:rFonts w:ascii="Times New Roman" w:hAnsi="Times New Roman" w:cs="Times New Roman"/>
+          <w:color w:val="auto"/>
+        </w:rPr>
+        <w:br/>
+        <w:t>Once the primes are recovered, an attacker can reconstruct the private key, demonstrating why real RSA implementations use very large prime numbers.</w:t>
+      </w:r>
+      <w:bookmarkEnd w:id="121"/>
+    </w:p>
+    <w:p>
+      <w:pPr>
+        <w:rPr>
+          <w:rFonts w:ascii="Times New Roman" w:hAnsi="Times New Roman"/>
+          <w:sz w:val="28"/>
+          <w:szCs w:val="28"/>
+        </w:rPr>
+      </w:pPr>
+    </w:p>
+    <w:p>
+      <w:pPr>
+        <w:rPr>
+          <w:rFonts w:ascii="Times New Roman" w:hAnsi="Times New Roman"/>
+          <w:sz w:val="28"/>
+          <w:szCs w:val="28"/>
+        </w:rPr>
+      </w:pPr>
+    </w:p>
+    <w:p>
+      <w:pPr>
+        <w:rPr>
+          <w:rFonts w:ascii="Times New Roman" w:hAnsi="Times New Roman"/>
+          <w:sz w:val="28"/>
+          <w:szCs w:val="28"/>
+        </w:rPr>
+      </w:pPr>
+      <w:r>
+        <w:rPr>
+          <w:rFonts w:ascii="Times New Roman" w:hAnsi="Times New Roman"/>
+          <w:sz w:val="28"/>
+          <w:szCs w:val="28"/>
+        </w:rPr>
+        <w:lastRenderedPageBreak/>
+        <w:drawing>
+          <wp:inline distT="0" distB="0" distL="0" distR="0" wp14:anchorId="004F3BE6" wp14:editId="7AB9A438">
+            <wp:extent cx="3286584" cy="2905530"/>
+            <wp:effectExtent l="0" t="0" r="9525" b="0"/>
+            <wp:docPr id="44" name="Picture 44"/>
+            <wp:cNvGraphicFramePr>
+              <a:graphicFrameLocks xmlns:a="http://schemas.openxmlformats.org/drawingml/2006/main" noChangeAspect="1"/>
+            </wp:cNvGraphicFramePr>
+            <a:graphic xmlns:a="http://schemas.openxmlformats.org/drawingml/2006/main">
+              <a:graphicData uri="http://schemas.openxmlformats.org/drawingml/2006/picture">
+                <pic:pic xmlns:pic="http://schemas.openxmlformats.org/drawingml/2006/picture">
+                  <pic:nvPicPr>
+                    <pic:cNvPr id="1" name=""/>
+                    <pic:cNvPicPr/>
+                  </pic:nvPicPr>
+                  <pic:blipFill>
+                    <a:blip r:embed="rId49"/>
+                    <a:stretch>
+                      <a:fillRect/>
+                    </a:stretch>
+                  </pic:blipFill>
+                  <pic:spPr>
+                    <a:xfrm>
+                      <a:off x="0" y="0"/>
+                      <a:ext cx="3286584" cy="2905530"/>
+                    </a:xfrm>
+                    <a:prstGeom prst="rect">
+                      <a:avLst/>
+                    </a:prstGeom>
+                  </pic:spPr>
+                </pic:pic>
+              </a:graphicData>
+            </a:graphic>
+          </wp:inline>
+        </w:drawing>
+      </w:r>
+    </w:p>
+    <w:p>
+      <w:pPr>
+        <w:pStyle w:val="Heading3"/>
+        <w:rPr>
+          <w:rFonts w:ascii="Times New Roman" w:hAnsi="Times New Roman" w:cs="Times New Roman"/>
+          <w:color w:val="auto"/>
+          <w:kern w:val="0"/>
+          <w:sz w:val="27"/>
+          <w:szCs w:val="27"/>
+        </w:rPr>
+      </w:pPr>
+      <w:bookmarkStart w:id="122" w:name="_Toc234191162"/>
+      <w:r>
+        <w:rPr>
+          <w:rStyle w:val="Strong"/>
+          <w:rFonts w:ascii="Times New Roman" w:hAnsi="Times New Roman" w:cs="Times New Roman"/>
+          <w:bCs w:val="0"/>
+          <w:color w:val="auto"/>
+        </w:rPr>
+        <w:t>Step 10: Exit</w:t>
+      </w:r>
+      <w:r>
+        <w:rPr>
+          <w:rFonts w:ascii="Times New Roman" w:hAnsi="Times New Roman" w:cs="Times New Roman"/>
+          <w:color w:val="auto"/>
+        </w:rPr>
+        <w:br/>
+        <w:t>Selecting the Exit option safely terminates the RSA Security System and closes the application.</w:t>
+      </w:r>
+      <w:r>
+        <w:rPr>
+          <w:rFonts w:ascii="Times New Roman" w:hAnsi="Times New Roman" w:cs="Times New Roman"/>
+          <w:color w:val="auto"/>
+        </w:rPr>
+        <w:br/>
+        <w:t>This marks the completion of all cryptographic operations performed during the session.</w:t>
+      </w:r>
+      <w:bookmarkEnd w:id="122"/>
+    </w:p>
+    <w:p>
+      <w:pPr>
+        <w:rPr>
+          <w:rFonts w:ascii="Times New Roman" w:hAnsi="Times New Roman"/>
+          <w:b/>
+          <w:sz w:val="28"/>
+          <w:szCs w:val="28"/>
+        </w:rPr>
+      </w:pPr>
+      <w:r>
+        <w:rPr>
+          <w:rFonts w:ascii="Times New Roman" w:hAnsi="Times New Roman"/>
+          <w:b/>
+          <w:sz w:val="28"/>
+          <w:szCs w:val="28"/>
+        </w:rPr>
+        <w:t>Flowchart</w:t>
+      </w:r>
+    </w:p>
+    <w:p>
+      <w:pPr>
+        <w:rPr>
+          <w:rFonts w:ascii="Times New Roman" w:hAnsi="Times New Roman"/>
+          <w:b/>
+          <w:sz w:val="28"/>
+          <w:szCs w:val="28"/>
+        </w:rPr>
+      </w:pPr>
+      <w:r>
+        <w:rPr>
+          <w:rFonts w:ascii="Times New Roman" w:hAnsi="Times New Roman"/>
+          <w:b/>
+          <w:noProof/>
+          <w:sz w:val="28"/>
+          <w:szCs w:val="28"/>
+        </w:rPr>
+        <w:lastRenderedPageBreak/>
+        <w:drawing>
+          <wp:inline distT="0" distB="0" distL="0" distR="0" wp14:anchorId="776FB8E7" wp14:editId="35F87988">
+            <wp:extent cx="3505200" cy="12315825"/>
+            <wp:effectExtent l="0" t="0" r="0" b="9525"/>
+            <wp:docPr id="45" name="Picture 45" descr="C:\Users\hibaq\Downloads\RSA_Flowchart.png"/>
+            <wp:cNvGraphicFramePr>
+              <a:graphicFrameLocks xmlns:a="http://schemas.openxmlformats.org/drawingml/2006/main" noChangeAspect="1"/>
+            </wp:cNvGraphicFramePr>
+            <a:graphic xmlns:a="http://schemas.openxmlformats.org/drawingml/2006/main">
+              <a:graphicData uri="http://schemas.openxmlformats.org/drawingml/2006/picture">
+                <pic:pic xmlns:pic="http://schemas.openxmlformats.org/drawingml/2006/picture">
+                  <pic:nvPicPr>
+                    <pic:cNvPr id="0" name="Picture 1" descr="C:\Users\hibaq\Downloads\RSA_Flowchart.png"/>
+                    <pic:cNvPicPr>
+                      <a:picLocks noChangeAspect="1" noChangeArrowheads="1"/>
+                    </pic:cNvPicPr>
+                  </pic:nvPicPr>
+                  <pic:blipFill>
+                    <a:blip r:embed="rId50">
+                      <a:extLst>
+                        <a:ext uri="{28A0092B-C50C-407E-A947-70E740481C1C}">
+                          <a14:useLocalDpi xmlns:a14="http://schemas.microsoft.com/office/drawing/2010/main" val="0"/>
+                        </a:ext>
+                      </a:extLst>
+                    </a:blip>
+                    <a:srcRect/>
+                    <a:stretch>
+                      <a:fillRect/>
+                    </a:stretch>
+                  </pic:blipFill>
+                  <pic:spPr bwMode="auto">
+                    <a:xfrm>
+                      <a:off x="0" y="0"/>
+                      <a:ext cx="3505200" cy="12315825"/>
+                    </a:xfrm>
+                    <a:prstGeom prst="rect">
+                      <a:avLst/>
+                    </a:prstGeom>
+                    <a:noFill/>
+                    <a:ln>
+                      <a:noFill/>
+                    </a:ln>
+                  </pic:spPr>
+                </pic:pic>
+              </a:graphicData>
+            </a:graphic>
+          </wp:inline>
+        </w:drawing>
+      </w:r>
+    </w:p>
+    <w:p>
+      <w:pPr>
+        <w:pStyle w:val="Heading1"/>
+        <w:rPr>
+          <w:rFonts w:ascii="Times New Roman" w:hAnsi="Times New Roman" w:cs="Times New Roman"/>
+          <w:b/>
+          <w:color w:val="auto"/>
+          <w:kern w:val="36"/>
+          <w:sz w:val="28"/>
+          <w:szCs w:val="28"/>
+        </w:rPr>
+      </w:pPr>
+      <w:bookmarkStart w:id="123" w:name="_Toc234191163"/>
+      <w:r>
+        <w:rPr>
+          <w:rFonts w:ascii="Times New Roman" w:hAnsi="Times New Roman" w:cs="Times New Roman"/>
+          <w:b/>
+          <w:color w:val="auto"/>
+          <w:sz w:val="28"/>
+          <w:szCs w:val="28"/>
+        </w:rPr>
+        <w:lastRenderedPageBreak/>
+        <w:t>RSA in HTTPS and SSL/TLS Communication</w:t>
+      </w:r>
+      <w:bookmarkEnd w:id="123"/>
+    </w:p>
+    <w:p>
+      <w:pPr>
+        <w:pStyle w:val="Heading2"/>
+        <w:rPr>
+          <w:sz w:val="24"/>
+          <w:szCs w:val="24"/>
+        </w:rPr>
+      </w:pPr>
+      <w:bookmarkStart w:id="124" w:name="_Toc234191164"/>
+      <w:r>
+        <w:rPr>
+          <w:sz w:val="24"/>
+          <w:szCs w:val="24"/>
+        </w:rPr>
+        <w:t>Introduction</w:t>
+      </w:r>
+      <w:bookmarkEnd w:id="124"/>
+    </w:p>
+    <w:p>
+      <w:pPr>
+        <w:pStyle w:val="NormalWeb"/>
+      </w:pPr>
+      <w:r>
+        <w:t xml:space="preserve">The RSA cryptographic algorithm is one of the most widely used public-key encryption systems in modern computer security. Developed by Ron </w:t>
+      </w:r>
+      <w:proofErr w:type="spellStart"/>
+      <w:r>
+        <w:t>Rivest</w:t>
+      </w:r>
+      <w:proofErr w:type="spellEnd"/>
+      <w:r>
+        <w:t xml:space="preserve">, Adi Shamir, and Leonard </w:t>
+      </w:r>
+      <w:proofErr w:type="spellStart"/>
+      <w:r>
+        <w:t>Adleman</w:t>
+      </w:r>
+      <w:proofErr w:type="spellEnd"/>
+      <w:r>
+        <w:t xml:space="preserve"> in 1977, RSA enables secure communication over insecure networks by using a pair of mathematically related keys: a public key for encryption and a private key for decryption. Although newer cryptographic techniques are now commonly used for encrypting large amounts of data, RSA remains an essential component of secure internet communications.</w:t>
+      </w:r>
+    </w:p>
+    <w:p>
+      <w:pPr>
+        <w:pStyle w:val="Heading2"/>
+        <w:rPr>
+          <w:sz w:val="24"/>
+          <w:szCs w:val="24"/>
+        </w:rPr>
+      </w:pPr>
+      <w:bookmarkStart w:id="125" w:name="_Toc234191165"/>
+      <w:r>
+        <w:rPr>
+          <w:sz w:val="24"/>
+          <w:szCs w:val="24"/>
+        </w:rPr>
+        <w:t>How RSA Is Used in HTTPS</w:t>
+      </w:r>
+      <w:bookmarkEnd w:id="125"/>
+    </w:p>
+    <w:p>
+      <w:pPr>
+        <w:pStyle w:val="NormalWeb"/>
+      </w:pPr>
+      <w:r>
+        <w:t>HTTPS (Hypertext Transfer Protocol Secure) is the secure version of HTTP used by websites to protect information exchanged between a user's browser and a web server. When a user visits a secure website, the browser initiates a TLS (Transport Layer Security) handshake with the server. During this process, the server presents a digital certificate containing its RSA public key. The browser verifies the certificate to confirm the server's identity before establishing a secure connection.</w:t>
+      </w:r>
+    </w:p>
+    <w:p>
+      <w:pPr>
+        <w:pStyle w:val="NormalWeb"/>
+      </w:pPr>
+      <w:r>
+        <w:t>RSA is primarily used during the authentication and key exchange phase of the TLS handshake. The server uses its private key to prove its identity, while the public key allows the client to securely exchange or verify the cryptographic information needed to establish a secure session. After the handshake is completed, a symmetric encryption algorithm such as AES is typically used to encrypt the actual data because symmetric encryption is much faster than RSA for large amounts of information.</w:t>
+      </w:r>
+    </w:p>
+    <w:p>
+      <w:pPr>
+        <w:pStyle w:val="Heading2"/>
+        <w:rPr>
+          <w:sz w:val="24"/>
+          <w:szCs w:val="24"/>
+        </w:rPr>
+      </w:pPr>
+      <w:bookmarkStart w:id="126" w:name="_Toc234191166"/>
+      <w:r>
+        <w:rPr>
+          <w:sz w:val="24"/>
+          <w:szCs w:val="24"/>
+        </w:rPr>
+        <w:t>Importance of RSA in Cybersecurity</w:t>
+      </w:r>
+      <w:bookmarkEnd w:id="126"/>
+    </w:p>
+    <w:p>
+      <w:pPr>
+        <w:pStyle w:val="NormalWeb"/>
+      </w:pPr>
+      <w:r>
+        <w:t>RSA plays a vital role in ensuring confidentiality, authentication, and data integrity. Confidentiality is achieved because only the intended recipient possesses the private key required to decrypt protected information. Authentication is provided through digital certificates and digital signatures, allowing users to verify that they are communicating with a legitimate server rather than an attacker. Data integrity is maintained because digital signatures enable recipients to detect any unauthorized modifications made to transmitted information.</w:t>
+      </w:r>
+    </w:p>
+    <w:p>
+      <w:pPr>
+        <w:pStyle w:val="NormalWeb"/>
+      </w:pPr>
+      <w:r>
+        <w:t>RSA is widely used in online banking, e-commerce websites, email security, virtual private networks (VPNs), software code signing, and secure communication systems. These applications rely on RSA to establish trust between communicating parties and to protect sensitive information from unauthorized access.</w:t>
+      </w:r>
+    </w:p>
+    <w:p>
+      <w:pPr>
+        <w:pStyle w:val="Heading2"/>
+        <w:rPr>
+          <w:sz w:val="24"/>
+          <w:szCs w:val="24"/>
+        </w:rPr>
+      </w:pPr>
+      <w:bookmarkStart w:id="127" w:name="_Toc234191167"/>
+      <w:r>
+        <w:rPr>
+          <w:sz w:val="24"/>
+          <w:szCs w:val="24"/>
+        </w:rPr>
+        <w:t>Conclusion</w:t>
+      </w:r>
+      <w:bookmarkEnd w:id="127"/>
+    </w:p>
+    <w:p>
+      <w:pPr>
+        <w:pStyle w:val="NormalWeb"/>
+      </w:pPr>
+      <w:r>
+        <w:t xml:space="preserve">RSA remains one of the foundational algorithms of modern cryptography. Its ability to provide secure key exchange, authentication, and digital signatures makes it an essential component of HTTPS and TLS communications. Although modern TLS implementations often combine RSA </w:t>
+      </w:r>
+      <w:r>
+        <w:lastRenderedPageBreak/>
+        <w:t>with faster symmetric encryption algorithms for efficiency, RSA continues to play a critical role in securing online transactions and protecting digital communications worldwide.</w:t>
+      </w:r>
+    </w:p>
+    <w:p>
+      <w:pPr>
+        <w:rPr>
+          <w:rFonts w:ascii="Times New Roman" w:hAnsi="Times New Roman"/>
+          <w:b/>
+          <w:sz w:val="28"/>
+          <w:szCs w:val="28"/>
         </w:rPr>
       </w:pPr>
     </w:p>
@@ -28691,7 +30834,6 @@
     <w:next w:val="Normal"/>
     <w:link w:val="Heading3Char"/>
     <w:uiPriority w:val="9"/>
-    <w:semiHidden/>
     <w:unhideWhenUsed/>
     <w:qFormat/>
     <w:rsid w:val="0015215E"/>
@@ -28961,7 +31103,6 @@
     <w:basedOn w:val="DefaultParagraphFont"/>
     <w:link w:val="Heading3"/>
     <w:uiPriority w:val="9"/>
-    <w:semiHidden/>
     <w:rsid w:val="0015215E"/>
     <w:rPr>
       <w:rFonts w:asciiTheme="majorHAnsi" w:eastAsiaTheme="majorEastAsia" w:hAnsiTheme="majorHAnsi" w:cstheme="majorBidi"/>
@@ -29328,6 +31469,28 @@
       <w:szCs w:val="22"/>
     </w:rPr>
   </w:style>
+  <w:style w:type="character" w:customStyle="1" w:styleId="150">
+    <w:name w:val="15"/>
+    <w:basedOn w:val="DefaultParagraphFont"/>
+    <w:rsid w:val="004848B6"/>
+    <w:rPr>
+      <w:rFonts w:ascii="Calibri" w:hAnsi="Calibri" w:cs="Calibri" w:hint="default"/>
+      <w:b/>
+      <w:bCs/>
+    </w:rPr>
+  </w:style>
+  <w:style w:type="paragraph" w:customStyle="1" w:styleId="pdq2pgselectionanchorcontainer">
+    <w:name w:val="pdq2pg_selectionanchorcontainer"/>
+    <w:basedOn w:val="Normal"/>
+    <w:rsid w:val="008E3A12"/>
+    <w:pPr>
+      <w:spacing w:after="100" w:afterAutospacing="1" w:line="240" w:lineRule="auto"/>
+    </w:pPr>
+    <w:rPr>
+      <w:rFonts w:ascii="Times New Roman" w:hAnsi="Times New Roman"/>
+      <w:kern w:val="0"/>
+    </w:rPr>
+  </w:style>
 </w:styles>
 </file>
 
@@ -29631,7 +31794,7 @@
 </file>
 
 <file path=customXml/itemProps1.xml><?xml version="1.0" encoding="utf-8"?>
-<ds:datastoreItem xmlns:ds="http://schemas.openxmlformats.org/officeDocument/2006/customXml" ds:itemID="{8F9A5A03-9B12-49A3-AD17-A3B92DB01C96}">
+<ds:datastoreItem xmlns:ds="http://schemas.openxmlformats.org/officeDocument/2006/customXml" ds:itemID="{D44F8559-D2EE-4B36-A9F9-EA198EFA9B46}">
   <ds:schemaRefs>
     <ds:schemaRef ds:uri="http://schemas.openxmlformats.org/officeDocument/2006/bibliography"/>
   </ds:schemaRefs>
